--- a/docs/BlueGate.docx
+++ b/docs/BlueGate.docx
@@ -2184,7 +2184,7 @@
     <w:p>
       <w:r>
         <w:pict w14:anchorId="37069266">
-          <v:rect id="_x0000_i1078" style="width:0;height:1.5pt" o:hralign="center" o:hrstd="t" o:hr="t" fillcolor="#a0a0a0" stroked="f"/>
+          <v:rect id="_x0000_i1030" style="width:0;height:1.5pt" o:hralign="center" o:hrstd="t" o:hr="t" fillcolor="#a0a0a0" stroked="f"/>
         </w:pict>
       </w:r>
     </w:p>
@@ -2269,7 +2269,7 @@
     <w:p>
       <w:r>
         <w:pict w14:anchorId="122B2D0C">
-          <v:rect id="_x0000_i1079" style="width:0;height:1.5pt" o:hralign="center" o:hrstd="t" o:hr="t" fillcolor="#a0a0a0" stroked="f"/>
+          <v:rect id="_x0000_i1031" style="width:0;height:1.5pt" o:hralign="center" o:hrstd="t" o:hr="t" fillcolor="#a0a0a0" stroked="f"/>
         </w:pict>
       </w:r>
     </w:p>
@@ -2306,7 +2306,7 @@
     <w:p>
       <w:r>
         <w:pict w14:anchorId="1D6BDE9B">
-          <v:rect id="_x0000_i1080" style="width:0;height:1.5pt" o:hralign="center" o:hrstd="t" o:hr="t" fillcolor="#a0a0a0" stroked="f"/>
+          <v:rect id="_x0000_i1032" style="width:0;height:1.5pt" o:hralign="center" o:hrstd="t" o:hr="t" fillcolor="#a0a0a0" stroked="f"/>
         </w:pict>
       </w:r>
     </w:p>
@@ -2444,7 +2444,7 @@
     <w:p>
       <w:r>
         <w:pict w14:anchorId="4E47B175">
-          <v:rect id="_x0000_i1081" style="width:0;height:1.5pt" o:hralign="center" o:hrstd="t" o:hr="t" fillcolor="#a0a0a0" stroked="f"/>
+          <v:rect id="_x0000_i1033" style="width:0;height:1.5pt" o:hralign="center" o:hrstd="t" o:hr="t" fillcolor="#a0a0a0" stroked="f"/>
         </w:pict>
       </w:r>
     </w:p>
@@ -2521,7 +2521,7 @@
     <w:p>
       <w:r>
         <w:pict w14:anchorId="2F6FA47B">
-          <v:rect id="_x0000_i1082" style="width:0;height:1.5pt" o:hralign="center" o:hrstd="t" o:hr="t" fillcolor="#a0a0a0" stroked="f"/>
+          <v:rect id="_x0000_i1034" style="width:0;height:1.5pt" o:hralign="center" o:hrstd="t" o:hr="t" fillcolor="#a0a0a0" stroked="f"/>
         </w:pict>
       </w:r>
     </w:p>
@@ -2617,7 +2617,7 @@
     <w:p>
       <w:r>
         <w:pict w14:anchorId="6905C764">
-          <v:rect id="_x0000_i1083" style="width:0;height:1.5pt" o:hralign="center" o:hrstd="t" o:hr="t" fillcolor="#a0a0a0" stroked="f"/>
+          <v:rect id="_x0000_i1035" style="width:0;height:1.5pt" o:hralign="center" o:hrstd="t" o:hr="t" fillcolor="#a0a0a0" stroked="f"/>
         </w:pict>
       </w:r>
     </w:p>
@@ -2747,7 +2747,7 @@
     <w:p>
       <w:r>
         <w:pict w14:anchorId="1DBF36D3">
-          <v:rect id="_x0000_i1084" style="width:0;height:1.5pt" o:hralign="center" o:hrstd="t" o:hr="t" fillcolor="#a0a0a0" stroked="f"/>
+          <v:rect id="_x0000_i1036" style="width:0;height:1.5pt" o:hralign="center" o:hrstd="t" o:hr="t" fillcolor="#a0a0a0" stroked="f"/>
         </w:pict>
       </w:r>
     </w:p>
@@ -2854,7 +2854,7 @@
     <w:p>
       <w:r>
         <w:pict w14:anchorId="4BA6FAEB">
-          <v:rect id="_x0000_i1085" style="width:0;height:1.5pt" o:hralign="center" o:hrstd="t" o:hr="t" fillcolor="#a0a0a0" stroked="f"/>
+          <v:rect id="_x0000_i1037" style="width:0;height:1.5pt" o:hralign="center" o:hrstd="t" o:hr="t" fillcolor="#a0a0a0" stroked="f"/>
         </w:pict>
       </w:r>
     </w:p>
@@ -3079,7 +3079,7 @@
     <w:p>
       <w:r>
         <w:pict w14:anchorId="2E822B54">
-          <v:rect id="_x0000_i1112" style="width:0;height:1.5pt" o:hralign="center" o:hrstd="t" o:hr="t" fillcolor="#a0a0a0" stroked="f"/>
+          <v:rect id="_x0000_i1038" style="width:0;height:1.5pt" o:hralign="center" o:hrstd="t" o:hr="t" fillcolor="#a0a0a0" stroked="f"/>
         </w:pict>
       </w:r>
     </w:p>
@@ -3150,7 +3150,7 @@
     <w:p>
       <w:r>
         <w:pict w14:anchorId="52C4FA39">
-          <v:rect id="_x0000_i1113" style="width:0;height:1.5pt" o:hralign="center" o:hrstd="t" o:hr="t" fillcolor="#a0a0a0" stroked="f"/>
+          <v:rect id="_x0000_i1039" style="width:0;height:1.5pt" o:hralign="center" o:hrstd="t" o:hr="t" fillcolor="#a0a0a0" stroked="f"/>
         </w:pict>
       </w:r>
     </w:p>
@@ -3254,7 +3254,7 @@
     <w:p>
       <w:r>
         <w:pict w14:anchorId="69C04C33">
-          <v:rect id="_x0000_i1114" style="width:0;height:1.5pt" o:hralign="center" o:hrstd="t" o:hr="t" fillcolor="#a0a0a0" stroked="f"/>
+          <v:rect id="_x0000_i1040" style="width:0;height:1.5pt" o:hralign="center" o:hrstd="t" o:hr="t" fillcolor="#a0a0a0" stroked="f"/>
         </w:pict>
       </w:r>
     </w:p>
@@ -3603,43 +3603,38 @@
       </w:r>
       <w:proofErr w:type="spellEnd"/>
       <w:r>
+        <w:t xml:space="preserve"> -i</w:t>
+      </w:r>
+    </w:p>
+    <w:p>
+      <w:r>
+        <w:t>Then verify:</w:t>
+      </w:r>
+    </w:p>
+    <w:p>
+      <w:r>
+        <w:t>Get-Service Sysmon64</w:t>
+      </w:r>
+    </w:p>
+    <w:p>
+      <w:r>
+        <w:t>After that, check the log exists:</w:t>
+      </w:r>
+    </w:p>
+    <w:p>
+      <w:r>
+        <w:t>Get-</w:t>
+      </w:r>
+      <w:proofErr w:type="spellStart"/>
+      <w:r>
+        <w:t>WinEvent</w:t>
+      </w:r>
+      <w:proofErr w:type="spellEnd"/>
+      <w:r>
         <w:t xml:space="preserve"> -</w:t>
       </w:r>
       <w:proofErr w:type="spellStart"/>
       <w:r>
-        <w:t>i</w:t>
-      </w:r>
-      <w:proofErr w:type="spellEnd"/>
-    </w:p>
-    <w:p>
-      <w:r>
-        <w:t>Then verify:</w:t>
-      </w:r>
-    </w:p>
-    <w:p>
-      <w:r>
-        <w:t>Get-Service Sysmon64</w:t>
-      </w:r>
-    </w:p>
-    <w:p>
-      <w:r>
-        <w:t>After that, check the log exists:</w:t>
-      </w:r>
-    </w:p>
-    <w:p>
-      <w:r>
-        <w:t>Get-</w:t>
-      </w:r>
-      <w:proofErr w:type="spellStart"/>
-      <w:r>
-        <w:t>WinEvent</w:t>
-      </w:r>
-      <w:proofErr w:type="spellEnd"/>
-      <w:r>
-        <w:t xml:space="preserve"> -</w:t>
-      </w:r>
-      <w:proofErr w:type="spellStart"/>
-      <w:r>
         <w:t>LogName</w:t>
       </w:r>
       <w:proofErr w:type="spellEnd"/>
@@ -3774,7 +3769,7 @@
     <w:p>
       <w:r>
         <w:pict w14:anchorId="5147D5D9">
-          <v:rect id="_x0000_i1153" style="width:0;height:1.5pt" o:hralign="center" o:hrstd="t" o:hr="t" fillcolor="#a0a0a0" stroked="f"/>
+          <v:rect id="_x0000_i1041" style="width:0;height:1.5pt" o:hralign="center" o:hrstd="t" o:hr="t" fillcolor="#a0a0a0" stroked="f"/>
         </w:pict>
       </w:r>
     </w:p>
@@ -3834,7 +3829,7 @@
     <w:p>
       <w:r>
         <w:pict w14:anchorId="4BE3C7B0">
-          <v:rect id="_x0000_i1154" style="width:0;height:1.5pt" o:hralign="center" o:hrstd="t" o:hr="t" fillcolor="#a0a0a0" stroked="f"/>
+          <v:rect id="_x0000_i1042" style="width:0;height:1.5pt" o:hralign="center" o:hrstd="t" o:hr="t" fillcolor="#a0a0a0" stroked="f"/>
         </w:pict>
       </w:r>
     </w:p>
@@ -4216,7 +4211,7 @@
     <w:p>
       <w:r>
         <w:pict w14:anchorId="7C708D51">
-          <v:rect id="_x0000_i1155" style="width:0;height:1.5pt" o:hralign="center" o:hrstd="t" o:hr="t" fillcolor="#a0a0a0" stroked="f"/>
+          <v:rect id="_x0000_i1043" style="width:0;height:1.5pt" o:hralign="center" o:hrstd="t" o:hr="t" fillcolor="#a0a0a0" stroked="f"/>
         </w:pict>
       </w:r>
     </w:p>
@@ -4297,7 +4292,7 @@
     <w:p>
       <w:r>
         <w:pict w14:anchorId="04EA493A">
-          <v:rect id="_x0000_i1156" style="width:0;height:1.5pt" o:hralign="center" o:hrstd="t" o:hr="t" fillcolor="#a0a0a0" stroked="f"/>
+          <v:rect id="_x0000_i1044" style="width:0;height:1.5pt" o:hralign="center" o:hrstd="t" o:hr="t" fillcolor="#a0a0a0" stroked="f"/>
         </w:pict>
       </w:r>
     </w:p>
@@ -4438,7 +4433,7 @@
     <w:p>
       <w:r>
         <w:pict w14:anchorId="2B07DFA8">
-          <v:rect id="_x0000_i1157" style="width:0;height:1.5pt" o:hralign="center" o:hrstd="t" o:hr="t" fillcolor="#a0a0a0" stroked="f"/>
+          <v:rect id="_x0000_i1045" style="width:0;height:1.5pt" o:hralign="center" o:hrstd="t" o:hr="t" fillcolor="#a0a0a0" stroked="f"/>
         </w:pict>
       </w:r>
     </w:p>
@@ -4757,7 +4752,7 @@
     <w:p>
       <w:r>
         <w:pict w14:anchorId="3E78BAAB">
-          <v:rect id="_x0000_i1258" style="width:0;height:1.5pt" o:hralign="center" o:hrstd="t" o:hr="t" fillcolor="#a0a0a0" stroked="f"/>
+          <v:rect id="_x0000_i1046" style="width:0;height:1.5pt" o:hralign="center" o:hrstd="t" o:hr="t" fillcolor="#a0a0a0" stroked="f"/>
         </w:pict>
       </w:r>
     </w:p>
@@ -4847,7 +4842,7 @@
     <w:p>
       <w:r>
         <w:pict w14:anchorId="389E00F2">
-          <v:rect id="_x0000_i1259" style="width:0;height:1.5pt" o:hralign="center" o:hrstd="t" o:hr="t" fillcolor="#a0a0a0" stroked="f"/>
+          <v:rect id="_x0000_i1047" style="width:0;height:1.5pt" o:hralign="center" o:hrstd="t" o:hr="t" fillcolor="#a0a0a0" stroked="f"/>
         </w:pict>
       </w:r>
     </w:p>
@@ -4906,7 +4901,7 @@
     <w:p>
       <w:r>
         <w:pict w14:anchorId="2097210D">
-          <v:rect id="_x0000_i1260" style="width:0;height:1.5pt" o:hralign="center" o:hrstd="t" o:hr="t" fillcolor="#a0a0a0" stroked="f"/>
+          <v:rect id="_x0000_i1048" style="width:0;height:1.5pt" o:hralign="center" o:hrstd="t" o:hr="t" fillcolor="#a0a0a0" stroked="f"/>
         </w:pict>
       </w:r>
     </w:p>
@@ -4975,7 +4970,7 @@
     <w:p>
       <w:r>
         <w:pict w14:anchorId="60DBC118">
-          <v:rect id="_x0000_i1261" style="width:0;height:1.5pt" o:hralign="center" o:hrstd="t" o:hr="t" fillcolor="#a0a0a0" stroked="f"/>
+          <v:rect id="_x0000_i1049" style="width:0;height:1.5pt" o:hralign="center" o:hrstd="t" o:hr="t" fillcolor="#a0a0a0" stroked="f"/>
         </w:pict>
       </w:r>
     </w:p>
@@ -5115,7 +5110,7 @@
     <w:p>
       <w:r>
         <w:pict w14:anchorId="698B9999">
-          <v:rect id="_x0000_i1262" style="width:0;height:1.5pt" o:hralign="center" o:hrstd="t" o:hr="t" fillcolor="#a0a0a0" stroked="f"/>
+          <v:rect id="_x0000_i1050" style="width:0;height:1.5pt" o:hralign="center" o:hrstd="t" o:hr="t" fillcolor="#a0a0a0" stroked="f"/>
         </w:pict>
       </w:r>
     </w:p>
@@ -5209,7 +5204,7 @@
     <w:p>
       <w:r>
         <w:pict w14:anchorId="2B90614B">
-          <v:rect id="_x0000_i1263" style="width:0;height:1.5pt" o:hralign="center" o:hrstd="t" o:hr="t" fillcolor="#a0a0a0" stroked="f"/>
+          <v:rect id="_x0000_i1051" style="width:0;height:1.5pt" o:hralign="center" o:hrstd="t" o:hr="t" fillcolor="#a0a0a0" stroked="f"/>
         </w:pict>
       </w:r>
     </w:p>
@@ -5321,6 +5316,9 @@
     </w:p>
     <w:p>
       <w:r>
+        <w:rPr>
+          <w:noProof/>
+        </w:rPr>
         <mc:AlternateContent>
           <mc:Choice Requires="wps">
             <w:drawing>
@@ -5380,7 +5378,7 @@
           </mc:Choice>
           <mc:Fallback>
             <w:pict>
-              <v:rect w14:anchorId="6AEEF8FD" id="Rectangle 12" o:spid="_x0000_s1026" style="width:648.85pt;height:187.3pt;visibility:visible;mso-wrap-style:square;mso-left-percent:-10001;mso-top-percent:-10001;mso-position-horizontal:absolute;mso-position-horizontal-relative:char;mso-position-vertical:absolute;mso-position-vertical-relative:line;mso-left-percent:-10001;mso-top-percent:-10001;v-text-anchor:top" o:gfxdata="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" filled="f" stroked="f">
+              <v:rect w14:anchorId="46C000C8" id="Rectangle 12" o:spid="_x0000_s1026" style="width:648.85pt;height:187.3pt;visibility:visible;mso-wrap-style:square;mso-left-percent:-10001;mso-top-percent:-10001;mso-position-horizontal:absolute;mso-position-horizontal-relative:char;mso-position-vertical:absolute;mso-position-vertical-relative:line;mso-left-percent:-10001;mso-top-percent:-10001;v-text-anchor:top" o:gfxdata="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" filled="f" stroked="f">
                 <o:lock v:ext="edit" aspectratio="t"/>
                 <w10:anchorlock/>
               </v:rect>
@@ -5391,6 +5389,9 @@
     </w:p>
     <w:p>
       <w:r>
+        <w:rPr>
+          <w:noProof/>
+        </w:rPr>
         <mc:AlternateContent>
           <mc:Choice Requires="wps">
             <w:drawing>
@@ -5450,7 +5451,7 @@
           </mc:Choice>
           <mc:Fallback>
             <w:pict>
-              <v:rect w14:anchorId="16CB3518" id="Rectangle 11" o:spid="_x0000_s1026" style="width:834.85pt;height:261pt;visibility:visible;mso-wrap-style:square;mso-left-percent:-10001;mso-top-percent:-10001;mso-position-horizontal:absolute;mso-position-horizontal-relative:char;mso-position-vertical:absolute;mso-position-vertical-relative:line;mso-left-percent:-10001;mso-top-percent:-10001;v-text-anchor:top" o:gfxdata="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" filled="f" stroked="f">
+              <v:rect w14:anchorId="551E0445" id="Rectangle 11" o:spid="_x0000_s1026" style="width:834.85pt;height:261pt;visibility:visible;mso-wrap-style:square;mso-left-percent:-10001;mso-top-percent:-10001;mso-position-horizontal:absolute;mso-position-horizontal-relative:char;mso-position-vertical:absolute;mso-position-vertical-relative:line;mso-left-percent:-10001;mso-top-percent:-10001;v-text-anchor:top" o:gfxdata="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" filled="f" stroked="f">
                 <o:lock v:ext="edit" aspectratio="t"/>
                 <w10:anchorlock/>
               </v:rect>
@@ -5461,6 +5462,9 @@
     </w:p>
     <w:p>
       <w:r>
+        <w:rPr>
+          <w:noProof/>
+        </w:rPr>
         <w:lastRenderedPageBreak/>
         <mc:AlternateContent>
           <mc:Choice Requires="wps">
@@ -5521,7 +5525,7 @@
           </mc:Choice>
           <mc:Fallback>
             <w:pict>
-              <v:rect w14:anchorId="31A3766F" id="Rectangle 10" o:spid="_x0000_s1026" style="width:1034.15pt;height:336pt;visibility:visible;mso-wrap-style:square;mso-left-percent:-10001;mso-top-percent:-10001;mso-position-horizontal:absolute;mso-position-horizontal-relative:char;mso-position-vertical:absolute;mso-position-vertical-relative:line;mso-left-percent:-10001;mso-top-percent:-10001;v-text-anchor:top" o:gfxdata="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" filled="f" stroked="f">
+              <v:rect w14:anchorId="1BC3F706" id="Rectangle 10" o:spid="_x0000_s1026" style="width:1034.15pt;height:336pt;visibility:visible;mso-wrap-style:square;mso-left-percent:-10001;mso-top-percent:-10001;mso-position-horizontal:absolute;mso-position-horizontal-relative:char;mso-position-vertical:absolute;mso-position-vertical-relative:line;mso-left-percent:-10001;mso-top-percent:-10001;v-text-anchor:top" o:gfxdata="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" filled="f" stroked="f">
                 <o:lock v:ext="edit" aspectratio="t"/>
                 <w10:anchorlock/>
               </v:rect>
@@ -5532,6 +5536,9 @@
     </w:p>
     <w:p>
       <w:r>
+        <w:rPr>
+          <w:noProof/>
+        </w:rPr>
         <w:lastRenderedPageBreak/>
         <mc:AlternateContent>
           <mc:Choice Requires="wps">
@@ -5592,7 +5599,7 @@
           </mc:Choice>
           <mc:Fallback>
             <w:pict>
-              <v:rect w14:anchorId="61105FAD" id="Rectangle 9" o:spid="_x0000_s1026" style="width:812.15pt;height:371.15pt;visibility:visible;mso-wrap-style:square;mso-left-percent:-10001;mso-top-percent:-10001;mso-position-horizontal:absolute;mso-position-horizontal-relative:char;mso-position-vertical:absolute;mso-position-vertical-relative:line;mso-left-percent:-10001;mso-top-percent:-10001;v-text-anchor:top" o:gfxdata="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" filled="f" stroked="f">
+              <v:rect w14:anchorId="075CD134" id="Rectangle 9" o:spid="_x0000_s1026" style="width:812.15pt;height:371.15pt;visibility:visible;mso-wrap-style:square;mso-left-percent:-10001;mso-top-percent:-10001;mso-position-horizontal:absolute;mso-position-horizontal-relative:char;mso-position-vertical:absolute;mso-position-vertical-relative:line;mso-left-percent:-10001;mso-top-percent:-10001;v-text-anchor:top" o:gfxdata="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" filled="f" stroked="f">
                 <o:lock v:ext="edit" aspectratio="t"/>
                 <w10:anchorlock/>
               </v:rect>
@@ -5729,7 +5736,7 @@
       <w:r>
         <w:lastRenderedPageBreak/>
         <w:pict w14:anchorId="553FD1E8">
-          <v:rect id="_x0000_i1268" style="width:0;height:1.5pt" o:hralign="center" o:hrstd="t" o:hr="t" fillcolor="#a0a0a0" stroked="f"/>
+          <v:rect id="_x0000_i1052" style="width:0;height:1.5pt" o:hralign="center" o:hrstd="t" o:hr="t" fillcolor="#a0a0a0" stroked="f"/>
         </w:pict>
       </w:r>
     </w:p>
@@ -5814,7 +5821,7 @@
     <w:p>
       <w:r>
         <w:pict w14:anchorId="0C6498D6">
-          <v:rect id="_x0000_i1269" style="width:0;height:1.5pt" o:hralign="center" o:hrstd="t" o:hr="t" fillcolor="#a0a0a0" stroked="f"/>
+          <v:rect id="_x0000_i1053" style="width:0;height:1.5pt" o:hralign="center" o:hrstd="t" o:hr="t" fillcolor="#a0a0a0" stroked="f"/>
         </w:pict>
       </w:r>
     </w:p>
@@ -5923,7 +5930,7 @@
     <w:p>
       <w:r>
         <w:pict w14:anchorId="0A47FE45">
-          <v:rect id="_x0000_i1270" style="width:0;height:1.5pt" o:hralign="center" o:hrstd="t" o:hr="t" fillcolor="#a0a0a0" stroked="f"/>
+          <v:rect id="_x0000_i1054" style="width:0;height:1.5pt" o:hralign="center" o:hrstd="t" o:hr="t" fillcolor="#a0a0a0" stroked="f"/>
         </w:pict>
       </w:r>
     </w:p>
@@ -6069,7 +6076,7 @@
     <w:p>
       <w:r>
         <w:pict w14:anchorId="06F25D35">
-          <v:rect id="_x0000_i1271" style="width:0;height:1.5pt" o:hralign="center" o:hrstd="t" o:hr="t" fillcolor="#a0a0a0" stroked="f"/>
+          <v:rect id="_x0000_i1055" style="width:0;height:1.5pt" o:hralign="center" o:hrstd="t" o:hr="t" fillcolor="#a0a0a0" stroked="f"/>
         </w:pict>
       </w:r>
     </w:p>
@@ -6138,7 +6145,7 @@
     <w:p>
       <w:r>
         <w:pict w14:anchorId="1AEE8050">
-          <v:rect id="_x0000_i1272" style="width:0;height:1.5pt" o:hralign="center" o:hrstd="t" o:hr="t" fillcolor="#a0a0a0" stroked="f"/>
+          <v:rect id="_x0000_i1056" style="width:0;height:1.5pt" o:hralign="center" o:hrstd="t" o:hr="t" fillcolor="#a0a0a0" stroked="f"/>
         </w:pict>
       </w:r>
     </w:p>
@@ -6305,6 +6312,3854 @@
       </w:r>
       <w:r>
         <w:t>es.</w:t>
+      </w:r>
+    </w:p>
+    <w:p>
+      <w:pPr>
+        <w:rPr>
+          <w:b/>
+          <w:bCs/>
+        </w:rPr>
+      </w:pPr>
+      <w:proofErr w:type="spellStart"/>
+      <w:r>
+        <w:rPr>
+          <w:b/>
+          <w:bCs/>
+        </w:rPr>
+        <w:t>BlueGate</w:t>
+      </w:r>
+      <w:proofErr w:type="spellEnd"/>
+      <w:r>
+        <w:rPr>
+          <w:b/>
+          <w:bCs/>
+        </w:rPr>
+        <w:t xml:space="preserve"> Development Log</w:t>
+      </w:r>
+    </w:p>
+    <w:p>
+      <w:pPr>
+        <w:rPr>
+          <w:b/>
+          <w:bCs/>
+        </w:rPr>
+      </w:pPr>
+      <w:r>
+        <w:rPr>
+          <w:b/>
+          <w:bCs/>
+        </w:rPr>
+        <w:t>Session Summary – Initial Project Setup and Sysmon Integration</w:t>
+      </w:r>
+    </w:p>
+    <w:p>
+      <w:pPr>
+        <w:rPr>
+          <w:b/>
+          <w:bCs/>
+        </w:rPr>
+      </w:pPr>
+      <w:r>
+        <w:rPr>
+          <w:b/>
+          <w:bCs/>
+        </w:rPr>
+        <w:t>Objective</w:t>
+      </w:r>
+    </w:p>
+    <w:p>
+      <w:r>
+        <w:t xml:space="preserve">Establish the initial </w:t>
+      </w:r>
+      <w:proofErr w:type="spellStart"/>
+      <w:r>
+        <w:t>BlueGate</w:t>
+      </w:r>
+      <w:proofErr w:type="spellEnd"/>
+      <w:r>
+        <w:t xml:space="preserve"> solution structure, configure the development environment, integrate Sysmon telemetry access, and commit the project to GitHub.</w:t>
+      </w:r>
+    </w:p>
+    <w:p>
+      <w:r>
+        <w:pict w14:anchorId="52A0CC5B">
+          <v:rect id="_x0000_i1057" style="width:0;height:1.5pt" o:hralign="center" o:hrstd="t" o:hr="t" fillcolor="#a0a0a0" stroked="f"/>
+        </w:pict>
+      </w:r>
+    </w:p>
+    <w:p>
+      <w:pPr>
+        <w:rPr>
+          <w:b/>
+          <w:bCs/>
+        </w:rPr>
+      </w:pPr>
+      <w:r>
+        <w:rPr>
+          <w:b/>
+          <w:bCs/>
+        </w:rPr>
+        <w:t>Development Environment</w:t>
+      </w:r>
+    </w:p>
+    <w:p>
+      <w:pPr>
+        <w:rPr>
+          <w:b/>
+          <w:bCs/>
+        </w:rPr>
+      </w:pPr>
+      <w:r>
+        <w:rPr>
+          <w:b/>
+          <w:bCs/>
+        </w:rPr>
+        <w:t>Verified Components</w:t>
+      </w:r>
+    </w:p>
+    <w:p>
+      <w:pPr>
+        <w:numPr>
+          <w:ilvl w:val="0"/>
+          <w:numId w:val="20"/>
+        </w:numPr>
+      </w:pPr>
+      <w:r>
+        <w:t>.NET SDK 8.0.100 installed</w:t>
+      </w:r>
+    </w:p>
+    <w:p>
+      <w:pPr>
+        <w:numPr>
+          <w:ilvl w:val="0"/>
+          <w:numId w:val="20"/>
+        </w:numPr>
+      </w:pPr>
+      <w:r>
+        <w:t>Visual Studio Code configured</w:t>
+      </w:r>
+    </w:p>
+    <w:p>
+      <w:pPr>
+        <w:numPr>
+          <w:ilvl w:val="0"/>
+          <w:numId w:val="20"/>
+        </w:numPr>
+      </w:pPr>
+      <w:r>
+        <w:t>Git configured and connected to GitHub</w:t>
+      </w:r>
+    </w:p>
+    <w:p>
+      <w:pPr>
+        <w:numPr>
+          <w:ilvl w:val="0"/>
+          <w:numId w:val="20"/>
+        </w:numPr>
+      </w:pPr>
+      <w:r>
+        <w:t>Sysmon installed and operational</w:t>
+      </w:r>
+    </w:p>
+    <w:p>
+      <w:pPr>
+        <w:numPr>
+          <w:ilvl w:val="0"/>
+          <w:numId w:val="20"/>
+        </w:numPr>
+      </w:pPr>
+      <w:r>
+        <w:t>Windows Event Log access verified</w:t>
+      </w:r>
+    </w:p>
+    <w:p>
+      <w:r>
+        <w:pict w14:anchorId="7DCCA3E9">
+          <v:rect id="_x0000_i1058" style="width:0;height:1.5pt" o:hralign="center" o:hrstd="t" o:hr="t" fillcolor="#a0a0a0" stroked="f"/>
+        </w:pict>
+      </w:r>
+    </w:p>
+    <w:p>
+      <w:pPr>
+        <w:rPr>
+          <w:b/>
+          <w:bCs/>
+        </w:rPr>
+      </w:pPr>
+      <w:r>
+        <w:rPr>
+          <w:b/>
+          <w:bCs/>
+        </w:rPr>
+        <w:t>Repository Structure</w:t>
+      </w:r>
+    </w:p>
+    <w:p>
+      <w:r>
+        <w:t xml:space="preserve">Created the initial </w:t>
+      </w:r>
+      <w:proofErr w:type="spellStart"/>
+      <w:r>
+        <w:t>BlueGate</w:t>
+      </w:r>
+      <w:proofErr w:type="spellEnd"/>
+      <w:r>
+        <w:t xml:space="preserve"> solution structure:</w:t>
+      </w:r>
+    </w:p>
+    <w:p>
+      <w:proofErr w:type="spellStart"/>
+      <w:r>
+        <w:t>BlueGate</w:t>
+      </w:r>
+      <w:proofErr w:type="spellEnd"/>
+    </w:p>
+    <w:p>
+      <w:r>
+        <w:rPr>
+          <w:rFonts w:ascii="MS Gothic" w:eastAsia="MS Gothic" w:hAnsi="MS Gothic" w:cs="MS Gothic" w:hint="eastAsia"/>
+        </w:rPr>
+        <w:t>├</w:t>
+      </w:r>
+      <w:r>
+        <w:rPr>
+          <w:rFonts w:ascii="Calibri" w:hAnsi="Calibri" w:cs="Calibri"/>
+        </w:rPr>
+        <w:t>──</w:t>
+      </w:r>
+      <w:r>
+        <w:t xml:space="preserve"> </w:t>
+      </w:r>
+      <w:proofErr w:type="spellStart"/>
+      <w:r>
+        <w:t>src</w:t>
+      </w:r>
+      <w:proofErr w:type="spellEnd"/>
+    </w:p>
+    <w:p>
+      <w:r>
+        <w:lastRenderedPageBreak/>
+        <w:t xml:space="preserve">│   </w:t>
+      </w:r>
+      <w:r>
+        <w:rPr>
+          <w:rFonts w:ascii="MS Gothic" w:eastAsia="MS Gothic" w:hAnsi="MS Gothic" w:cs="MS Gothic" w:hint="eastAsia"/>
+        </w:rPr>
+        <w:t>├</w:t>
+      </w:r>
+      <w:r>
+        <w:rPr>
+          <w:rFonts w:ascii="Calibri" w:hAnsi="Calibri" w:cs="Calibri"/>
+        </w:rPr>
+        <w:t>──</w:t>
+      </w:r>
+      <w:r>
+        <w:t xml:space="preserve"> BlueGate.sln</w:t>
+      </w:r>
+    </w:p>
+    <w:p>
+      <w:r>
+        <w:t xml:space="preserve">│   </w:t>
+      </w:r>
+      <w:r>
+        <w:rPr>
+          <w:rFonts w:ascii="MS Gothic" w:eastAsia="MS Gothic" w:hAnsi="MS Gothic" w:cs="MS Gothic" w:hint="eastAsia"/>
+        </w:rPr>
+        <w:t>├</w:t>
+      </w:r>
+      <w:r>
+        <w:rPr>
+          <w:rFonts w:ascii="Calibri" w:hAnsi="Calibri" w:cs="Calibri"/>
+        </w:rPr>
+        <w:t>──</w:t>
+      </w:r>
+      <w:r>
+        <w:t xml:space="preserve"> </w:t>
+      </w:r>
+      <w:proofErr w:type="spellStart"/>
+      <w:r>
+        <w:t>BlueGate.Agent</w:t>
+      </w:r>
+      <w:proofErr w:type="spellEnd"/>
+    </w:p>
+    <w:p>
+      <w:r>
+        <w:t xml:space="preserve">│   └── </w:t>
+      </w:r>
+      <w:proofErr w:type="spellStart"/>
+      <w:r>
+        <w:t>BlueGate.Common</w:t>
+      </w:r>
+      <w:proofErr w:type="spellEnd"/>
+    </w:p>
+    <w:p>
+      <w:r>
+        <w:rPr>
+          <w:rFonts w:ascii="MS Gothic" w:eastAsia="MS Gothic" w:hAnsi="MS Gothic" w:cs="MS Gothic" w:hint="eastAsia"/>
+        </w:rPr>
+        <w:t>├</w:t>
+      </w:r>
+      <w:r>
+        <w:rPr>
+          <w:rFonts w:ascii="Calibri" w:hAnsi="Calibri" w:cs="Calibri"/>
+        </w:rPr>
+        <w:t>──</w:t>
+      </w:r>
+      <w:r>
+        <w:t xml:space="preserve"> aws</w:t>
+      </w:r>
+    </w:p>
+    <w:p>
+      <w:r>
+        <w:rPr>
+          <w:rFonts w:ascii="MS Gothic" w:eastAsia="MS Gothic" w:hAnsi="MS Gothic" w:cs="MS Gothic" w:hint="eastAsia"/>
+        </w:rPr>
+        <w:t>├</w:t>
+      </w:r>
+      <w:r>
+        <w:rPr>
+          <w:rFonts w:ascii="Calibri" w:hAnsi="Calibri" w:cs="Calibri"/>
+        </w:rPr>
+        <w:t>──</w:t>
+      </w:r>
+      <w:r>
+        <w:t xml:space="preserve"> detections</w:t>
+      </w:r>
+    </w:p>
+    <w:p>
+      <w:r>
+        <w:rPr>
+          <w:rFonts w:ascii="MS Gothic" w:eastAsia="MS Gothic" w:hAnsi="MS Gothic" w:cs="MS Gothic" w:hint="eastAsia"/>
+        </w:rPr>
+        <w:t>├</w:t>
+      </w:r>
+      <w:r>
+        <w:rPr>
+          <w:rFonts w:ascii="Calibri" w:hAnsi="Calibri" w:cs="Calibri"/>
+        </w:rPr>
+        <w:t>──</w:t>
+      </w:r>
+      <w:r>
+        <w:t xml:space="preserve"> docs</w:t>
+      </w:r>
+    </w:p>
+    <w:p>
+      <w:r>
+        <w:t>└── README.md</w:t>
+      </w:r>
+    </w:p>
+    <w:p>
+      <w:pPr>
+        <w:rPr>
+          <w:b/>
+          <w:bCs/>
+        </w:rPr>
+      </w:pPr>
+      <w:r>
+        <w:rPr>
+          <w:b/>
+          <w:bCs/>
+        </w:rPr>
+        <w:t>Components</w:t>
+      </w:r>
+    </w:p>
+    <w:p>
+      <w:pPr>
+        <w:rPr>
+          <w:b/>
+          <w:bCs/>
+        </w:rPr>
+      </w:pPr>
+      <w:proofErr w:type="spellStart"/>
+      <w:r>
+        <w:rPr>
+          <w:b/>
+          <w:bCs/>
+        </w:rPr>
+        <w:t>BlueGate.Agent</w:t>
+      </w:r>
+      <w:proofErr w:type="spellEnd"/>
+    </w:p>
+    <w:p>
+      <w:r>
+        <w:t>Primary endpoint telemetry collector.</w:t>
+      </w:r>
+    </w:p>
+    <w:p>
+      <w:r>
+        <w:t>Responsibilities:</w:t>
+      </w:r>
+    </w:p>
+    <w:p>
+      <w:pPr>
+        <w:numPr>
+          <w:ilvl w:val="0"/>
+          <w:numId w:val="21"/>
+        </w:numPr>
+      </w:pPr>
+      <w:r>
+        <w:t>Read Windows Event Logs</w:t>
+      </w:r>
+    </w:p>
+    <w:p>
+      <w:pPr>
+        <w:numPr>
+          <w:ilvl w:val="0"/>
+          <w:numId w:val="21"/>
+        </w:numPr>
+      </w:pPr>
+      <w:r>
+        <w:t>Read Sysmon telemetry</w:t>
+      </w:r>
+    </w:p>
+    <w:p>
+      <w:pPr>
+        <w:numPr>
+          <w:ilvl w:val="0"/>
+          <w:numId w:val="21"/>
+        </w:numPr>
+      </w:pPr>
+      <w:r>
+        <w:t>Parse security events</w:t>
+      </w:r>
+    </w:p>
+    <w:p>
+      <w:pPr>
+        <w:numPr>
+          <w:ilvl w:val="0"/>
+          <w:numId w:val="21"/>
+        </w:numPr>
+      </w:pPr>
+      <w:r>
+        <w:t>Generate telemetry records</w:t>
+      </w:r>
+    </w:p>
+    <w:p>
+      <w:pPr>
+        <w:rPr>
+          <w:b/>
+          <w:bCs/>
+        </w:rPr>
+      </w:pPr>
+      <w:proofErr w:type="spellStart"/>
+      <w:r>
+        <w:rPr>
+          <w:b/>
+          <w:bCs/>
+        </w:rPr>
+        <w:t>BlueGate.Common</w:t>
+      </w:r>
+      <w:proofErr w:type="spellEnd"/>
+    </w:p>
+    <w:p>
+      <w:r>
+        <w:t>Shared models and common classes for future expansion.</w:t>
+      </w:r>
+    </w:p>
+    <w:p>
+      <w:r>
+        <w:pict w14:anchorId="2EB90E38">
+          <v:rect id="_x0000_i1059" style="width:0;height:1.5pt" o:hralign="center" o:hrstd="t" o:hr="t" fillcolor="#a0a0a0" stroked="f"/>
+        </w:pict>
+      </w:r>
+    </w:p>
+    <w:p>
+      <w:pPr>
+        <w:rPr>
+          <w:b/>
+          <w:bCs/>
+        </w:rPr>
+      </w:pPr>
+      <w:r>
+        <w:rPr>
+          <w:b/>
+          <w:bCs/>
+        </w:rPr>
+        <w:t>Sysmon Integration</w:t>
+      </w:r>
+    </w:p>
+    <w:p>
+      <w:pPr>
+        <w:rPr>
+          <w:b/>
+          <w:bCs/>
+        </w:rPr>
+      </w:pPr>
+      <w:r>
+        <w:rPr>
+          <w:b/>
+          <w:bCs/>
+        </w:rPr>
+        <w:t>Initial Goal</w:t>
+      </w:r>
+    </w:p>
+    <w:p>
+      <w:r>
+        <w:t>Query Sysmon Event ID 3 (Network Connection events) and count available records.</w:t>
+      </w:r>
+    </w:p>
+    <w:p>
+      <w:r>
+        <w:t>Implemented:</w:t>
+      </w:r>
+    </w:p>
+    <w:p>
+      <w:pPr>
+        <w:numPr>
+          <w:ilvl w:val="0"/>
+          <w:numId w:val="22"/>
+        </w:numPr>
+      </w:pPr>
+      <w:proofErr w:type="spellStart"/>
+      <w:r>
+        <w:t>EventLogQuery</w:t>
+      </w:r>
+      <w:proofErr w:type="spellEnd"/>
+    </w:p>
+    <w:p>
+      <w:pPr>
+        <w:numPr>
+          <w:ilvl w:val="0"/>
+          <w:numId w:val="22"/>
+        </w:numPr>
+      </w:pPr>
+      <w:proofErr w:type="spellStart"/>
+      <w:r>
+        <w:t>EventLogReader</w:t>
+      </w:r>
+      <w:proofErr w:type="spellEnd"/>
+    </w:p>
+    <w:p>
+      <w:pPr>
+        <w:numPr>
+          <w:ilvl w:val="0"/>
+          <w:numId w:val="22"/>
+        </w:numPr>
+      </w:pPr>
+      <w:r>
+        <w:t>Event filtering by Event ID</w:t>
+      </w:r>
+    </w:p>
+    <w:p>
+      <w:pPr>
+        <w:numPr>
+          <w:ilvl w:val="0"/>
+          <w:numId w:val="22"/>
+        </w:numPr>
+      </w:pPr>
+      <w:r>
+        <w:t>Sysmon Operational log access</w:t>
+      </w:r>
+    </w:p>
+    <w:p>
+      <w:pPr>
+        <w:rPr>
+          <w:b/>
+          <w:bCs/>
+        </w:rPr>
+      </w:pPr>
+      <w:r>
+        <w:rPr>
+          <w:b/>
+          <w:bCs/>
+        </w:rPr>
+        <w:t>Issues Encountered</w:t>
+      </w:r>
+    </w:p>
+    <w:p>
+      <w:pPr>
+        <w:rPr>
+          <w:b/>
+          <w:bCs/>
+        </w:rPr>
+      </w:pPr>
+      <w:r>
+        <w:rPr>
+          <w:b/>
+          <w:bCs/>
+        </w:rPr>
+        <w:t xml:space="preserve">1. Missing </w:t>
+      </w:r>
+      <w:proofErr w:type="spellStart"/>
+      <w:r>
+        <w:rPr>
+          <w:b/>
+          <w:bCs/>
+        </w:rPr>
+        <w:t>EventLog</w:t>
+      </w:r>
+      <w:proofErr w:type="spellEnd"/>
+      <w:r>
+        <w:rPr>
+          <w:b/>
+          <w:bCs/>
+        </w:rPr>
+        <w:t xml:space="preserve"> Classes</w:t>
+      </w:r>
+    </w:p>
+    <w:p>
+      <w:r>
+        <w:t>Build errors:</w:t>
+      </w:r>
+    </w:p>
+    <w:p>
+      <w:proofErr w:type="spellStart"/>
+      <w:r>
+        <w:t>EventLogQuery</w:t>
+      </w:r>
+      <w:proofErr w:type="spellEnd"/>
+      <w:r>
+        <w:t xml:space="preserve"> could not be found</w:t>
+      </w:r>
+    </w:p>
+    <w:p>
+      <w:proofErr w:type="spellStart"/>
+      <w:r>
+        <w:t>EventLogReader</w:t>
+      </w:r>
+      <w:proofErr w:type="spellEnd"/>
+      <w:r>
+        <w:t xml:space="preserve"> could not be found</w:t>
+      </w:r>
+    </w:p>
+    <w:p>
+      <w:r>
+        <w:lastRenderedPageBreak/>
+        <w:t>Resolution:</w:t>
+      </w:r>
+    </w:p>
+    <w:p>
+      <w:pPr>
+        <w:numPr>
+          <w:ilvl w:val="0"/>
+          <w:numId w:val="23"/>
+        </w:numPr>
+      </w:pPr>
+      <w:r>
+        <w:t xml:space="preserve">Added </w:t>
+      </w:r>
+      <w:proofErr w:type="spellStart"/>
+      <w:proofErr w:type="gramStart"/>
+      <w:r>
+        <w:t>System.Diagnostics.EventLog</w:t>
+      </w:r>
+      <w:proofErr w:type="spellEnd"/>
+      <w:proofErr w:type="gramEnd"/>
+      <w:r>
+        <w:t xml:space="preserve"> package support.</w:t>
+      </w:r>
+    </w:p>
+    <w:p>
+      <w:pPr>
+        <w:numPr>
+          <w:ilvl w:val="0"/>
+          <w:numId w:val="23"/>
+        </w:numPr>
+      </w:pPr>
+      <w:r>
+        <w:t>Changed project target framework to:</w:t>
+      </w:r>
+    </w:p>
+    <w:p>
+      <w:r>
+        <w:t>&lt;</w:t>
+      </w:r>
+      <w:proofErr w:type="spellStart"/>
+      <w:r>
+        <w:t>TargetFramework</w:t>
+      </w:r>
+      <w:proofErr w:type="spellEnd"/>
+      <w:r>
+        <w:t>&gt;net8.0-windows&lt;/</w:t>
+      </w:r>
+      <w:proofErr w:type="spellStart"/>
+      <w:r>
+        <w:t>TargetFramework</w:t>
+      </w:r>
+      <w:proofErr w:type="spellEnd"/>
+      <w:r>
+        <w:t>&gt;</w:t>
+      </w:r>
+    </w:p>
+    <w:p>
+      <w:pPr>
+        <w:rPr>
+          <w:b/>
+          <w:bCs/>
+        </w:rPr>
+      </w:pPr>
+      <w:r>
+        <w:rPr>
+          <w:b/>
+          <w:bCs/>
+        </w:rPr>
+        <w:t>2. NuGet Package Failures</w:t>
+      </w:r>
+    </w:p>
+    <w:p>
+      <w:r>
+        <w:t>Observed:</w:t>
+      </w:r>
+    </w:p>
+    <w:p>
+      <w:r>
+        <w:t xml:space="preserve">Unable to find package </w:t>
+      </w:r>
+      <w:proofErr w:type="spellStart"/>
+      <w:proofErr w:type="gramStart"/>
+      <w:r>
+        <w:t>System.Diagnostics.EventLog</w:t>
+      </w:r>
+      <w:proofErr w:type="spellEnd"/>
+      <w:proofErr w:type="gramEnd"/>
+    </w:p>
+    <w:p>
+      <w:r>
+        <w:t>Investigation revealed only the Visual Studio Offline Package source was configured.</w:t>
+      </w:r>
+    </w:p>
+    <w:p>
+      <w:r>
+        <w:t>Resolution:</w:t>
+      </w:r>
+    </w:p>
+    <w:p>
+      <w:r>
+        <w:t>Added NuGet.org package source:</w:t>
+      </w:r>
+    </w:p>
+    <w:p>
+      <w:r>
+        <w:t xml:space="preserve">dotnet </w:t>
+      </w:r>
+      <w:proofErr w:type="spellStart"/>
+      <w:r>
+        <w:t>nuget</w:t>
+      </w:r>
+      <w:proofErr w:type="spellEnd"/>
+      <w:r>
+        <w:t xml:space="preserve"> add source https://api.nuget.org/v3/index.json -n nuget.org</w:t>
+      </w:r>
+    </w:p>
+    <w:p>
+      <w:r>
+        <w:t>Confirmed package restore and build success.</w:t>
+      </w:r>
+    </w:p>
+    <w:p>
+      <w:r>
+        <w:pict w14:anchorId="0C633577">
+          <v:rect id="_x0000_i1060" style="width:0;height:1.5pt" o:hralign="center" o:hrstd="t" o:hr="t" fillcolor="#a0a0a0" stroked="f"/>
+        </w:pict>
+      </w:r>
+    </w:p>
+    <w:p>
+      <w:pPr>
+        <w:rPr>
+          <w:b/>
+          <w:bCs/>
+        </w:rPr>
+      </w:pPr>
+      <w:r>
+        <w:rPr>
+          <w:b/>
+          <w:bCs/>
+        </w:rPr>
+        <w:t>Build Status</w:t>
+      </w:r>
+    </w:p>
+    <w:p>
+      <w:r>
+        <w:t>Successful build achieved:</w:t>
+      </w:r>
+    </w:p>
+    <w:p>
+      <w:r>
+        <w:t>Build succeeded.</w:t>
+      </w:r>
+    </w:p>
+    <w:p>
+      <w:r>
+        <w:t>0 Warning(s)</w:t>
+      </w:r>
+    </w:p>
+    <w:p>
+      <w:r>
+        <w:t>0 Error(s)</w:t>
+      </w:r>
+    </w:p>
+    <w:p>
+      <w:proofErr w:type="spellStart"/>
+      <w:r>
+        <w:t>BlueGate.Agent</w:t>
+      </w:r>
+      <w:proofErr w:type="spellEnd"/>
+      <w:r>
+        <w:t xml:space="preserve"> now executes successfully.</w:t>
+      </w:r>
+    </w:p>
+    <w:p>
+      <w:r>
+        <w:pict w14:anchorId="5506D5C5">
+          <v:rect id="_x0000_i1061" style="width:0;height:1.5pt" o:hralign="center" o:hrstd="t" o:hr="t" fillcolor="#a0a0a0" stroked="f"/>
+        </w:pict>
+      </w:r>
+    </w:p>
+    <w:p>
+      <w:pPr>
+        <w:rPr>
+          <w:b/>
+          <w:bCs/>
+        </w:rPr>
+      </w:pPr>
+      <w:r>
+        <w:rPr>
+          <w:b/>
+          <w:bCs/>
+        </w:rPr>
+        <w:t>Telemetry Results</w:t>
+      </w:r>
+    </w:p>
+    <w:p>
+      <w:r>
+        <w:t>Executed:</w:t>
+      </w:r>
+    </w:p>
+    <w:p>
+      <w:r>
+        <w:t>dotnet run --project .\</w:t>
+      </w:r>
+      <w:proofErr w:type="spellStart"/>
+      <w:r>
+        <w:t>src</w:t>
+      </w:r>
+      <w:proofErr w:type="spellEnd"/>
+      <w:r>
+        <w:t>\</w:t>
+      </w:r>
+      <w:proofErr w:type="spellStart"/>
+      <w:r>
+        <w:t>BlueGate.Agent</w:t>
+      </w:r>
+      <w:proofErr w:type="spellEnd"/>
+    </w:p>
+    <w:p>
+      <w:r>
+        <w:t>Output:</w:t>
+      </w:r>
+    </w:p>
+    <w:p>
+      <w:proofErr w:type="spellStart"/>
+      <w:r>
+        <w:t>BlueGate</w:t>
+      </w:r>
+      <w:proofErr w:type="spellEnd"/>
+      <w:r>
+        <w:t xml:space="preserve"> Agent Starting...</w:t>
+      </w:r>
+    </w:p>
+    <w:p/>
+    <w:p>
+      <w:r>
+        <w:t>Found 0 Sysmon Network Connection Events</w:t>
+      </w:r>
+    </w:p>
+    <w:p/>
+    <w:p>
+      <w:proofErr w:type="spellStart"/>
+      <w:r>
+        <w:t>BlueGate</w:t>
+      </w:r>
+      <w:proofErr w:type="spellEnd"/>
+      <w:r>
+        <w:t xml:space="preserve"> Agent Running...</w:t>
+      </w:r>
+    </w:p>
+    <w:p>
+      <w:r>
+        <w:t>Further investigation showed:</w:t>
+      </w:r>
+    </w:p>
+    <w:p>
+      <w:pPr>
+        <w:numPr>
+          <w:ilvl w:val="0"/>
+          <w:numId w:val="24"/>
+        </w:numPr>
+      </w:pPr>
+      <w:r>
+        <w:t>Sysmon is generating Event ID 1 (Process Create)</w:t>
+      </w:r>
+    </w:p>
+    <w:p>
+      <w:pPr>
+        <w:numPr>
+          <w:ilvl w:val="0"/>
+          <w:numId w:val="24"/>
+        </w:numPr>
+      </w:pPr>
+      <w:r>
+        <w:lastRenderedPageBreak/>
+        <w:t>Sysmon is generating Event ID 5 (Process Terminate)</w:t>
+      </w:r>
+    </w:p>
+    <w:p>
+      <w:pPr>
+        <w:numPr>
+          <w:ilvl w:val="0"/>
+          <w:numId w:val="24"/>
+        </w:numPr>
+      </w:pPr>
+      <w:r>
+        <w:t>Sysmon is currently not generating Event ID 3 (Network Connection)</w:t>
+      </w:r>
+    </w:p>
+    <w:p>
+      <w:r>
+        <w:t>This indicates the installed Sysmon configuration does not currently enable network connection logging.</w:t>
+      </w:r>
+    </w:p>
+    <w:p>
+      <w:r>
+        <w:pict w14:anchorId="0243C19C">
+          <v:rect id="_x0000_i1062" style="width:0;height:1.5pt" o:hralign="center" o:hrstd="t" o:hr="t" fillcolor="#a0a0a0" stroked="f"/>
+        </w:pict>
+      </w:r>
+    </w:p>
+    <w:p>
+      <w:pPr>
+        <w:rPr>
+          <w:b/>
+          <w:bCs/>
+        </w:rPr>
+      </w:pPr>
+      <w:r>
+        <w:rPr>
+          <w:b/>
+          <w:bCs/>
+        </w:rPr>
+        <w:t>GitHub Integration</w:t>
+      </w:r>
+    </w:p>
+    <w:p>
+      <w:pPr>
+        <w:rPr>
+          <w:b/>
+          <w:bCs/>
+        </w:rPr>
+      </w:pPr>
+      <w:r>
+        <w:rPr>
+          <w:b/>
+          <w:bCs/>
+        </w:rPr>
+        <w:t>Issue</w:t>
+      </w:r>
+    </w:p>
+    <w:p>
+      <w:r>
+        <w:t>Push rejected due to repository history mismatch.</w:t>
+      </w:r>
+    </w:p>
+    <w:p>
+      <w:r>
+        <w:t>Cause:</w:t>
+      </w:r>
+    </w:p>
+    <w:p>
+      <w:pPr>
+        <w:numPr>
+          <w:ilvl w:val="0"/>
+          <w:numId w:val="25"/>
+        </w:numPr>
+      </w:pPr>
+      <w:r>
+        <w:t>GitHub repository already contained README commit.</w:t>
+      </w:r>
+    </w:p>
+    <w:p>
+      <w:pPr>
+        <w:numPr>
+          <w:ilvl w:val="0"/>
+          <w:numId w:val="25"/>
+        </w:numPr>
+      </w:pPr>
+      <w:r>
+        <w:t>Local repository had independent commit history.</w:t>
+      </w:r>
+    </w:p>
+    <w:p>
+      <w:pPr>
+        <w:rPr>
+          <w:b/>
+          <w:bCs/>
+        </w:rPr>
+      </w:pPr>
+      <w:r>
+        <w:rPr>
+          <w:b/>
+          <w:bCs/>
+        </w:rPr>
+        <w:t>Resolution</w:t>
+      </w:r>
+    </w:p>
+    <w:p>
+      <w:r>
+        <w:t>Performed:</w:t>
+      </w:r>
+    </w:p>
+    <w:p>
+      <w:r>
+        <w:t>git fetch origin</w:t>
+      </w:r>
+    </w:p>
+    <w:p>
+      <w:r>
+        <w:t>git pull origin main --allow-unrelated-histories</w:t>
+      </w:r>
+    </w:p>
+    <w:p>
+      <w:r>
+        <w:t>Completed merge commit and successfully pushed:</w:t>
+      </w:r>
+    </w:p>
+    <w:p>
+      <w:r>
+        <w:t>git push origin main</w:t>
+      </w:r>
+    </w:p>
+    <w:p>
+      <w:r>
+        <w:t>Repository now synchronized with GitHub.</w:t>
+      </w:r>
+    </w:p>
+    <w:p>
+      <w:r>
+        <w:pict w14:anchorId="7C672561">
+          <v:rect id="_x0000_i1063" style="width:0;height:1.5pt" o:hralign="center" o:hrstd="t" o:hr="t" fillcolor="#a0a0a0" stroked="f"/>
+        </w:pict>
+      </w:r>
+    </w:p>
+    <w:p>
+      <w:pPr>
+        <w:rPr>
+          <w:b/>
+          <w:bCs/>
+        </w:rPr>
+      </w:pPr>
+      <w:r>
+        <w:rPr>
+          <w:b/>
+          <w:bCs/>
+        </w:rPr>
+        <w:t>Current Status</w:t>
+      </w:r>
+    </w:p>
+    <w:p>
+      <w:r>
+        <w:t>Completed:</w:t>
+      </w:r>
+    </w:p>
+    <w:p>
+      <w:pPr>
+        <w:numPr>
+          <w:ilvl w:val="0"/>
+          <w:numId w:val="26"/>
+        </w:numPr>
+      </w:pPr>
+      <w:r>
+        <w:t>Solution structure created</w:t>
+      </w:r>
+    </w:p>
+    <w:p>
+      <w:pPr>
+        <w:numPr>
+          <w:ilvl w:val="0"/>
+          <w:numId w:val="26"/>
+        </w:numPr>
+      </w:pPr>
+      <w:r>
+        <w:t>Sysmon installed</w:t>
+      </w:r>
+    </w:p>
+    <w:p>
+      <w:pPr>
+        <w:numPr>
+          <w:ilvl w:val="0"/>
+          <w:numId w:val="26"/>
+        </w:numPr>
+      </w:pPr>
+      <w:r>
+        <w:t>Event Log API functioning</w:t>
+      </w:r>
+    </w:p>
+    <w:p>
+      <w:pPr>
+        <w:numPr>
+          <w:ilvl w:val="0"/>
+          <w:numId w:val="26"/>
+        </w:numPr>
+      </w:pPr>
+      <w:r>
+        <w:t>NuGet configured correctly</w:t>
+      </w:r>
+    </w:p>
+    <w:p>
+      <w:pPr>
+        <w:numPr>
+          <w:ilvl w:val="0"/>
+          <w:numId w:val="26"/>
+        </w:numPr>
+      </w:pPr>
+      <w:r>
+        <w:t>GitHub repository synchronized</w:t>
+      </w:r>
+    </w:p>
+    <w:p>
+      <w:pPr>
+        <w:numPr>
+          <w:ilvl w:val="0"/>
+          <w:numId w:val="26"/>
+        </w:numPr>
+      </w:pPr>
+      <w:proofErr w:type="spellStart"/>
+      <w:r>
+        <w:t>BlueGate.Agent</w:t>
+      </w:r>
+      <w:proofErr w:type="spellEnd"/>
+      <w:r>
+        <w:t xml:space="preserve"> builds and runs successfully</w:t>
+      </w:r>
+    </w:p>
+    <w:p>
+      <w:r>
+        <w:pict w14:anchorId="1C1204C9">
+          <v:rect id="_x0000_i1064" style="width:0;height:1.5pt" o:hralign="center" o:hrstd="t" o:hr="t" fillcolor="#a0a0a0" stroked="f"/>
+        </w:pict>
+      </w:r>
+    </w:p>
+    <w:p>
+      <w:pPr>
+        <w:rPr>
+          <w:b/>
+          <w:bCs/>
+        </w:rPr>
+      </w:pPr>
+      <w:r>
+        <w:rPr>
+          <w:b/>
+          <w:bCs/>
+        </w:rPr>
+        <w:t>Next Milestone</w:t>
+      </w:r>
+    </w:p>
+    <w:p>
+      <w:r>
+        <w:t>Transition from Event ID 3 to Event ID 1 processing.</w:t>
+      </w:r>
+    </w:p>
+    <w:p>
+      <w:r>
+        <w:t>New objective:</w:t>
+      </w:r>
+    </w:p>
+    <w:p>
+      <w:r>
+        <w:lastRenderedPageBreak/>
+        <w:t>Read Sysmon Process Creation events and extract:</w:t>
+      </w:r>
+    </w:p>
+    <w:p>
+      <w:pPr>
+        <w:numPr>
+          <w:ilvl w:val="0"/>
+          <w:numId w:val="27"/>
+        </w:numPr>
+      </w:pPr>
+      <w:r>
+        <w:t>Process Name</w:t>
+      </w:r>
+    </w:p>
+    <w:p>
+      <w:pPr>
+        <w:numPr>
+          <w:ilvl w:val="0"/>
+          <w:numId w:val="27"/>
+        </w:numPr>
+      </w:pPr>
+      <w:r>
+        <w:t>Command Line</w:t>
+      </w:r>
+    </w:p>
+    <w:p>
+      <w:pPr>
+        <w:numPr>
+          <w:ilvl w:val="0"/>
+          <w:numId w:val="27"/>
+        </w:numPr>
+      </w:pPr>
+      <w:r>
+        <w:t>User</w:t>
+      </w:r>
+    </w:p>
+    <w:p>
+      <w:pPr>
+        <w:numPr>
+          <w:ilvl w:val="0"/>
+          <w:numId w:val="27"/>
+        </w:numPr>
+      </w:pPr>
+      <w:r>
+        <w:t>Timestamp</w:t>
+      </w:r>
+    </w:p>
+    <w:p>
+      <w:r>
+        <w:t>Example target output:</w:t>
+      </w:r>
+    </w:p>
+    <w:p>
+      <w:r>
+        <w:t>Process Created</w:t>
+      </w:r>
+    </w:p>
+    <w:p>
+      <w:r>
+        <w:t>---------------</w:t>
+      </w:r>
+    </w:p>
+    <w:p>
+      <w:r>
+        <w:t>Process: powershell.exe</w:t>
+      </w:r>
+    </w:p>
+    <w:p>
+      <w:r>
+        <w:t>User: HANK-PC\Hank</w:t>
+      </w:r>
+    </w:p>
+    <w:p>
+      <w:r>
+        <w:t>Time: 2026-06-07 13:43:22</w:t>
+      </w:r>
+    </w:p>
+    <w:p>
+      <w:pPr>
+        <w:pBdr>
+          <w:bottom w:val="single" w:sz="6" w:space="1" w:color="auto"/>
+        </w:pBdr>
+      </w:pPr>
+      <w:r>
+        <w:t xml:space="preserve">This will establish the first real telemetry extraction capability within </w:t>
+      </w:r>
+      <w:proofErr w:type="spellStart"/>
+      <w:r>
+        <w:t>BlueGate</w:t>
+      </w:r>
+      <w:proofErr w:type="spellEnd"/>
+      <w:r>
+        <w:t>.</w:t>
+      </w:r>
+    </w:p>
+    <w:p>
+      <w:r>
+        <w:rPr>
+          <w:noProof/>
+        </w:rPr>
+        <w:lastRenderedPageBreak/>
+        <mc:AlternateContent>
+          <mc:Choice Requires="wps">
+            <w:drawing>
+              <wp:anchor distT="45720" distB="45720" distL="114300" distR="114300" simplePos="0" relativeHeight="251659264" behindDoc="0" locked="0" layoutInCell="1" allowOverlap="1" wp14:anchorId="1FEB1526" wp14:editId="1E5037D8">
+                <wp:simplePos x="0" y="0"/>
+                <wp:positionH relativeFrom="column">
+                  <wp:posOffset>393700</wp:posOffset>
+                </wp:positionH>
+                <wp:positionV relativeFrom="paragraph">
+                  <wp:posOffset>0</wp:posOffset>
+                </wp:positionV>
+                <wp:extent cx="4582198" cy="7200000"/>
+                <wp:effectExtent l="0" t="0" r="27940" b="20320"/>
+                <wp:wrapSquare wrapText="bothSides"/>
+                <wp:docPr id="217" name="Text Box 2"/>
+                <wp:cNvGraphicFramePr>
+                  <a:graphicFrameLocks xmlns:a="http://schemas.openxmlformats.org/drawingml/2006/main"/>
+                </wp:cNvGraphicFramePr>
+                <a:graphic xmlns:a="http://schemas.openxmlformats.org/drawingml/2006/main">
+                  <a:graphicData uri="http://schemas.microsoft.com/office/word/2010/wordprocessingShape">
+                    <wps:wsp>
+                      <wps:cNvSpPr txBox="1">
+                        <a:spLocks noChangeArrowheads="1"/>
+                      </wps:cNvSpPr>
+                      <wps:spPr bwMode="auto">
+                        <a:xfrm>
+                          <a:off x="0" y="0"/>
+                          <a:ext cx="4582198" cy="7200000"/>
+                        </a:xfrm>
+                        <a:prstGeom prst="rect">
+                          <a:avLst/>
+                        </a:prstGeom>
+                        <a:solidFill>
+                          <a:srgbClr val="FFFFFF"/>
+                        </a:solidFill>
+                        <a:ln w="9525">
+                          <a:solidFill>
+                            <a:srgbClr val="000000"/>
+                          </a:solidFill>
+                          <a:miter lim="800000"/>
+                          <a:headEnd/>
+                          <a:tailEnd/>
+                        </a:ln>
+                      </wps:spPr>
+                      <wps:txbx>
+                        <w:txbxContent>
+                          <w:p>
+                            <w:pPr>
+                              <w:spacing w:after="0"/>
+                            </w:pPr>
+                            <w:r>
+                              <w:t xml:space="preserve">using </w:t>
+                            </w:r>
+                            <w:proofErr w:type="spellStart"/>
+                            <w:proofErr w:type="gramStart"/>
+                            <w:r>
+                              <w:t>System.Diagnostics.Eventing.Reader</w:t>
+                            </w:r>
+                            <w:proofErr w:type="spellEnd"/>
+                            <w:proofErr w:type="gramEnd"/>
+                            <w:r>
+                              <w:t>;</w:t>
+                            </w:r>
+                          </w:p>
+                          <w:p>
+                            <w:pPr>
+                              <w:spacing w:after="0"/>
+                            </w:pPr>
+                            <w:proofErr w:type="spellStart"/>
+                            <w:r>
+                              <w:t>Console.WriteLine</w:t>
+                            </w:r>
+                            <w:proofErr w:type="spellEnd"/>
+                            <w:r>
+                              <w:t>("</w:t>
+                            </w:r>
+                            <w:proofErr w:type="spellStart"/>
+                            <w:r>
+                              <w:t>BlueGate</w:t>
+                            </w:r>
+                            <w:proofErr w:type="spellEnd"/>
+                            <w:r>
+                              <w:t xml:space="preserve"> Agent Starting...");</w:t>
+                            </w:r>
+                          </w:p>
+                          <w:p>
+                            <w:pPr>
+                              <w:spacing w:after="0"/>
+                            </w:pPr>
+                            <w:proofErr w:type="spellStart"/>
+                            <w:r>
+                              <w:t>Console.WriteLine</w:t>
+                            </w:r>
+                            <w:proofErr w:type="spellEnd"/>
+                            <w:r>
+                              <w:t>();</w:t>
+                            </w:r>
+                          </w:p>
+                          <w:p>
+                            <w:pPr>
+                              <w:spacing w:after="0"/>
+                            </w:pPr>
+                            <w:r>
+                              <w:t>try</w:t>
+                            </w:r>
+                          </w:p>
+                          <w:p>
+                            <w:pPr>
+                              <w:spacing w:after="0"/>
+                            </w:pPr>
+                            <w:r>
+                              <w:t>{</w:t>
+                            </w:r>
+                          </w:p>
+                          <w:p>
+                            <w:pPr>
+                              <w:spacing w:after="0"/>
+                            </w:pPr>
+                            <w:r>
+                              <w:t xml:space="preserve">    string </w:t>
+                            </w:r>
+                            <w:proofErr w:type="spellStart"/>
+                            <w:r>
+                              <w:t>logName</w:t>
+                            </w:r>
+                            <w:proofErr w:type="spellEnd"/>
+                            <w:r>
+                              <w:t xml:space="preserve"> = "Microsoft-Windows-Sysmon/Operational";</w:t>
+                            </w:r>
+                          </w:p>
+                          <w:p>
+                            <w:pPr>
+                              <w:spacing w:after="0"/>
+                            </w:pPr>
+                            <w:r>
+                              <w:t xml:space="preserve">    string query = "*[System[(</w:t>
+                            </w:r>
+                            <w:proofErr w:type="spellStart"/>
+                            <w:r>
+                              <w:t>EventID</w:t>
+                            </w:r>
+                            <w:proofErr w:type="spellEnd"/>
+                            <w:r>
+                              <w:t>=1)]]";</w:t>
+                            </w:r>
+                          </w:p>
+                          <w:p>
+                            <w:pPr>
+                              <w:spacing w:after="0"/>
+                            </w:pPr>
+                            <w:r>
+                              <w:t xml:space="preserve">    </w:t>
+                            </w:r>
+                            <w:proofErr w:type="spellStart"/>
+                            <w:r>
+                              <w:t>EventLogQuery</w:t>
+                            </w:r>
+                            <w:proofErr w:type="spellEnd"/>
+                            <w:r>
+                              <w:t xml:space="preserve"> </w:t>
+                            </w:r>
+                            <w:proofErr w:type="spellStart"/>
+                            <w:r>
+                              <w:t>eventQuery</w:t>
+                            </w:r>
+                            <w:proofErr w:type="spellEnd"/>
+                            <w:r>
+                              <w:t xml:space="preserve"> = new </w:t>
+                            </w:r>
+                            <w:proofErr w:type="spellStart"/>
+                            <w:proofErr w:type="gramStart"/>
+                            <w:r>
+                              <w:t>EventLogQuery</w:t>
+                            </w:r>
+                            <w:proofErr w:type="spellEnd"/>
+                            <w:r>
+                              <w:t>(</w:t>
+                            </w:r>
+                            <w:proofErr w:type="gramEnd"/>
+                          </w:p>
+                          <w:p>
+                            <w:pPr>
+                              <w:spacing w:after="0"/>
+                            </w:pPr>
+                            <w:r>
+                              <w:t xml:space="preserve">        </w:t>
+                            </w:r>
+                            <w:proofErr w:type="spellStart"/>
+                            <w:r>
+                              <w:t>logName</w:t>
+                            </w:r>
+                            <w:proofErr w:type="spellEnd"/>
+                            <w:r>
+                              <w:t>,</w:t>
+                            </w:r>
+                          </w:p>
+                          <w:p>
+                            <w:pPr>
+                              <w:spacing w:after="0"/>
+                            </w:pPr>
+                            <w:r>
+                              <w:t xml:space="preserve">        </w:t>
+                            </w:r>
+                            <w:proofErr w:type="spellStart"/>
+                            <w:r>
+                              <w:t>PathType.LogName</w:t>
+                            </w:r>
+                            <w:proofErr w:type="spellEnd"/>
+                            <w:r>
+                              <w:t>,</w:t>
+                            </w:r>
+                          </w:p>
+                          <w:p>
+                            <w:pPr>
+                              <w:spacing w:after="0"/>
+                            </w:pPr>
+                            <w:r>
+                              <w:t xml:space="preserve">        query);</w:t>
+                            </w:r>
+                          </w:p>
+                          <w:p>
+                            <w:pPr>
+                              <w:spacing w:after="0"/>
+                            </w:pPr>
+                            <w:r>
+                              <w:t xml:space="preserve">    using </w:t>
+                            </w:r>
+                            <w:proofErr w:type="spellStart"/>
+                            <w:r>
+                              <w:t>EventLogReader</w:t>
+                            </w:r>
+                            <w:proofErr w:type="spellEnd"/>
+                            <w:r>
+                              <w:t xml:space="preserve"> reader = new </w:t>
+                            </w:r>
+                            <w:proofErr w:type="spellStart"/>
+                            <w:r>
+                              <w:t>EventLogReader</w:t>
+                            </w:r>
+                            <w:proofErr w:type="spellEnd"/>
+                            <w:r>
+                              <w:t>(</w:t>
+                            </w:r>
+                            <w:proofErr w:type="spellStart"/>
+                            <w:r>
+                              <w:t>eventQuery</w:t>
+                            </w:r>
+                            <w:proofErr w:type="spellEnd"/>
+                            <w:r>
+                              <w:t>);</w:t>
+                            </w:r>
+                          </w:p>
+                          <w:p>
+                            <w:pPr>
+                              <w:spacing w:after="0"/>
+                            </w:pPr>
+                            <w:r>
+                              <w:t xml:space="preserve">    int count = 0;</w:t>
+                            </w:r>
+                          </w:p>
+                          <w:p>
+                            <w:pPr>
+                              <w:spacing w:after="0"/>
+                            </w:pPr>
+                            <w:r>
+                              <w:t xml:space="preserve">    int </w:t>
+                            </w:r>
+                            <w:proofErr w:type="spellStart"/>
+                            <w:r>
+                              <w:t>maxEventsToDisplay</w:t>
+                            </w:r>
+                            <w:proofErr w:type="spellEnd"/>
+                            <w:r>
+                              <w:t xml:space="preserve"> = 10;</w:t>
+                            </w:r>
+                          </w:p>
+                          <w:p>
+                            <w:pPr>
+                              <w:spacing w:after="0"/>
+                            </w:pPr>
+                            <w:r>
+                              <w:t xml:space="preserve">    while (count &lt; </w:t>
+                            </w:r>
+                            <w:proofErr w:type="spellStart"/>
+                            <w:r>
+                              <w:t>maxEventsToDisplay</w:t>
+                            </w:r>
+                            <w:proofErr w:type="spellEnd"/>
+                            <w:r>
+                              <w:t>)</w:t>
+                            </w:r>
+                          </w:p>
+                          <w:p>
+                            <w:pPr>
+                              <w:spacing w:after="0"/>
+                            </w:pPr>
+                            <w:r>
+                              <w:t xml:space="preserve">    {</w:t>
+                            </w:r>
+                          </w:p>
+                          <w:p>
+                            <w:pPr>
+                              <w:spacing w:after="0"/>
+                            </w:pPr>
+                            <w:r>
+                              <w:t xml:space="preserve">        </w:t>
+                            </w:r>
+                            <w:proofErr w:type="spellStart"/>
+                            <w:r>
+                              <w:t>EventRecord</w:t>
+                            </w:r>
+                            <w:proofErr w:type="spellEnd"/>
+                            <w:r>
+                              <w:t xml:space="preserve"> record = </w:t>
+                            </w:r>
+                            <w:proofErr w:type="spellStart"/>
+                            <w:proofErr w:type="gramStart"/>
+                            <w:r>
+                              <w:t>reader.ReadEvent</w:t>
+                            </w:r>
+                            <w:proofErr w:type="spellEnd"/>
+                            <w:proofErr w:type="gramEnd"/>
+                            <w:r>
+                              <w:t>();</w:t>
+                            </w:r>
+                          </w:p>
+                          <w:p>
+                            <w:pPr>
+                              <w:spacing w:after="0"/>
+                            </w:pPr>
+                            <w:r>
+                              <w:t xml:space="preserve">        if (record is null)</w:t>
+                            </w:r>
+                          </w:p>
+                          <w:p>
+                            <w:pPr>
+                              <w:spacing w:after="0"/>
+                            </w:pPr>
+                            <w:r>
+                              <w:t xml:space="preserve">        {</w:t>
+                            </w:r>
+                          </w:p>
+                          <w:p>
+                            <w:pPr>
+                              <w:spacing w:after="0"/>
+                            </w:pPr>
+                            <w:r>
+                              <w:t xml:space="preserve">            break;</w:t>
+                            </w:r>
+                          </w:p>
+                          <w:p>
+                            <w:pPr>
+                              <w:spacing w:after="0"/>
+                            </w:pPr>
+                            <w:r>
+                              <w:t xml:space="preserve">        }</w:t>
+                            </w:r>
+                          </w:p>
+                          <w:p>
+                            <w:pPr>
+                              <w:spacing w:after="0"/>
+                            </w:pPr>
+                            <w:r>
+                              <w:t xml:space="preserve">        </w:t>
+                            </w:r>
+                            <w:proofErr w:type="spellStart"/>
+                            <w:r>
+                              <w:t>Console.WriteLine</w:t>
+                            </w:r>
+                            <w:proofErr w:type="spellEnd"/>
+                            <w:r>
+                              <w:t>("Process Created");</w:t>
+                            </w:r>
+                          </w:p>
+                          <w:p>
+                            <w:pPr>
+                              <w:spacing w:after="0"/>
+                            </w:pPr>
+                            <w:r>
+                              <w:t xml:space="preserve">        </w:t>
+                            </w:r>
+                            <w:proofErr w:type="spellStart"/>
+                            <w:r>
+                              <w:t>Console.WriteLine</w:t>
+                            </w:r>
+                            <w:proofErr w:type="spellEnd"/>
+                            <w:r>
+                              <w:t>("----------------");</w:t>
+                            </w:r>
+                          </w:p>
+                          <w:p>
+                            <w:pPr>
+                              <w:spacing w:after="0"/>
+                            </w:pPr>
+                            <w:r>
+                              <w:t xml:space="preserve">        </w:t>
+                            </w:r>
+                            <w:proofErr w:type="spellStart"/>
+                            <w:r>
+                              <w:t>Console.WriteLine</w:t>
+                            </w:r>
+                            <w:proofErr w:type="spellEnd"/>
+                            <w:r>
+                              <w:t>($"Time: {</w:t>
+                            </w:r>
+                            <w:proofErr w:type="spellStart"/>
+                            <w:proofErr w:type="gramStart"/>
+                            <w:r>
+                              <w:t>record.TimeCreated</w:t>
+                            </w:r>
+                            <w:proofErr w:type="spellEnd"/>
+                            <w:proofErr w:type="gramEnd"/>
+                            <w:r>
+                              <w:t>}");</w:t>
+                            </w:r>
+                          </w:p>
+                          <w:p>
+                            <w:pPr>
+                              <w:spacing w:after="0"/>
+                            </w:pPr>
+                            <w:r>
+                              <w:t xml:space="preserve">        </w:t>
+                            </w:r>
+                            <w:proofErr w:type="spellStart"/>
+                            <w:r>
+                              <w:t>Console.WriteLine</w:t>
+                            </w:r>
+                            <w:proofErr w:type="spellEnd"/>
+                            <w:r>
+                              <w:t>($"Event ID: {</w:t>
+                            </w:r>
+                            <w:proofErr w:type="spellStart"/>
+                            <w:proofErr w:type="gramStart"/>
+                            <w:r>
+                              <w:t>record.Id</w:t>
+                            </w:r>
+                            <w:proofErr w:type="spellEnd"/>
+                            <w:proofErr w:type="gramEnd"/>
+                            <w:r>
+                              <w:t>}");</w:t>
+                            </w:r>
+                          </w:p>
+                          <w:p>
+                            <w:pPr>
+                              <w:spacing w:after="0"/>
+                            </w:pPr>
+                            <w:r>
+                              <w:t xml:space="preserve">        </w:t>
+                            </w:r>
+                            <w:proofErr w:type="spellStart"/>
+                            <w:r>
+                              <w:t>Console.WriteLine</w:t>
+                            </w:r>
+                            <w:proofErr w:type="spellEnd"/>
+                            <w:r>
+                              <w:t>();</w:t>
+                            </w:r>
+                          </w:p>
+                          <w:p>
+                            <w:pPr>
+                              <w:spacing w:after="0"/>
+                            </w:pPr>
+                            <w:r>
+                              <w:t xml:space="preserve">        count++;</w:t>
+                            </w:r>
+                          </w:p>
+                          <w:p>
+                            <w:pPr>
+                              <w:spacing w:after="0"/>
+                            </w:pPr>
+                            <w:r>
+                              <w:t xml:space="preserve">        </w:t>
+                            </w:r>
+                            <w:proofErr w:type="spellStart"/>
+                            <w:proofErr w:type="gramStart"/>
+                            <w:r>
+                              <w:t>record.Dispose</w:t>
+                            </w:r>
+                            <w:proofErr w:type="spellEnd"/>
+                            <w:proofErr w:type="gramEnd"/>
+                            <w:r>
+                              <w:t>();</w:t>
+                            </w:r>
+                          </w:p>
+                          <w:p>
+                            <w:pPr>
+                              <w:spacing w:after="0"/>
+                            </w:pPr>
+                            <w:r>
+                              <w:t xml:space="preserve">    }</w:t>
+                            </w:r>
+                          </w:p>
+                          <w:p>
+                            <w:pPr>
+                              <w:spacing w:after="0"/>
+                            </w:pPr>
+                            <w:r>
+                              <w:t xml:space="preserve">    </w:t>
+                            </w:r>
+                            <w:proofErr w:type="spellStart"/>
+                            <w:r>
+                              <w:t>Console.WriteLine</w:t>
+                            </w:r>
+                            <w:proofErr w:type="spellEnd"/>
+                            <w:r>
+                              <w:t>($"Displayed {count} Sysmon Process Create events.");</w:t>
+                            </w:r>
+                          </w:p>
+                          <w:p>
+                            <w:pPr>
+                              <w:spacing w:after="0"/>
+                            </w:pPr>
+                            <w:r>
+                              <w:t>}</w:t>
+                            </w:r>
+                          </w:p>
+                          <w:p>
+                            <w:pPr>
+                              <w:spacing w:after="0"/>
+                            </w:pPr>
+                            <w:r>
+                              <w:t>catch (Exception ex)</w:t>
+                            </w:r>
+                          </w:p>
+                          <w:p>
+                            <w:pPr>
+                              <w:spacing w:after="0"/>
+                            </w:pPr>
+                            <w:r>
+                              <w:t>{</w:t>
+                            </w:r>
+                          </w:p>
+                          <w:p>
+                            <w:pPr>
+                              <w:spacing w:after="0"/>
+                            </w:pPr>
+                            <w:r>
+                              <w:t xml:space="preserve">    </w:t>
+                            </w:r>
+                            <w:proofErr w:type="spellStart"/>
+                            <w:r>
+                              <w:t>Console.WriteLine</w:t>
+                            </w:r>
+                            <w:proofErr w:type="spellEnd"/>
+                            <w:r>
+                              <w:t>($"Error: {</w:t>
+                            </w:r>
+                            <w:proofErr w:type="spellStart"/>
+                            <w:proofErr w:type="gramStart"/>
+                            <w:r>
+                              <w:t>ex.Message</w:t>
+                            </w:r>
+                            <w:proofErr w:type="spellEnd"/>
+                            <w:proofErr w:type="gramEnd"/>
+                            <w:r>
+                              <w:t>}");</w:t>
+                            </w:r>
+                          </w:p>
+                          <w:p>
+                            <w:pPr>
+                              <w:spacing w:after="0"/>
+                            </w:pPr>
+                            <w:r>
+                              <w:t>}</w:t>
+                            </w:r>
+                          </w:p>
+                          <w:p>
+                            <w:pPr>
+                              <w:spacing w:after="0"/>
+                            </w:pPr>
+                            <w:proofErr w:type="spellStart"/>
+                            <w:r>
+                              <w:t>Console.WriteLine</w:t>
+                            </w:r>
+                            <w:proofErr w:type="spellEnd"/>
+                            <w:r>
+                              <w:t>();</w:t>
+                            </w:r>
+                          </w:p>
+                          <w:p>
+                            <w:pPr>
+                              <w:spacing w:after="0"/>
+                            </w:pPr>
+                            <w:proofErr w:type="spellStart"/>
+                            <w:r>
+                              <w:t>Console.WriteLine</w:t>
+                            </w:r>
+                            <w:proofErr w:type="spellEnd"/>
+                            <w:r>
+                              <w:t>("</w:t>
+                            </w:r>
+                            <w:proofErr w:type="spellStart"/>
+                            <w:r>
+                              <w:t>BlueGate</w:t>
+                            </w:r>
+                            <w:proofErr w:type="spellEnd"/>
+                            <w:r>
+                              <w:t xml:space="preserve"> Agent Finished.");</w:t>
+                            </w:r>
+                          </w:p>
+                        </w:txbxContent>
+                      </wps:txbx>
+                      <wps:bodyPr rot="0" vert="horz" wrap="square" lIns="91440" tIns="45720" rIns="91440" bIns="45720" anchor="t" anchorCtr="0">
+                        <a:noAutofit/>
+                      </wps:bodyPr>
+                    </wps:wsp>
+                  </a:graphicData>
+                </a:graphic>
+                <wp14:sizeRelH relativeFrom="margin">
+                  <wp14:pctWidth>0</wp14:pctWidth>
+                </wp14:sizeRelH>
+                <wp14:sizeRelV relativeFrom="margin">
+                  <wp14:pctHeight>0</wp14:pctHeight>
+                </wp14:sizeRelV>
+              </wp:anchor>
+            </w:drawing>
+          </mc:Choice>
+          <mc:Fallback>
+            <w:pict>
+              <v:shapetype w14:anchorId="1FEB1526" id="_x0000_t202" coordsize="21600,21600" o:spt="202" path="m,l,21600r21600,l21600,xe">
+                <v:stroke joinstyle="miter"/>
+                <v:path gradientshapeok="t" o:connecttype="rect"/>
+              </v:shapetype>
+              <v:shape id="Text Box 2" o:spid="_x0000_s1026" type="#_x0000_t202" style="position:absolute;margin-left:31pt;margin-top:0;width:360.8pt;height:566.95pt;z-index:251659264;visibility:visible;mso-wrap-style:square;mso-width-percent:0;mso-height-percent:0;mso-wrap-distance-left:9pt;mso-wrap-distance-top:3.6pt;mso-wrap-distance-right:9pt;mso-wrap-distance-bottom:3.6pt;mso-position-horizontal:absolute;mso-position-horizontal-relative:text;mso-position-vertical:absolute;mso-position-vertical-relative:text;mso-width-percent:0;mso-height-percent:0;mso-width-relative:margin;mso-height-relative:margin;v-text-anchor:top" o:gfxdata="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">
+                <v:textbox>
+                  <w:txbxContent>
+                    <w:p>
+                      <w:pPr>
+                        <w:spacing w:after="0"/>
+                      </w:pPr>
+                      <w:r>
+                        <w:t xml:space="preserve">using </w:t>
+                      </w:r>
+                      <w:proofErr w:type="spellStart"/>
+                      <w:proofErr w:type="gramStart"/>
+                      <w:r>
+                        <w:t>System.Diagnostics.Eventing.Reader</w:t>
+                      </w:r>
+                      <w:proofErr w:type="spellEnd"/>
+                      <w:proofErr w:type="gramEnd"/>
+                      <w:r>
+                        <w:t>;</w:t>
+                      </w:r>
+                    </w:p>
+                    <w:p>
+                      <w:pPr>
+                        <w:spacing w:after="0"/>
+                      </w:pPr>
+                      <w:proofErr w:type="spellStart"/>
+                      <w:r>
+                        <w:t>Console.WriteLine</w:t>
+                      </w:r>
+                      <w:proofErr w:type="spellEnd"/>
+                      <w:r>
+                        <w:t>("</w:t>
+                      </w:r>
+                      <w:proofErr w:type="spellStart"/>
+                      <w:r>
+                        <w:t>BlueGate</w:t>
+                      </w:r>
+                      <w:proofErr w:type="spellEnd"/>
+                      <w:r>
+                        <w:t xml:space="preserve"> Agent Starting...");</w:t>
+                      </w:r>
+                    </w:p>
+                    <w:p>
+                      <w:pPr>
+                        <w:spacing w:after="0"/>
+                      </w:pPr>
+                      <w:proofErr w:type="spellStart"/>
+                      <w:r>
+                        <w:t>Console.WriteLine</w:t>
+                      </w:r>
+                      <w:proofErr w:type="spellEnd"/>
+                      <w:r>
+                        <w:t>();</w:t>
+                      </w:r>
+                    </w:p>
+                    <w:p>
+                      <w:pPr>
+                        <w:spacing w:after="0"/>
+                      </w:pPr>
+                      <w:r>
+                        <w:t>try</w:t>
+                      </w:r>
+                    </w:p>
+                    <w:p>
+                      <w:pPr>
+                        <w:spacing w:after="0"/>
+                      </w:pPr>
+                      <w:r>
+                        <w:t>{</w:t>
+                      </w:r>
+                    </w:p>
+                    <w:p>
+                      <w:pPr>
+                        <w:spacing w:after="0"/>
+                      </w:pPr>
+                      <w:r>
+                        <w:t xml:space="preserve">    string </w:t>
+                      </w:r>
+                      <w:proofErr w:type="spellStart"/>
+                      <w:r>
+                        <w:t>logName</w:t>
+                      </w:r>
+                      <w:proofErr w:type="spellEnd"/>
+                      <w:r>
+                        <w:t xml:space="preserve"> = "Microsoft-Windows-Sysmon/Operational";</w:t>
+                      </w:r>
+                    </w:p>
+                    <w:p>
+                      <w:pPr>
+                        <w:spacing w:after="0"/>
+                      </w:pPr>
+                      <w:r>
+                        <w:t xml:space="preserve">    string query = "*[System[(</w:t>
+                      </w:r>
+                      <w:proofErr w:type="spellStart"/>
+                      <w:r>
+                        <w:t>EventID</w:t>
+                      </w:r>
+                      <w:proofErr w:type="spellEnd"/>
+                      <w:r>
+                        <w:t>=1)]]";</w:t>
+                      </w:r>
+                    </w:p>
+                    <w:p>
+                      <w:pPr>
+                        <w:spacing w:after="0"/>
+                      </w:pPr>
+                      <w:r>
+                        <w:t xml:space="preserve">    </w:t>
+                      </w:r>
+                      <w:proofErr w:type="spellStart"/>
+                      <w:r>
+                        <w:t>EventLogQuery</w:t>
+                      </w:r>
+                      <w:proofErr w:type="spellEnd"/>
+                      <w:r>
+                        <w:t xml:space="preserve"> </w:t>
+                      </w:r>
+                      <w:proofErr w:type="spellStart"/>
+                      <w:r>
+                        <w:t>eventQuery</w:t>
+                      </w:r>
+                      <w:proofErr w:type="spellEnd"/>
+                      <w:r>
+                        <w:t xml:space="preserve"> = new </w:t>
+                      </w:r>
+                      <w:proofErr w:type="spellStart"/>
+                      <w:proofErr w:type="gramStart"/>
+                      <w:r>
+                        <w:t>EventLogQuery</w:t>
+                      </w:r>
+                      <w:proofErr w:type="spellEnd"/>
+                      <w:r>
+                        <w:t>(</w:t>
+                      </w:r>
+                      <w:proofErr w:type="gramEnd"/>
+                    </w:p>
+                    <w:p>
+                      <w:pPr>
+                        <w:spacing w:after="0"/>
+                      </w:pPr>
+                      <w:r>
+                        <w:t xml:space="preserve">        </w:t>
+                      </w:r>
+                      <w:proofErr w:type="spellStart"/>
+                      <w:r>
+                        <w:t>logName</w:t>
+                      </w:r>
+                      <w:proofErr w:type="spellEnd"/>
+                      <w:r>
+                        <w:t>,</w:t>
+                      </w:r>
+                    </w:p>
+                    <w:p>
+                      <w:pPr>
+                        <w:spacing w:after="0"/>
+                      </w:pPr>
+                      <w:r>
+                        <w:t xml:space="preserve">        </w:t>
+                      </w:r>
+                      <w:proofErr w:type="spellStart"/>
+                      <w:r>
+                        <w:t>PathType.LogName</w:t>
+                      </w:r>
+                      <w:proofErr w:type="spellEnd"/>
+                      <w:r>
+                        <w:t>,</w:t>
+                      </w:r>
+                    </w:p>
+                    <w:p>
+                      <w:pPr>
+                        <w:spacing w:after="0"/>
+                      </w:pPr>
+                      <w:r>
+                        <w:t xml:space="preserve">        query);</w:t>
+                      </w:r>
+                    </w:p>
+                    <w:p>
+                      <w:pPr>
+                        <w:spacing w:after="0"/>
+                      </w:pPr>
+                      <w:r>
+                        <w:t xml:space="preserve">    using </w:t>
+                      </w:r>
+                      <w:proofErr w:type="spellStart"/>
+                      <w:r>
+                        <w:t>EventLogReader</w:t>
+                      </w:r>
+                      <w:proofErr w:type="spellEnd"/>
+                      <w:r>
+                        <w:t xml:space="preserve"> reader = new </w:t>
+                      </w:r>
+                      <w:proofErr w:type="spellStart"/>
+                      <w:r>
+                        <w:t>EventLogReader</w:t>
+                      </w:r>
+                      <w:proofErr w:type="spellEnd"/>
+                      <w:r>
+                        <w:t>(</w:t>
+                      </w:r>
+                      <w:proofErr w:type="spellStart"/>
+                      <w:r>
+                        <w:t>eventQuery</w:t>
+                      </w:r>
+                      <w:proofErr w:type="spellEnd"/>
+                      <w:r>
+                        <w:t>);</w:t>
+                      </w:r>
+                    </w:p>
+                    <w:p>
+                      <w:pPr>
+                        <w:spacing w:after="0"/>
+                      </w:pPr>
+                      <w:r>
+                        <w:t xml:space="preserve">    int count = 0;</w:t>
+                      </w:r>
+                    </w:p>
+                    <w:p>
+                      <w:pPr>
+                        <w:spacing w:after="0"/>
+                      </w:pPr>
+                      <w:r>
+                        <w:t xml:space="preserve">    int </w:t>
+                      </w:r>
+                      <w:proofErr w:type="spellStart"/>
+                      <w:r>
+                        <w:t>maxEventsToDisplay</w:t>
+                      </w:r>
+                      <w:proofErr w:type="spellEnd"/>
+                      <w:r>
+                        <w:t xml:space="preserve"> = 10;</w:t>
+                      </w:r>
+                    </w:p>
+                    <w:p>
+                      <w:pPr>
+                        <w:spacing w:after="0"/>
+                      </w:pPr>
+                      <w:r>
+                        <w:t xml:space="preserve">    while (count &lt; </w:t>
+                      </w:r>
+                      <w:proofErr w:type="spellStart"/>
+                      <w:r>
+                        <w:t>maxEventsToDisplay</w:t>
+                      </w:r>
+                      <w:proofErr w:type="spellEnd"/>
+                      <w:r>
+                        <w:t>)</w:t>
+                      </w:r>
+                    </w:p>
+                    <w:p>
+                      <w:pPr>
+                        <w:spacing w:after="0"/>
+                      </w:pPr>
+                      <w:r>
+                        <w:t xml:space="preserve">    {</w:t>
+                      </w:r>
+                    </w:p>
+                    <w:p>
+                      <w:pPr>
+                        <w:spacing w:after="0"/>
+                      </w:pPr>
+                      <w:r>
+                        <w:t xml:space="preserve">        </w:t>
+                      </w:r>
+                      <w:proofErr w:type="spellStart"/>
+                      <w:r>
+                        <w:t>EventRecord</w:t>
+                      </w:r>
+                      <w:proofErr w:type="spellEnd"/>
+                      <w:r>
+                        <w:t xml:space="preserve"> record = </w:t>
+                      </w:r>
+                      <w:proofErr w:type="spellStart"/>
+                      <w:proofErr w:type="gramStart"/>
+                      <w:r>
+                        <w:t>reader.ReadEvent</w:t>
+                      </w:r>
+                      <w:proofErr w:type="spellEnd"/>
+                      <w:proofErr w:type="gramEnd"/>
+                      <w:r>
+                        <w:t>();</w:t>
+                      </w:r>
+                    </w:p>
+                    <w:p>
+                      <w:pPr>
+                        <w:spacing w:after="0"/>
+                      </w:pPr>
+                      <w:r>
+                        <w:t xml:space="preserve">        if (record is null)</w:t>
+                      </w:r>
+                    </w:p>
+                    <w:p>
+                      <w:pPr>
+                        <w:spacing w:after="0"/>
+                      </w:pPr>
+                      <w:r>
+                        <w:t xml:space="preserve">        {</w:t>
+                      </w:r>
+                    </w:p>
+                    <w:p>
+                      <w:pPr>
+                        <w:spacing w:after="0"/>
+                      </w:pPr>
+                      <w:r>
+                        <w:t xml:space="preserve">            break;</w:t>
+                      </w:r>
+                    </w:p>
+                    <w:p>
+                      <w:pPr>
+                        <w:spacing w:after="0"/>
+                      </w:pPr>
+                      <w:r>
+                        <w:t xml:space="preserve">        }</w:t>
+                      </w:r>
+                    </w:p>
+                    <w:p>
+                      <w:pPr>
+                        <w:spacing w:after="0"/>
+                      </w:pPr>
+                      <w:r>
+                        <w:t xml:space="preserve">        </w:t>
+                      </w:r>
+                      <w:proofErr w:type="spellStart"/>
+                      <w:r>
+                        <w:t>Console.WriteLine</w:t>
+                      </w:r>
+                      <w:proofErr w:type="spellEnd"/>
+                      <w:r>
+                        <w:t>("Process Created");</w:t>
+                      </w:r>
+                    </w:p>
+                    <w:p>
+                      <w:pPr>
+                        <w:spacing w:after="0"/>
+                      </w:pPr>
+                      <w:r>
+                        <w:t xml:space="preserve">        </w:t>
+                      </w:r>
+                      <w:proofErr w:type="spellStart"/>
+                      <w:r>
+                        <w:t>Console.WriteLine</w:t>
+                      </w:r>
+                      <w:proofErr w:type="spellEnd"/>
+                      <w:r>
+                        <w:t>("----------------");</w:t>
+                      </w:r>
+                    </w:p>
+                    <w:p>
+                      <w:pPr>
+                        <w:spacing w:after="0"/>
+                      </w:pPr>
+                      <w:r>
+                        <w:t xml:space="preserve">        </w:t>
+                      </w:r>
+                      <w:proofErr w:type="spellStart"/>
+                      <w:r>
+                        <w:t>Console.WriteLine</w:t>
+                      </w:r>
+                      <w:proofErr w:type="spellEnd"/>
+                      <w:r>
+                        <w:t>($"Time: {</w:t>
+                      </w:r>
+                      <w:proofErr w:type="spellStart"/>
+                      <w:proofErr w:type="gramStart"/>
+                      <w:r>
+                        <w:t>record.TimeCreated</w:t>
+                      </w:r>
+                      <w:proofErr w:type="spellEnd"/>
+                      <w:proofErr w:type="gramEnd"/>
+                      <w:r>
+                        <w:t>}");</w:t>
+                      </w:r>
+                    </w:p>
+                    <w:p>
+                      <w:pPr>
+                        <w:spacing w:after="0"/>
+                      </w:pPr>
+                      <w:r>
+                        <w:t xml:space="preserve">        </w:t>
+                      </w:r>
+                      <w:proofErr w:type="spellStart"/>
+                      <w:r>
+                        <w:t>Console.WriteLine</w:t>
+                      </w:r>
+                      <w:proofErr w:type="spellEnd"/>
+                      <w:r>
+                        <w:t>($"Event ID: {</w:t>
+                      </w:r>
+                      <w:proofErr w:type="spellStart"/>
+                      <w:proofErr w:type="gramStart"/>
+                      <w:r>
+                        <w:t>record.Id</w:t>
+                      </w:r>
+                      <w:proofErr w:type="spellEnd"/>
+                      <w:proofErr w:type="gramEnd"/>
+                      <w:r>
+                        <w:t>}");</w:t>
+                      </w:r>
+                    </w:p>
+                    <w:p>
+                      <w:pPr>
+                        <w:spacing w:after="0"/>
+                      </w:pPr>
+                      <w:r>
+                        <w:t xml:space="preserve">        </w:t>
+                      </w:r>
+                      <w:proofErr w:type="spellStart"/>
+                      <w:r>
+                        <w:t>Console.WriteLine</w:t>
+                      </w:r>
+                      <w:proofErr w:type="spellEnd"/>
+                      <w:r>
+                        <w:t>();</w:t>
+                      </w:r>
+                    </w:p>
+                    <w:p>
+                      <w:pPr>
+                        <w:spacing w:after="0"/>
+                      </w:pPr>
+                      <w:r>
+                        <w:t xml:space="preserve">        count++;</w:t>
+                      </w:r>
+                    </w:p>
+                    <w:p>
+                      <w:pPr>
+                        <w:spacing w:after="0"/>
+                      </w:pPr>
+                      <w:r>
+                        <w:t xml:space="preserve">        </w:t>
+                      </w:r>
+                      <w:proofErr w:type="spellStart"/>
+                      <w:proofErr w:type="gramStart"/>
+                      <w:r>
+                        <w:t>record.Dispose</w:t>
+                      </w:r>
+                      <w:proofErr w:type="spellEnd"/>
+                      <w:proofErr w:type="gramEnd"/>
+                      <w:r>
+                        <w:t>();</w:t>
+                      </w:r>
+                    </w:p>
+                    <w:p>
+                      <w:pPr>
+                        <w:spacing w:after="0"/>
+                      </w:pPr>
+                      <w:r>
+                        <w:t xml:space="preserve">    }</w:t>
+                      </w:r>
+                    </w:p>
+                    <w:p>
+                      <w:pPr>
+                        <w:spacing w:after="0"/>
+                      </w:pPr>
+                      <w:r>
+                        <w:t xml:space="preserve">    </w:t>
+                      </w:r>
+                      <w:proofErr w:type="spellStart"/>
+                      <w:r>
+                        <w:t>Console.WriteLine</w:t>
+                      </w:r>
+                      <w:proofErr w:type="spellEnd"/>
+                      <w:r>
+                        <w:t>($"Displayed {count} Sysmon Process Create events.");</w:t>
+                      </w:r>
+                    </w:p>
+                    <w:p>
+                      <w:pPr>
+                        <w:spacing w:after="0"/>
+                      </w:pPr>
+                      <w:r>
+                        <w:t>}</w:t>
+                      </w:r>
+                    </w:p>
+                    <w:p>
+                      <w:pPr>
+                        <w:spacing w:after="0"/>
+                      </w:pPr>
+                      <w:r>
+                        <w:t>catch (Exception ex)</w:t>
+                      </w:r>
+                    </w:p>
+                    <w:p>
+                      <w:pPr>
+                        <w:spacing w:after="0"/>
+                      </w:pPr>
+                      <w:r>
+                        <w:t>{</w:t>
+                      </w:r>
+                    </w:p>
+                    <w:p>
+                      <w:pPr>
+                        <w:spacing w:after="0"/>
+                      </w:pPr>
+                      <w:r>
+                        <w:t xml:space="preserve">    </w:t>
+                      </w:r>
+                      <w:proofErr w:type="spellStart"/>
+                      <w:r>
+                        <w:t>Console.WriteLine</w:t>
+                      </w:r>
+                      <w:proofErr w:type="spellEnd"/>
+                      <w:r>
+                        <w:t>($"Error: {</w:t>
+                      </w:r>
+                      <w:proofErr w:type="spellStart"/>
+                      <w:proofErr w:type="gramStart"/>
+                      <w:r>
+                        <w:t>ex.Message</w:t>
+                      </w:r>
+                      <w:proofErr w:type="spellEnd"/>
+                      <w:proofErr w:type="gramEnd"/>
+                      <w:r>
+                        <w:t>}");</w:t>
+                      </w:r>
+                    </w:p>
+                    <w:p>
+                      <w:pPr>
+                        <w:spacing w:after="0"/>
+                      </w:pPr>
+                      <w:r>
+                        <w:t>}</w:t>
+                      </w:r>
+                    </w:p>
+                    <w:p>
+                      <w:pPr>
+                        <w:spacing w:after="0"/>
+                      </w:pPr>
+                      <w:proofErr w:type="spellStart"/>
+                      <w:r>
+                        <w:t>Console.WriteLine</w:t>
+                      </w:r>
+                      <w:proofErr w:type="spellEnd"/>
+                      <w:r>
+                        <w:t>();</w:t>
+                      </w:r>
+                    </w:p>
+                    <w:p>
+                      <w:pPr>
+                        <w:spacing w:after="0"/>
+                      </w:pPr>
+                      <w:proofErr w:type="spellStart"/>
+                      <w:r>
+                        <w:t>Console.WriteLine</w:t>
+                      </w:r>
+                      <w:proofErr w:type="spellEnd"/>
+                      <w:r>
+                        <w:t>("</w:t>
+                      </w:r>
+                      <w:proofErr w:type="spellStart"/>
+                      <w:r>
+                        <w:t>BlueGate</w:t>
+                      </w:r>
+                      <w:proofErr w:type="spellEnd"/>
+                      <w:r>
+                        <w:t xml:space="preserve"> Agent Finished.");</w:t>
+                      </w:r>
+                    </w:p>
+                  </w:txbxContent>
+                </v:textbox>
+                <w10:wrap type="square"/>
+              </v:shape>
+            </w:pict>
+          </mc:Fallback>
+        </mc:AlternateContent>
+      </w:r>
+    </w:p>
+    <w:p/>
+    <w:p/>
+    <w:p/>
+    <w:p/>
+    <w:p/>
+    <w:p/>
+    <w:p/>
+    <w:p/>
+    <w:p/>
+    <w:p/>
+    <w:p/>
+    <w:p/>
+    <w:p/>
+    <w:p/>
+    <w:p/>
+    <w:p/>
+    <w:p/>
+    <w:p/>
+    <w:p/>
+    <w:p/>
+    <w:p/>
+    <w:p/>
+    <w:p/>
+    <w:p/>
+    <w:p/>
+    <w:p>
+      <w:pPr>
+        <w:rPr>
+          <w:b/>
+          <w:bCs/>
+          <w:u w:val="single"/>
+        </w:rPr>
+      </w:pPr>
+      <w:r>
+        <w:rPr>
+          <w:b/>
+          <w:bCs/>
+          <w:u w:val="single"/>
+        </w:rPr>
+        <w:t>What this code does</w:t>
+      </w:r>
+    </w:p>
+    <w:p>
+      <w:pPr>
+        <w:spacing w:after="0"/>
+      </w:pPr>
+      <w:r>
+        <w:t xml:space="preserve">using </w:t>
+      </w:r>
+      <w:proofErr w:type="spellStart"/>
+      <w:proofErr w:type="gramStart"/>
+      <w:r>
+        <w:t>System.Diagnostics.Eventing.Reader</w:t>
+      </w:r>
+      <w:proofErr w:type="spellEnd"/>
+      <w:proofErr w:type="gramEnd"/>
+      <w:r>
+        <w:t>; gives C# access to Windows Event Log reading classes.</w:t>
+      </w:r>
+    </w:p>
+    <w:p>
+      <w:pPr>
+        <w:spacing w:after="0"/>
+      </w:pPr>
+      <w:r>
+        <w:t>This line selects the Sysmon log:</w:t>
+      </w:r>
+    </w:p>
+    <w:p>
+      <w:pPr>
+        <w:spacing w:after="0"/>
+      </w:pPr>
+      <w:r>
+        <w:t xml:space="preserve">string </w:t>
+      </w:r>
+      <w:proofErr w:type="spellStart"/>
+      <w:r>
+        <w:t>logName</w:t>
+      </w:r>
+      <w:proofErr w:type="spellEnd"/>
+      <w:r>
+        <w:t xml:space="preserve"> = "Microsoft-Windows-Sysmon/Operational";</w:t>
+      </w:r>
+    </w:p>
+    <w:p>
+      <w:pPr>
+        <w:spacing w:after="0"/>
+      </w:pPr>
+      <w:r>
+        <w:t xml:space="preserve">This line asks only for </w:t>
+      </w:r>
+      <w:r>
+        <w:rPr>
+          <w:b/>
+          <w:bCs/>
+        </w:rPr>
+        <w:t>Event ID 1</w:t>
+      </w:r>
+      <w:r>
+        <w:t xml:space="preserve">, which means </w:t>
+      </w:r>
+      <w:r>
+        <w:rPr>
+          <w:b/>
+          <w:bCs/>
+        </w:rPr>
+        <w:t>Process Create</w:t>
+      </w:r>
+      <w:r>
+        <w:t>:</w:t>
+      </w:r>
+    </w:p>
+    <w:p>
+      <w:pPr>
+        <w:spacing w:after="0"/>
+      </w:pPr>
+      <w:r>
+        <w:t>string query = "*[System[(</w:t>
+      </w:r>
+      <w:proofErr w:type="spellStart"/>
+      <w:r>
+        <w:t>EventID</w:t>
+      </w:r>
+      <w:proofErr w:type="spellEnd"/>
+      <w:r>
+        <w:t>=1)]]";</w:t>
+      </w:r>
+    </w:p>
+    <w:p>
+      <w:pPr>
+        <w:spacing w:after="0"/>
+      </w:pPr>
+      <w:r>
+        <w:t>This loop reads up to 10 events:</w:t>
+      </w:r>
+    </w:p>
+    <w:p>
+      <w:pPr>
+        <w:spacing w:after="0"/>
+      </w:pPr>
+      <w:r>
+        <w:lastRenderedPageBreak/>
+        <w:t xml:space="preserve">while (count &lt; </w:t>
+      </w:r>
+      <w:proofErr w:type="spellStart"/>
+      <w:r>
+        <w:t>maxEventsToDisplay</w:t>
+      </w:r>
+      <w:proofErr w:type="spellEnd"/>
+      <w:r>
+        <w:t>)</w:t>
+      </w:r>
+    </w:p>
+    <w:p>
+      <w:pPr>
+        <w:spacing w:after="0"/>
+      </w:pPr>
+      <w:r>
+        <w:t>Each event then prints:</w:t>
+      </w:r>
+    </w:p>
+    <w:p>
+      <w:pPr>
+        <w:spacing w:after="0"/>
+      </w:pPr>
+      <w:r>
+        <w:t>Time</w:t>
+      </w:r>
+      <w:r>
+        <w:br/>
+        <w:t>Event ID</w:t>
+      </w:r>
+    </w:p>
+    <w:p>
+      <w:pPr>
+        <w:spacing w:after="0"/>
+      </w:pPr>
+      <w:r>
+        <w:t>At this stage we are only proving we can read process creation events. After this works, we’ll extract the useful fields such as:</w:t>
+      </w:r>
+    </w:p>
+    <w:p>
+      <w:pPr>
+        <w:spacing w:after="0"/>
+      </w:pPr>
+      <w:r>
+        <w:t>Image</w:t>
+      </w:r>
+      <w:r>
+        <w:br/>
+      </w:r>
+      <w:proofErr w:type="spellStart"/>
+      <w:r>
+        <w:t>CommandLine</w:t>
+      </w:r>
+      <w:proofErr w:type="spellEnd"/>
+      <w:r>
+        <w:br/>
+        <w:t>User</w:t>
+      </w:r>
+      <w:r>
+        <w:br/>
+      </w:r>
+      <w:proofErr w:type="spellStart"/>
+      <w:r>
+        <w:t>ParentImage</w:t>
+      </w:r>
+      <w:proofErr w:type="spellEnd"/>
+      <w:r>
+        <w:br/>
+      </w:r>
+      <w:proofErr w:type="spellStart"/>
+      <w:r>
+        <w:t>ParentCommandLine</w:t>
+      </w:r>
+      <w:proofErr w:type="spellEnd"/>
+    </w:p>
+    <w:p>
+      <w:pPr>
+        <w:spacing w:after="0"/>
+      </w:pPr>
+      <w:r>
+        <w:t xml:space="preserve">That is where </w:t>
+      </w:r>
+      <w:proofErr w:type="spellStart"/>
+      <w:r>
+        <w:t>BlueGate</w:t>
+      </w:r>
+      <w:proofErr w:type="spellEnd"/>
+      <w:r>
+        <w:t xml:space="preserve"> starts becoming useful as a detection tool.</w:t>
+      </w:r>
+    </w:p>
+    <w:p>
+      <w:pPr>
+        <w:spacing w:after="0"/>
+      </w:pPr>
+    </w:p>
+    <w:p>
+      <w:pPr>
+        <w:spacing w:after="0"/>
+        <w:rPr>
+          <w:b/>
+          <w:bCs/>
+          <w:u w:val="single"/>
+        </w:rPr>
+      </w:pPr>
+      <w:r>
+        <w:rPr>
+          <w:b/>
+          <w:bCs/>
+          <w:u w:val="single"/>
+        </w:rPr>
+        <w:t>Understanding the Code</w:t>
+      </w:r>
+    </w:p>
+    <w:p>
+      <w:pPr>
+        <w:spacing w:after="0"/>
+      </w:pPr>
+      <w:r>
+        <w:t>Let's break down a few pieces.</w:t>
+      </w:r>
+    </w:p>
+    <w:p>
+      <w:pPr>
+        <w:spacing w:after="0"/>
+        <w:rPr>
+          <w:b/>
+          <w:bCs/>
+        </w:rPr>
+      </w:pPr>
+      <w:r>
+        <w:rPr>
+          <w:b/>
+          <w:bCs/>
+        </w:rPr>
+        <w:t>1. Event ID 1</w:t>
+      </w:r>
+    </w:p>
+    <w:p>
+      <w:pPr>
+        <w:spacing w:after="0"/>
+      </w:pPr>
+      <w:r>
+        <w:t>In Sysmon:</w:t>
+      </w:r>
+    </w:p>
+    <w:p>
+      <w:pPr>
+        <w:spacing w:after="0"/>
+      </w:pPr>
+      <w:r>
+        <w:t>Event ID 1 = Process Create</w:t>
+      </w:r>
+    </w:p>
+    <w:p>
+      <w:pPr>
+        <w:spacing w:after="0"/>
+      </w:pPr>
+      <w:r>
+        <w:t>Examples:</w:t>
+      </w:r>
+    </w:p>
+    <w:p>
+      <w:pPr>
+        <w:spacing w:after="0"/>
+      </w:pPr>
+      <w:r>
+        <w:t>powershell.exe</w:t>
+      </w:r>
+      <w:r>
+        <w:br/>
+        <w:t>cmd.exe</w:t>
+      </w:r>
+      <w:r>
+        <w:br/>
+        <w:t>chrome.exe</w:t>
+      </w:r>
+      <w:r>
+        <w:br/>
+        <w:t>notepad.exe</w:t>
+      </w:r>
+      <w:r>
+        <w:br/>
+        <w:t>dotnet.exe</w:t>
+      </w:r>
+    </w:p>
+    <w:p>
+      <w:pPr>
+        <w:spacing w:after="0"/>
+      </w:pPr>
+      <w:r>
+        <w:t>Every time a process starts, Sysmon records it.</w:t>
+      </w:r>
+    </w:p>
+    <w:p>
+      <w:pPr>
+        <w:spacing w:after="0"/>
+      </w:pPr>
+      <w:r>
+        <w:t>This is one of the most valuable events in security monitoring.</w:t>
+      </w:r>
+    </w:p>
+    <w:p>
+      <w:pPr>
+        <w:spacing w:after="0"/>
+      </w:pPr>
+      <w:r>
+        <w:pict w14:anchorId="386C679D">
+          <v:rect id="_x0000_i1119" style="width:0;height:1.5pt" o:hralign="center" o:hrstd="t" o:hr="t" fillcolor="#a0a0a0" stroked="f"/>
+        </w:pict>
+      </w:r>
+    </w:p>
+    <w:p>
+      <w:pPr>
+        <w:spacing w:after="0"/>
+        <w:rPr>
+          <w:b/>
+          <w:bCs/>
+        </w:rPr>
+      </w:pPr>
+      <w:r>
+        <w:rPr>
+          <w:b/>
+          <w:bCs/>
+        </w:rPr>
+        <w:t xml:space="preserve">2. </w:t>
+      </w:r>
+      <w:proofErr w:type="spellStart"/>
+      <w:r>
+        <w:rPr>
+          <w:b/>
+          <w:bCs/>
+        </w:rPr>
+        <w:t>EventLogQuery</w:t>
+      </w:r>
+      <w:proofErr w:type="spellEnd"/>
+    </w:p>
+    <w:p>
+      <w:pPr>
+        <w:spacing w:after="0"/>
+      </w:pPr>
+      <w:r>
+        <w:t>This line:</w:t>
+      </w:r>
+    </w:p>
+    <w:p>
+      <w:pPr>
+        <w:spacing w:after="0"/>
+      </w:pPr>
+      <w:proofErr w:type="spellStart"/>
+      <w:r>
+        <w:t>EventLogQuery</w:t>
+      </w:r>
+      <w:proofErr w:type="spellEnd"/>
+      <w:r>
+        <w:t xml:space="preserve"> </w:t>
+      </w:r>
+      <w:proofErr w:type="spellStart"/>
+      <w:r>
+        <w:t>eventQuery</w:t>
+      </w:r>
+      <w:proofErr w:type="spellEnd"/>
+      <w:r>
+        <w:t xml:space="preserve"> = new </w:t>
+      </w:r>
+      <w:proofErr w:type="spellStart"/>
+      <w:proofErr w:type="gramStart"/>
+      <w:r>
+        <w:t>EventLogQuery</w:t>
+      </w:r>
+      <w:proofErr w:type="spellEnd"/>
+      <w:r>
+        <w:t>(</w:t>
+      </w:r>
+      <w:proofErr w:type="gramEnd"/>
+      <w:r>
+        <w:br/>
+        <w:t xml:space="preserve">    </w:t>
+      </w:r>
+      <w:proofErr w:type="spellStart"/>
+      <w:r>
+        <w:t>logName</w:t>
+      </w:r>
+      <w:proofErr w:type="spellEnd"/>
+      <w:r>
+        <w:t>,</w:t>
+      </w:r>
+      <w:r>
+        <w:br/>
+        <w:t xml:space="preserve">    </w:t>
+      </w:r>
+      <w:proofErr w:type="spellStart"/>
+      <w:r>
+        <w:t>PathType.LogName</w:t>
+      </w:r>
+      <w:proofErr w:type="spellEnd"/>
+      <w:r>
+        <w:t>,</w:t>
+      </w:r>
+      <w:r>
+        <w:br/>
+        <w:t xml:space="preserve">    query);</w:t>
+      </w:r>
+    </w:p>
+    <w:p>
+      <w:pPr>
+        <w:spacing w:after="0"/>
+      </w:pPr>
+      <w:r>
+        <w:t>creates a search.</w:t>
+      </w:r>
+    </w:p>
+    <w:p>
+      <w:pPr>
+        <w:spacing w:after="0"/>
+      </w:pPr>
+      <w:r>
+        <w:t>Equivalent human language:</w:t>
+      </w:r>
+    </w:p>
+    <w:p>
+      <w:pPr>
+        <w:spacing w:after="0"/>
+      </w:pPr>
+      <w:r>
+        <w:t>Search the Sysmon log</w:t>
+      </w:r>
+      <w:r>
+        <w:br/>
+        <w:t>for Event ID 1 events.</w:t>
+      </w:r>
+    </w:p>
+    <w:p>
+      <w:pPr>
+        <w:spacing w:after="0"/>
+      </w:pPr>
+      <w:r>
+        <w:pict w14:anchorId="31CFCD26">
+          <v:rect id="_x0000_i1120" style="width:0;height:1.5pt" o:hralign="center" o:hrstd="t" o:hr="t" fillcolor="#a0a0a0" stroked="f"/>
+        </w:pict>
+      </w:r>
+    </w:p>
+    <w:p>
+      <w:pPr>
+        <w:spacing w:after="0"/>
+        <w:rPr>
+          <w:b/>
+          <w:bCs/>
+        </w:rPr>
+      </w:pPr>
+      <w:r>
+        <w:rPr>
+          <w:b/>
+          <w:bCs/>
+        </w:rPr>
+        <w:t xml:space="preserve">3. </w:t>
+      </w:r>
+      <w:proofErr w:type="spellStart"/>
+      <w:r>
+        <w:rPr>
+          <w:b/>
+          <w:bCs/>
+        </w:rPr>
+        <w:t>EventLogReader</w:t>
+      </w:r>
+      <w:proofErr w:type="spellEnd"/>
+    </w:p>
+    <w:p>
+      <w:pPr>
+        <w:spacing w:after="0"/>
+      </w:pPr>
+      <w:r>
+        <w:t>This line:</w:t>
+      </w:r>
+    </w:p>
+    <w:p>
+      <w:pPr>
+        <w:spacing w:after="0"/>
+      </w:pPr>
+      <w:r>
+        <w:t xml:space="preserve">using </w:t>
+      </w:r>
+      <w:proofErr w:type="spellStart"/>
+      <w:r>
+        <w:t>EventLogReader</w:t>
+      </w:r>
+      <w:proofErr w:type="spellEnd"/>
+      <w:r>
+        <w:t xml:space="preserve"> reader =</w:t>
+      </w:r>
+      <w:r>
+        <w:br/>
+        <w:t xml:space="preserve">    new </w:t>
+      </w:r>
+      <w:proofErr w:type="spellStart"/>
+      <w:r>
+        <w:t>EventLogReader</w:t>
+      </w:r>
+      <w:proofErr w:type="spellEnd"/>
+      <w:r>
+        <w:t>(</w:t>
+      </w:r>
+      <w:proofErr w:type="spellStart"/>
+      <w:r>
+        <w:t>eventQuery</w:t>
+      </w:r>
+      <w:proofErr w:type="spellEnd"/>
+      <w:r>
+        <w:t>);</w:t>
+      </w:r>
+    </w:p>
+    <w:p>
+      <w:pPr>
+        <w:spacing w:after="0"/>
+      </w:pPr>
+      <w:r>
+        <w:t>opens the search results.</w:t>
+      </w:r>
+    </w:p>
+    <w:p>
+      <w:pPr>
+        <w:spacing w:after="0"/>
+      </w:pPr>
+      <w:r>
+        <w:t>Think:</w:t>
+      </w:r>
+    </w:p>
+    <w:p>
+      <w:pPr>
+        <w:spacing w:after="0"/>
+      </w:pPr>
+      <w:r>
+        <w:t>reader = open results</w:t>
+      </w:r>
+    </w:p>
+    <w:p>
+      <w:pPr>
+        <w:spacing w:after="0"/>
+      </w:pPr>
+      <w:r>
+        <w:pict w14:anchorId="0BFDFFDA">
+          <v:rect id="_x0000_i1121" style="width:0;height:1.5pt" o:hralign="center" o:hrstd="t" o:hr="t" fillcolor="#a0a0a0" stroked="f"/>
+        </w:pict>
+      </w:r>
+    </w:p>
+    <w:p>
+      <w:pPr>
+        <w:spacing w:after="0"/>
+        <w:rPr>
+          <w:b/>
+          <w:bCs/>
+        </w:rPr>
+      </w:pPr>
+      <w:r>
+        <w:rPr>
+          <w:b/>
+          <w:bCs/>
+        </w:rPr>
+        <w:t>4. Loop</w:t>
+      </w:r>
+    </w:p>
+    <w:p>
+      <w:pPr>
+        <w:spacing w:after="0"/>
+      </w:pPr>
+      <w:r>
+        <w:t>This loop:</w:t>
+      </w:r>
+    </w:p>
+    <w:p>
+      <w:pPr>
+        <w:spacing w:after="0"/>
+      </w:pPr>
+      <w:r>
+        <w:lastRenderedPageBreak/>
+        <w:t xml:space="preserve">while (count &lt; </w:t>
+      </w:r>
+      <w:proofErr w:type="spellStart"/>
+      <w:r>
+        <w:t>maxEventsToDisplay</w:t>
+      </w:r>
+      <w:proofErr w:type="spellEnd"/>
+      <w:r>
+        <w:t>)</w:t>
+      </w:r>
+    </w:p>
+    <w:p>
+      <w:pPr>
+        <w:spacing w:after="0"/>
+      </w:pPr>
+      <w:r>
+        <w:t>means:</w:t>
+      </w:r>
+    </w:p>
+    <w:p>
+      <w:pPr>
+        <w:spacing w:after="0"/>
+      </w:pPr>
+      <w:r>
+        <w:t>Keep reading events</w:t>
+      </w:r>
+      <w:r>
+        <w:br/>
+        <w:t>until we've displayed 10.</w:t>
+      </w:r>
+    </w:p>
+    <w:p>
+      <w:pPr>
+        <w:spacing w:after="0"/>
+      </w:pPr>
+      <w:r>
+        <w:pict w14:anchorId="2A4D07E4">
+          <v:rect id="_x0000_i1122" style="width:0;height:1.5pt" o:hralign="center" o:hrstd="t" o:hr="t" fillcolor="#a0a0a0" stroked="f"/>
+        </w:pict>
+      </w:r>
+    </w:p>
+    <w:p>
+      <w:pPr>
+        <w:spacing w:after="0"/>
+        <w:rPr>
+          <w:b/>
+          <w:bCs/>
+        </w:rPr>
+      </w:pPr>
+      <w:r>
+        <w:rPr>
+          <w:b/>
+          <w:bCs/>
+        </w:rPr>
+        <w:t xml:space="preserve">5. </w:t>
+      </w:r>
+      <w:proofErr w:type="spellStart"/>
+      <w:proofErr w:type="gramStart"/>
+      <w:r>
+        <w:rPr>
+          <w:b/>
+          <w:bCs/>
+        </w:rPr>
+        <w:t>ReadEvent</w:t>
+      </w:r>
+      <w:proofErr w:type="spellEnd"/>
+      <w:r>
+        <w:rPr>
+          <w:b/>
+          <w:bCs/>
+        </w:rPr>
+        <w:t>(</w:t>
+      </w:r>
+      <w:proofErr w:type="gramEnd"/>
+      <w:r>
+        <w:rPr>
+          <w:b/>
+          <w:bCs/>
+        </w:rPr>
+        <w:t>)</w:t>
+      </w:r>
+    </w:p>
+    <w:p>
+      <w:pPr>
+        <w:spacing w:after="0"/>
+      </w:pPr>
+      <w:r>
+        <w:t>This line:</w:t>
+      </w:r>
+    </w:p>
+    <w:p>
+      <w:pPr>
+        <w:spacing w:after="0"/>
+      </w:pPr>
+      <w:proofErr w:type="spellStart"/>
+      <w:r>
+        <w:t>EventRecord</w:t>
+      </w:r>
+      <w:proofErr w:type="spellEnd"/>
+      <w:r>
+        <w:t xml:space="preserve"> record = </w:t>
+      </w:r>
+      <w:proofErr w:type="spellStart"/>
+      <w:proofErr w:type="gramStart"/>
+      <w:r>
+        <w:t>reader.ReadEvent</w:t>
+      </w:r>
+      <w:proofErr w:type="spellEnd"/>
+      <w:proofErr w:type="gramEnd"/>
+      <w:r>
+        <w:t>();</w:t>
+      </w:r>
+    </w:p>
+    <w:p>
+      <w:pPr>
+        <w:spacing w:after="0"/>
+      </w:pPr>
+      <w:r>
+        <w:t>retrieves the next Sysmon event.</w:t>
+      </w:r>
+    </w:p>
+    <w:p>
+      <w:pPr>
+        <w:spacing w:after="0"/>
+      </w:pPr>
+      <w:r>
+        <w:t>Think:</w:t>
+      </w:r>
+    </w:p>
+    <w:p>
+      <w:pPr>
+        <w:spacing w:after="0"/>
+      </w:pPr>
+      <w:r>
+        <w:t>Get next log entry</w:t>
+      </w:r>
+    </w:p>
+    <w:p>
+      <w:pPr>
+        <w:spacing w:after="0"/>
+      </w:pPr>
+      <w:r>
+        <w:pict w14:anchorId="68348A6C">
+          <v:rect id="_x0000_i1123" style="width:0;height:1.5pt" o:hralign="center" o:hrstd="t" o:hr="t" fillcolor="#a0a0a0" stroked="f"/>
+        </w:pict>
+      </w:r>
+    </w:p>
+    <w:p>
+      <w:pPr>
+        <w:spacing w:after="0"/>
+        <w:rPr>
+          <w:b/>
+          <w:bCs/>
+        </w:rPr>
+      </w:pPr>
+      <w:r>
+        <w:rPr>
+          <w:b/>
+          <w:bCs/>
+        </w:rPr>
+        <w:t xml:space="preserve">6. </w:t>
+      </w:r>
+      <w:proofErr w:type="spellStart"/>
+      <w:proofErr w:type="gramStart"/>
+      <w:r>
+        <w:rPr>
+          <w:b/>
+          <w:bCs/>
+        </w:rPr>
+        <w:t>record.TimeCreated</w:t>
+      </w:r>
+      <w:proofErr w:type="spellEnd"/>
+      <w:proofErr w:type="gramEnd"/>
+    </w:p>
+    <w:p>
+      <w:pPr>
+        <w:spacing w:after="0"/>
+      </w:pPr>
+      <w:r>
+        <w:t>This:</w:t>
+      </w:r>
+    </w:p>
+    <w:p>
+      <w:pPr>
+        <w:spacing w:after="0"/>
+      </w:pPr>
+      <w:proofErr w:type="spellStart"/>
+      <w:proofErr w:type="gramStart"/>
+      <w:r>
+        <w:t>record.TimeCreated</w:t>
+      </w:r>
+      <w:proofErr w:type="spellEnd"/>
+      <w:proofErr w:type="gramEnd"/>
+    </w:p>
+    <w:p>
+      <w:pPr>
+        <w:spacing w:after="0"/>
+      </w:pPr>
+      <w:r>
+        <w:t>asks:</w:t>
+      </w:r>
+    </w:p>
+    <w:p>
+      <w:pPr>
+        <w:spacing w:after="0"/>
+      </w:pPr>
+      <w:r>
+        <w:t>When did this event occur?</w:t>
+      </w:r>
+    </w:p>
+    <w:p>
+      <w:pPr>
+        <w:spacing w:after="0"/>
+      </w:pPr>
+      <w:r>
+        <w:t>which is why you see:</w:t>
+      </w:r>
+    </w:p>
+    <w:p>
+      <w:pPr>
+        <w:spacing w:after="0"/>
+      </w:pPr>
+      <w:r>
+        <w:t>Time: 7/06/2026 12:38:28 PM</w:t>
+      </w:r>
+    </w:p>
+    <w:p>
+      <w:pPr>
+        <w:spacing w:after="0"/>
+      </w:pPr>
+      <w:r>
+        <w:pict w14:anchorId="42AF2DD9">
+          <v:rect id="_x0000_i1124" style="width:0;height:1.5pt" o:hralign="center" o:hrstd="t" o:hr="t" fillcolor="#a0a0a0" stroked="f"/>
+        </w:pict>
+      </w:r>
+    </w:p>
+    <w:p>
+      <w:pPr>
+        <w:spacing w:after="0"/>
+        <w:rPr>
+          <w:b/>
+          <w:bCs/>
+        </w:rPr>
+      </w:pPr>
+      <w:r>
+        <w:rPr>
+          <w:b/>
+          <w:bCs/>
+        </w:rPr>
+        <w:t>Why This Matters</w:t>
+      </w:r>
+    </w:p>
+    <w:p>
+      <w:pPr>
+        <w:spacing w:after="0"/>
+      </w:pPr>
+      <w:r>
+        <w:t>Most security tools are fundamentally doing:</w:t>
+      </w:r>
+    </w:p>
+    <w:p>
+      <w:pPr>
+        <w:spacing w:after="0"/>
+      </w:pPr>
+      <w:r>
+        <w:t>Event</w:t>
+      </w:r>
+      <w:r>
+        <w:br/>
+        <w:t xml:space="preserve">    ↓</w:t>
+      </w:r>
+      <w:r>
+        <w:br/>
+        <w:t>Parse</w:t>
+      </w:r>
+      <w:r>
+        <w:br/>
+        <w:t xml:space="preserve">    ↓</w:t>
+      </w:r>
+      <w:r>
+        <w:br/>
+        <w:t>Analyse</w:t>
+      </w:r>
+      <w:r>
+        <w:br/>
+        <w:t xml:space="preserve">    ↓</w:t>
+      </w:r>
+      <w:r>
+        <w:br/>
+        <w:t>Alert</w:t>
+      </w:r>
+    </w:p>
+    <w:p>
+      <w:pPr>
+        <w:spacing w:after="0"/>
+      </w:pPr>
+      <w:r>
+        <w:t>We've completed:</w:t>
+      </w:r>
+    </w:p>
+    <w:p>
+      <w:pPr>
+        <w:spacing w:after="0"/>
+      </w:pPr>
+      <w:r>
+        <w:t>Event</w:t>
+      </w:r>
+      <w:r>
+        <w:br/>
+        <w:t xml:space="preserve">    ↓</w:t>
+      </w:r>
+      <w:r>
+        <w:br/>
+        <w:t>Parse</w:t>
+      </w:r>
+    </w:p>
+    <w:p>
+      <w:pPr>
+        <w:spacing w:after="0"/>
+      </w:pPr>
+      <w:r>
+        <w:t>The next step is:</w:t>
+      </w:r>
+    </w:p>
+    <w:p>
+      <w:pPr>
+        <w:spacing w:after="0"/>
+      </w:pPr>
+      <w:r>
+        <w:t>Event</w:t>
+      </w:r>
+      <w:r>
+        <w:br/>
+        <w:t xml:space="preserve">    ↓</w:t>
+      </w:r>
+      <w:r>
+        <w:br/>
+        <w:t>Parse</w:t>
+      </w:r>
+      <w:r>
+        <w:br/>
+        <w:t xml:space="preserve">    ↓</w:t>
+      </w:r>
+      <w:r>
+        <w:br/>
+        <w:t>Extract Useful Fields</w:t>
+      </w:r>
+    </w:p>
+    <w:p>
+      <w:pPr>
+        <w:spacing w:after="0"/>
+      </w:pPr>
+      <w:r>
+        <w:pict w14:anchorId="557EA4CA">
+          <v:rect id="_x0000_i1125" style="width:0;height:1.5pt" o:hralign="center" o:hrstd="t" o:hr="t" fillcolor="#a0a0a0" stroked="f"/>
+        </w:pict>
+      </w:r>
+    </w:p>
+    <w:p>
+      <w:pPr>
+        <w:spacing w:after="0"/>
+        <w:rPr>
+          <w:b/>
+          <w:bCs/>
+        </w:rPr>
+      </w:pPr>
+      <w:r>
+        <w:rPr>
+          <w:b/>
+          <w:bCs/>
+        </w:rPr>
+        <w:t>Day 2 - Next Increment</w:t>
+      </w:r>
+    </w:p>
+    <w:p>
+      <w:pPr>
+        <w:spacing w:after="0"/>
+      </w:pPr>
+      <w:r>
+        <w:t>Rather than just:</w:t>
+      </w:r>
+    </w:p>
+    <w:p>
+      <w:pPr>
+        <w:spacing w:after="0"/>
+      </w:pPr>
+      <w:r>
+        <w:t>Event ID 1</w:t>
+      </w:r>
+      <w:r>
+        <w:br/>
+        <w:t>Time</w:t>
+      </w:r>
+    </w:p>
+    <w:p>
+      <w:pPr>
+        <w:spacing w:after="0"/>
+      </w:pPr>
+      <w:r>
+        <w:t xml:space="preserve">I want </w:t>
+      </w:r>
+      <w:proofErr w:type="spellStart"/>
+      <w:r>
+        <w:t>BlueGate</w:t>
+      </w:r>
+      <w:proofErr w:type="spellEnd"/>
+      <w:r>
+        <w:t xml:space="preserve"> to extract:</w:t>
+      </w:r>
+    </w:p>
+    <w:p>
+      <w:pPr>
+        <w:spacing w:after="0"/>
+      </w:pPr>
+      <w:r>
+        <w:t>Process Name</w:t>
+      </w:r>
+      <w:r>
+        <w:br/>
+        <w:t>Command Line</w:t>
+      </w:r>
+      <w:r>
+        <w:br/>
+      </w:r>
+      <w:r>
+        <w:lastRenderedPageBreak/>
+        <w:t>User</w:t>
+      </w:r>
+      <w:r>
+        <w:br/>
+        <w:t>Parent Process</w:t>
+      </w:r>
+    </w:p>
+    <w:p>
+      <w:pPr>
+        <w:spacing w:after="0"/>
+      </w:pPr>
+      <w:r>
+        <w:t>Example:</w:t>
+      </w:r>
+    </w:p>
+    <w:p>
+      <w:pPr>
+        <w:spacing w:after="0"/>
+      </w:pPr>
+      <w:r>
+        <w:t>Process Created</w:t>
+      </w:r>
+      <w:r>
+        <w:br/>
+        <w:t>----------------</w:t>
+      </w:r>
+      <w:r>
+        <w:br/>
+      </w:r>
+      <w:r>
+        <w:br/>
+        <w:t>Image:</w:t>
+      </w:r>
+      <w:r>
+        <w:br/>
+        <w:t>C:\Windows\System32\WindowsPowerShell\v1.0\powershell.exe</w:t>
+      </w:r>
+      <w:r>
+        <w:br/>
+      </w:r>
+      <w:r>
+        <w:br/>
+        <w:t>User:</w:t>
+      </w:r>
+      <w:r>
+        <w:br/>
+        <w:t>HANK-PC\Hank</w:t>
+      </w:r>
+      <w:r>
+        <w:br/>
+      </w:r>
+      <w:r>
+        <w:br/>
+        <w:t>Command Line:</w:t>
+      </w:r>
+      <w:r>
+        <w:br/>
+        <w:t>powershell.exe -</w:t>
+      </w:r>
+      <w:proofErr w:type="spellStart"/>
+      <w:r>
+        <w:t>nop</w:t>
+      </w:r>
+      <w:proofErr w:type="spellEnd"/>
+      <w:r>
+        <w:br/>
+      </w:r>
+      <w:r>
+        <w:br/>
+        <w:t>Parent:</w:t>
+      </w:r>
+      <w:r>
+        <w:br/>
+        <w:t>explorer.exe</w:t>
+      </w:r>
+    </w:p>
+    <w:p>
+      <w:pPr>
+        <w:spacing w:after="0"/>
+      </w:pPr>
+      <w:r>
+        <w:t>Now we're getting into the same sort of telemetry that Microsoft Defender, CrowdStrike, and Sentinel use.</w:t>
+      </w:r>
+    </w:p>
+    <w:p>
+      <w:pPr>
+        <w:spacing w:after="0"/>
+      </w:pPr>
+      <w:r>
+        <w:pict w14:anchorId="7684B3BE">
+          <v:rect id="_x0000_i1126" style="width:0;height:1.5pt" o:hralign="center" o:hrstd="t" o:hr="t" fillcolor="#a0a0a0" stroked="f"/>
+        </w:pict>
+      </w:r>
+    </w:p>
+    <w:p>
+      <w:pPr>
+        <w:spacing w:after="0"/>
+        <w:rPr>
+          <w:b/>
+          <w:bCs/>
+        </w:rPr>
+      </w:pPr>
+      <w:r>
+        <w:rPr>
+          <w:b/>
+          <w:bCs/>
+        </w:rPr>
+        <w:t>Why Event ID 1 First?</w:t>
+      </w:r>
+    </w:p>
+    <w:p>
+      <w:pPr>
+        <w:spacing w:after="0"/>
+      </w:pPr>
+      <w:r>
+        <w:t>Because Active Directory attack techniques frequently begin with:</w:t>
+      </w:r>
+    </w:p>
+    <w:p>
+      <w:pPr>
+        <w:spacing w:after="0"/>
+      </w:pPr>
+      <w:r>
+        <w:t>powershell.exe</w:t>
+      </w:r>
+      <w:r>
+        <w:br/>
+        <w:t>cmd.exe</w:t>
+      </w:r>
+      <w:r>
+        <w:br/>
+        <w:t>rundll32.exe</w:t>
+      </w:r>
+      <w:r>
+        <w:br/>
+        <w:t>regsvr32.exe</w:t>
+      </w:r>
+      <w:r>
+        <w:br/>
+        <w:t>wmic.exe</w:t>
+      </w:r>
+      <w:r>
+        <w:br/>
+        <w:t>psexec.exe</w:t>
+      </w:r>
+    </w:p>
+    <w:p>
+      <w:pPr>
+        <w:spacing w:after="0"/>
+      </w:pPr>
+      <w:r>
+        <w:t xml:space="preserve">Your AD </w:t>
+      </w:r>
+      <w:proofErr w:type="spellStart"/>
+      <w:r>
+        <w:t>pentesting</w:t>
+      </w:r>
+      <w:proofErr w:type="spellEnd"/>
+      <w:r>
+        <w:t xml:space="preserve"> studies will eventually show you these techniques.</w:t>
+      </w:r>
+    </w:p>
+    <w:p>
+      <w:pPr>
+        <w:spacing w:after="0"/>
+      </w:pPr>
+      <w:proofErr w:type="spellStart"/>
+      <w:r>
+        <w:t>BlueGate</w:t>
+      </w:r>
+      <w:proofErr w:type="spellEnd"/>
+      <w:r>
+        <w:t xml:space="preserve"> will then be able to detect them.</w:t>
+      </w:r>
+    </w:p>
+    <w:p>
+      <w:pPr>
+        <w:spacing w:after="0"/>
+      </w:pPr>
+      <w:r>
+        <w:pict w14:anchorId="5BF08279">
+          <v:rect id="_x0000_i1127" style="width:0;height:1.5pt" o:hralign="center" o:hrstd="t" o:hr="t" fillcolor="#a0a0a0" stroked="f"/>
+        </w:pict>
+      </w:r>
+    </w:p>
+    <w:p>
+      <w:pPr>
+        <w:spacing w:after="0"/>
+        <w:rPr>
+          <w:b/>
+          <w:bCs/>
+        </w:rPr>
+      </w:pPr>
+      <w:r>
+        <w:rPr>
+          <w:b/>
+          <w:bCs/>
+        </w:rPr>
+        <w:t>Current Status</w:t>
+      </w:r>
+    </w:p>
+    <w:p>
+      <w:pPr>
+        <w:spacing w:after="0"/>
+      </w:pPr>
+      <w:proofErr w:type="spellStart"/>
+      <w:r>
+        <w:t>BlueGate</w:t>
+      </w:r>
+      <w:proofErr w:type="spellEnd"/>
+      <w:r>
+        <w:t xml:space="preserve"> v0.1</w:t>
+      </w:r>
+      <w:r>
+        <w:br/>
+      </w:r>
+      <w:r>
+        <w:rPr>
+          <w:rFonts w:ascii="MS Gothic" w:eastAsia="MS Gothic" w:hAnsi="MS Gothic" w:cs="MS Gothic" w:hint="eastAsia"/>
+        </w:rPr>
+        <w:t>├</w:t>
+      </w:r>
+      <w:r>
+        <w:rPr>
+          <w:rFonts w:ascii="Calibri" w:hAnsi="Calibri" w:cs="Calibri"/>
+        </w:rPr>
+        <w:t>─</w:t>
+      </w:r>
+      <w:r>
+        <w:t xml:space="preserve"> Solution Structure </w:t>
+      </w:r>
+      <w:r>
+        <w:rPr>
+          <w:rFonts w:ascii="Segoe UI Symbol" w:hAnsi="Segoe UI Symbol" w:cs="Segoe UI Symbol"/>
+        </w:rPr>
+        <w:t>✓</w:t>
+      </w:r>
+      <w:r>
+        <w:br/>
+      </w:r>
+      <w:r>
+        <w:rPr>
+          <w:rFonts w:ascii="MS Gothic" w:eastAsia="MS Gothic" w:hAnsi="MS Gothic" w:cs="MS Gothic" w:hint="eastAsia"/>
+        </w:rPr>
+        <w:t>├</w:t>
+      </w:r>
+      <w:r>
+        <w:rPr>
+          <w:rFonts w:ascii="Calibri" w:hAnsi="Calibri" w:cs="Calibri"/>
+        </w:rPr>
+        <w:t>─</w:t>
+      </w:r>
+      <w:r>
+        <w:t xml:space="preserve"> Sysmon Installed </w:t>
+      </w:r>
+      <w:r>
+        <w:rPr>
+          <w:rFonts w:ascii="Segoe UI Symbol" w:hAnsi="Segoe UI Symbol" w:cs="Segoe UI Symbol"/>
+        </w:rPr>
+        <w:t>✓</w:t>
+      </w:r>
+      <w:r>
+        <w:br/>
+      </w:r>
+      <w:r>
+        <w:rPr>
+          <w:rFonts w:ascii="MS Gothic" w:eastAsia="MS Gothic" w:hAnsi="MS Gothic" w:cs="MS Gothic" w:hint="eastAsia"/>
+        </w:rPr>
+        <w:t>├</w:t>
+      </w:r>
+      <w:r>
+        <w:rPr>
+          <w:rFonts w:ascii="Calibri" w:hAnsi="Calibri" w:cs="Calibri"/>
+        </w:rPr>
+        <w:t>─</w:t>
+      </w:r>
+      <w:r>
+        <w:t xml:space="preserve"> Event Log Access </w:t>
+      </w:r>
+      <w:r>
+        <w:rPr>
+          <w:rFonts w:ascii="Segoe UI Symbol" w:hAnsi="Segoe UI Symbol" w:cs="Segoe UI Symbol"/>
+        </w:rPr>
+        <w:t>✓</w:t>
+      </w:r>
+      <w:r>
+        <w:br/>
+      </w:r>
+      <w:r>
+        <w:rPr>
+          <w:rFonts w:ascii="MS Gothic" w:eastAsia="MS Gothic" w:hAnsi="MS Gothic" w:cs="MS Gothic" w:hint="eastAsia"/>
+        </w:rPr>
+        <w:t>├</w:t>
+      </w:r>
+      <w:r>
+        <w:rPr>
+          <w:rFonts w:ascii="Calibri" w:hAnsi="Calibri" w:cs="Calibri"/>
+        </w:rPr>
+        <w:t>─</w:t>
+      </w:r>
+      <w:r>
+        <w:t xml:space="preserve"> Process Create Detection </w:t>
+      </w:r>
+      <w:r>
+        <w:rPr>
+          <w:rFonts w:ascii="Segoe UI Symbol" w:hAnsi="Segoe UI Symbol" w:cs="Segoe UI Symbol"/>
+        </w:rPr>
+        <w:t>✓</w:t>
+      </w:r>
+      <w:r>
+        <w:br/>
+      </w:r>
+      <w:r>
+        <w:rPr>
+          <w:rFonts w:ascii="Calibri" w:hAnsi="Calibri" w:cs="Calibri"/>
+        </w:rPr>
+        <w:t>└─</w:t>
+      </w:r>
+      <w:r>
+        <w:t xml:space="preserve"> GitHub Integration </w:t>
+      </w:r>
+      <w:r>
+        <w:rPr>
+          <w:rFonts w:ascii="Segoe UI Symbol" w:hAnsi="Segoe UI Symbol" w:cs="Segoe UI Symbol"/>
+        </w:rPr>
+        <w:t>✓</w:t>
+      </w:r>
+    </w:p>
+    <w:p>
+      <w:pPr>
+        <w:spacing w:after="0"/>
+      </w:pPr>
+      <w:r>
+        <w:t xml:space="preserve">We're now entering the stage where </w:t>
+      </w:r>
+      <w:proofErr w:type="spellStart"/>
+      <w:r>
+        <w:t>BlueGate</w:t>
+      </w:r>
+      <w:proofErr w:type="spellEnd"/>
+      <w:r>
+        <w:t xml:space="preserve"> starts becoming a security product rather than just a coding exercise.</w:t>
+      </w:r>
+    </w:p>
+    <w:p>
+      <w:pPr>
+        <w:spacing w:after="0"/>
+      </w:pPr>
+      <w:r>
+        <w:t xml:space="preserve">And yes, at the end of today's session I'll generate </w:t>
+      </w:r>
+      <w:r>
+        <w:rPr>
+          <w:b/>
+          <w:bCs/>
+        </w:rPr>
+        <w:t>Development Log 002</w:t>
+      </w:r>
+      <w:r>
+        <w:t xml:space="preserve"> in the same format as yesterday so you can drop it straight into your documentation.</w:t>
       </w:r>
     </w:p>
     <w:sectPr>
@@ -6317,6 +10172,56 @@
 </w:document>
 </file>
 
+<file path=word/endnotes.xml><?xml version="1.0" encoding="utf-8"?>
+<w:endnotes xmlns:wpc="http://schemas.microsoft.com/office/word/2010/wordprocessingCanvas" xmlns:cx="http://schemas.microsoft.com/office/drawing/2014/chartex" xmlns:cx1="http://schemas.microsoft.com/office/drawing/2015/9/8/chartex" xmlns:cx2="http://schemas.microsoft.com/office/drawing/2015/10/21/chartex" xmlns:cx3="http://schemas.microsoft.com/office/drawing/2016/5/9/chartex" xmlns:cx4="http://schemas.microsoft.com/office/drawing/2016/5/10/chartex" xmlns:cx5="http://schemas.microsoft.com/office/drawing/2016/5/11/chartex" xmlns:cx6="http://schemas.microsoft.com/office/drawing/2016/5/12/chartex" xmlns:cx7="http://schemas.microsoft.com/office/drawing/2016/5/13/chartex" xmlns:cx8="http://schemas.microsoft.com/office/drawing/2016/5/14/chartex" xmlns:mc="http://schemas.openxmlformats.org/markup-compatibility/2006" xmlns:aink="http://schemas.microsoft.com/office/drawing/2016/ink" xmlns:am3d="http://schemas.microsoft.com/office/drawing/2017/model3d" xmlns:o="urn:schemas-microsoft-com:office:office" xmlns:oel="http://schemas.microsoft.com/office/2019/extlst" xmlns:r="http://schemas.openxmlformats.org/officeDocument/2006/relationships" xmlns:m="http://schemas.openxmlformats.org/officeDocument/2006/math" xmlns:v="urn:schemas-microsoft-com:vml" xmlns:wp14="http://schemas.microsoft.com/office/word/2010/wordprocessingDrawing" xmlns:wp="http://schemas.openxmlformats.org/drawingml/2006/wordprocessingDrawing" xmlns:w10="urn:schemas-microsoft-com:office:word" xmlns:w="http://schemas.openxmlformats.org/wordprocessingml/2006/main" xmlns:w14="http://schemas.microsoft.com/office/word/2010/wordml" xmlns:w15="http://schemas.microsoft.com/office/word/2012/wordml" xmlns:w16cex="http://schemas.microsoft.com/office/word/2018/wordml/cex" xmlns:w16cid="http://schemas.microsoft.com/office/word/2016/wordml/cid" xmlns:w16="http://schemas.microsoft.com/office/word/2018/wordml" xmlns:w16du="http://schemas.microsoft.com/office/word/2023/wordml/word16du" xmlns:w16sdtdh="http://schemas.microsoft.com/office/word/2020/wordml/sdtdatahash" xmlns:w16sdtfl="http://schemas.microsoft.com/office/word/2024/wordml/sdtformatlock" xmlns:w16se="http://schemas.microsoft.com/office/word/2015/wordml/symex" xmlns:wpg="http://schemas.microsoft.com/office/word/2010/wordprocessingGroup" xmlns:wpi="http://schemas.microsoft.com/office/word/2010/wordprocessingInk" xmlns:wne="http://schemas.microsoft.com/office/word/2006/wordml" xmlns:wps="http://schemas.microsoft.com/office/word/2010/wordprocessingShape" mc:Ignorable="w14 w15 w16se w16cid w16 w16cex w16sdtdh w16sdtfl w16du wp14">
+  <w:endnote w:type="separator" w:id="-1">
+    <w:p>
+      <w:pPr>
+        <w:spacing w:after="0" w:line="240" w:lineRule="auto"/>
+      </w:pPr>
+      <w:r>
+        <w:separator/>
+      </w:r>
+    </w:p>
+  </w:endnote>
+  <w:endnote w:type="continuationSeparator" w:id="0">
+    <w:p>
+      <w:pPr>
+        <w:spacing w:after="0" w:line="240" w:lineRule="auto"/>
+      </w:pPr>
+      <w:r>
+        <w:continuationSeparator/>
+      </w:r>
+    </w:p>
+  </w:endnote>
+</w:endnotes>
+</file>
+
+<file path=word/footnotes.xml><?xml version="1.0" encoding="utf-8"?>
+<w:footnotes xmlns:wpc="http://schemas.microsoft.com/office/word/2010/wordprocessingCanvas" xmlns:cx="http://schemas.microsoft.com/office/drawing/2014/chartex" xmlns:cx1="http://schemas.microsoft.com/office/drawing/2015/9/8/chartex" xmlns:cx2="http://schemas.microsoft.com/office/drawing/2015/10/21/chartex" xmlns:cx3="http://schemas.microsoft.com/office/drawing/2016/5/9/chartex" xmlns:cx4="http://schemas.microsoft.com/office/drawing/2016/5/10/chartex" xmlns:cx5="http://schemas.microsoft.com/office/drawing/2016/5/11/chartex" xmlns:cx6="http://schemas.microsoft.com/office/drawing/2016/5/12/chartex" xmlns:cx7="http://schemas.microsoft.com/office/drawing/2016/5/13/chartex" xmlns:cx8="http://schemas.microsoft.com/office/drawing/2016/5/14/chartex" xmlns:mc="http://schemas.openxmlformats.org/markup-compatibility/2006" xmlns:aink="http://schemas.microsoft.com/office/drawing/2016/ink" xmlns:am3d="http://schemas.microsoft.com/office/drawing/2017/model3d" xmlns:o="urn:schemas-microsoft-com:office:office" xmlns:oel="http://schemas.microsoft.com/office/2019/extlst" xmlns:r="http://schemas.openxmlformats.org/officeDocument/2006/relationships" xmlns:m="http://schemas.openxmlformats.org/officeDocument/2006/math" xmlns:v="urn:schemas-microsoft-com:vml" xmlns:wp14="http://schemas.microsoft.com/office/word/2010/wordprocessingDrawing" xmlns:wp="http://schemas.openxmlformats.org/drawingml/2006/wordprocessingDrawing" xmlns:w10="urn:schemas-microsoft-com:office:word" xmlns:w="http://schemas.openxmlformats.org/wordprocessingml/2006/main" xmlns:w14="http://schemas.microsoft.com/office/word/2010/wordml" xmlns:w15="http://schemas.microsoft.com/office/word/2012/wordml" xmlns:w16cex="http://schemas.microsoft.com/office/word/2018/wordml/cex" xmlns:w16cid="http://schemas.microsoft.com/office/word/2016/wordml/cid" xmlns:w16="http://schemas.microsoft.com/office/word/2018/wordml" xmlns:w16du="http://schemas.microsoft.com/office/word/2023/wordml/word16du" xmlns:w16sdtdh="http://schemas.microsoft.com/office/word/2020/wordml/sdtdatahash" xmlns:w16sdtfl="http://schemas.microsoft.com/office/word/2024/wordml/sdtformatlock" xmlns:w16se="http://schemas.microsoft.com/office/word/2015/wordml/symex" xmlns:wpg="http://schemas.microsoft.com/office/word/2010/wordprocessingGroup" xmlns:wpi="http://schemas.microsoft.com/office/word/2010/wordprocessingInk" xmlns:wne="http://schemas.microsoft.com/office/word/2006/wordml" xmlns:wps="http://schemas.microsoft.com/office/word/2010/wordprocessingShape" mc:Ignorable="w14 w15 w16se w16cid w16 w16cex w16sdtdh w16sdtfl w16du wp14">
+  <w:footnote w:type="separator" w:id="-1">
+    <w:p>
+      <w:pPr>
+        <w:spacing w:after="0" w:line="240" w:lineRule="auto"/>
+      </w:pPr>
+      <w:r>
+        <w:separator/>
+      </w:r>
+    </w:p>
+  </w:footnote>
+  <w:footnote w:type="continuationSeparator" w:id="0">
+    <w:p>
+      <w:pPr>
+        <w:spacing w:after="0" w:line="240" w:lineRule="auto"/>
+      </w:pPr>
+      <w:r>
+        <w:continuationSeparator/>
+      </w:r>
+    </w:p>
+  </w:footnote>
+</w:footnotes>
+</file>
+
 <file path=word/numbering.xml><?xml version="1.0" encoding="utf-8"?>
 <w:numbering xmlns:wpc="http://schemas.microsoft.com/office/word/2010/wordprocessingCanvas" xmlns:cx="http://schemas.microsoft.com/office/drawing/2014/chartex" xmlns:cx1="http://schemas.microsoft.com/office/drawing/2015/9/8/chartex" xmlns:cx2="http://schemas.microsoft.com/office/drawing/2015/10/21/chartex" xmlns:cx3="http://schemas.microsoft.com/office/drawing/2016/5/9/chartex" xmlns:cx4="http://schemas.microsoft.com/office/drawing/2016/5/10/chartex" xmlns:cx5="http://schemas.microsoft.com/office/drawing/2016/5/11/chartex" xmlns:cx6="http://schemas.microsoft.com/office/drawing/2016/5/12/chartex" xmlns:cx7="http://schemas.microsoft.com/office/drawing/2016/5/13/chartex" xmlns:cx8="http://schemas.microsoft.com/office/drawing/2016/5/14/chartex" xmlns:mc="http://schemas.openxmlformats.org/markup-compatibility/2006" xmlns:aink="http://schemas.microsoft.com/office/drawing/2016/ink" xmlns:am3d="http://schemas.microsoft.com/office/drawing/2017/model3d" xmlns:o="urn:schemas-microsoft-com:office:office" xmlns:oel="http://schemas.microsoft.com/office/2019/extlst" xmlns:r="http://schemas.openxmlformats.org/officeDocument/2006/relationships" xmlns:m="http://schemas.openxmlformats.org/officeDocument/2006/math" xmlns:v="urn:schemas-microsoft-com:vml" xmlns:wp14="http://schemas.microsoft.com/office/word/2010/wordprocessingDrawing" xmlns:wp="http://schemas.openxmlformats.org/drawingml/2006/wordprocessingDrawing" xmlns:w10="urn:schemas-microsoft-com:office:word" xmlns:w="http://schemas.openxmlformats.org/wordprocessingml/2006/main" xmlns:w14="http://schemas.microsoft.com/office/word/2010/wordml" xmlns:w15="http://schemas.microsoft.com/office/word/2012/wordml" xmlns:w16cex="http://schemas.microsoft.com/office/word/2018/wordml/cex" xmlns:w16cid="http://schemas.microsoft.com/office/word/2016/wordml/cid" xmlns:w16="http://schemas.microsoft.com/office/word/2018/wordml" xmlns:w16du="http://schemas.microsoft.com/office/word/2023/wordml/word16du" xmlns:w16sdtdh="http://schemas.microsoft.com/office/word/2020/wordml/sdtdatahash" xmlns:w16sdtfl="http://schemas.microsoft.com/office/word/2024/wordml/sdtformatlock" xmlns:w16se="http://schemas.microsoft.com/office/word/2015/wordml/symex" xmlns:wpg="http://schemas.microsoft.com/office/word/2010/wordprocessingGroup" xmlns:wpi="http://schemas.microsoft.com/office/word/2010/wordprocessingInk" xmlns:wne="http://schemas.microsoft.com/office/word/2006/wordml" xmlns:wps="http://schemas.microsoft.com/office/word/2010/wordprocessingShape" mc:Ignorable="w14 w15 w16se w16cid w16 w16cex w16sdtdh w16sdtfl w16du wp14">
   <w:abstractNum w:abstractNumId="0" w15:restartNumberingAfterBreak="0">
@@ -6469,6 +10374,304 @@
     </w:lvl>
   </w:abstractNum>
   <w:abstractNum w:abstractNumId="1" w15:restartNumberingAfterBreak="0">
+    <w:nsid w:val="04960CCC"/>
+    <w:multiLevelType w:val="multilevel"/>
+    <w:tmpl w:val="3C9EC526"/>
+    <w:lvl w:ilvl="0">
+      <w:start w:val="1"/>
+      <w:numFmt w:val="bullet"/>
+      <w:lvlText w:val=""/>
+      <w:lvlJc w:val="left"/>
+      <w:pPr>
+        <w:tabs>
+          <w:tab w:val="num" w:pos="720"/>
+        </w:tabs>
+        <w:ind w:left="720" w:hanging="360"/>
+      </w:pPr>
+      <w:rPr>
+        <w:rFonts w:ascii="Symbol" w:hAnsi="Symbol" w:hint="default"/>
+        <w:sz w:val="20"/>
+      </w:rPr>
+    </w:lvl>
+    <w:lvl w:ilvl="1" w:tentative="1">
+      <w:start w:val="1"/>
+      <w:numFmt w:val="bullet"/>
+      <w:lvlText w:val="o"/>
+      <w:lvlJc w:val="left"/>
+      <w:pPr>
+        <w:tabs>
+          <w:tab w:val="num" w:pos="1440"/>
+        </w:tabs>
+        <w:ind w:left="1440" w:hanging="360"/>
+      </w:pPr>
+      <w:rPr>
+        <w:rFonts w:ascii="Courier New" w:hAnsi="Courier New" w:hint="default"/>
+        <w:sz w:val="20"/>
+      </w:rPr>
+    </w:lvl>
+    <w:lvl w:ilvl="2" w:tentative="1">
+      <w:start w:val="1"/>
+      <w:numFmt w:val="bullet"/>
+      <w:lvlText w:val=""/>
+      <w:lvlJc w:val="left"/>
+      <w:pPr>
+        <w:tabs>
+          <w:tab w:val="num" w:pos="2160"/>
+        </w:tabs>
+        <w:ind w:left="2160" w:hanging="360"/>
+      </w:pPr>
+      <w:rPr>
+        <w:rFonts w:ascii="Wingdings" w:hAnsi="Wingdings" w:hint="default"/>
+        <w:sz w:val="20"/>
+      </w:rPr>
+    </w:lvl>
+    <w:lvl w:ilvl="3" w:tentative="1">
+      <w:start w:val="1"/>
+      <w:numFmt w:val="bullet"/>
+      <w:lvlText w:val=""/>
+      <w:lvlJc w:val="left"/>
+      <w:pPr>
+        <w:tabs>
+          <w:tab w:val="num" w:pos="2880"/>
+        </w:tabs>
+        <w:ind w:left="2880" w:hanging="360"/>
+      </w:pPr>
+      <w:rPr>
+        <w:rFonts w:ascii="Wingdings" w:hAnsi="Wingdings" w:hint="default"/>
+        <w:sz w:val="20"/>
+      </w:rPr>
+    </w:lvl>
+    <w:lvl w:ilvl="4" w:tentative="1">
+      <w:start w:val="1"/>
+      <w:numFmt w:val="bullet"/>
+      <w:lvlText w:val=""/>
+      <w:lvlJc w:val="left"/>
+      <w:pPr>
+        <w:tabs>
+          <w:tab w:val="num" w:pos="3600"/>
+        </w:tabs>
+        <w:ind w:left="3600" w:hanging="360"/>
+      </w:pPr>
+      <w:rPr>
+        <w:rFonts w:ascii="Wingdings" w:hAnsi="Wingdings" w:hint="default"/>
+        <w:sz w:val="20"/>
+      </w:rPr>
+    </w:lvl>
+    <w:lvl w:ilvl="5" w:tentative="1">
+      <w:start w:val="1"/>
+      <w:numFmt w:val="bullet"/>
+      <w:lvlText w:val=""/>
+      <w:lvlJc w:val="left"/>
+      <w:pPr>
+        <w:tabs>
+          <w:tab w:val="num" w:pos="4320"/>
+        </w:tabs>
+        <w:ind w:left="4320" w:hanging="360"/>
+      </w:pPr>
+      <w:rPr>
+        <w:rFonts w:ascii="Wingdings" w:hAnsi="Wingdings" w:hint="default"/>
+        <w:sz w:val="20"/>
+      </w:rPr>
+    </w:lvl>
+    <w:lvl w:ilvl="6" w:tentative="1">
+      <w:start w:val="1"/>
+      <w:numFmt w:val="bullet"/>
+      <w:lvlText w:val=""/>
+      <w:lvlJc w:val="left"/>
+      <w:pPr>
+        <w:tabs>
+          <w:tab w:val="num" w:pos="5040"/>
+        </w:tabs>
+        <w:ind w:left="5040" w:hanging="360"/>
+      </w:pPr>
+      <w:rPr>
+        <w:rFonts w:ascii="Wingdings" w:hAnsi="Wingdings" w:hint="default"/>
+        <w:sz w:val="20"/>
+      </w:rPr>
+    </w:lvl>
+    <w:lvl w:ilvl="7" w:tentative="1">
+      <w:start w:val="1"/>
+      <w:numFmt w:val="bullet"/>
+      <w:lvlText w:val=""/>
+      <w:lvlJc w:val="left"/>
+      <w:pPr>
+        <w:tabs>
+          <w:tab w:val="num" w:pos="5760"/>
+        </w:tabs>
+        <w:ind w:left="5760" w:hanging="360"/>
+      </w:pPr>
+      <w:rPr>
+        <w:rFonts w:ascii="Wingdings" w:hAnsi="Wingdings" w:hint="default"/>
+        <w:sz w:val="20"/>
+      </w:rPr>
+    </w:lvl>
+    <w:lvl w:ilvl="8" w:tentative="1">
+      <w:start w:val="1"/>
+      <w:numFmt w:val="bullet"/>
+      <w:lvlText w:val=""/>
+      <w:lvlJc w:val="left"/>
+      <w:pPr>
+        <w:tabs>
+          <w:tab w:val="num" w:pos="6480"/>
+        </w:tabs>
+        <w:ind w:left="6480" w:hanging="360"/>
+      </w:pPr>
+      <w:rPr>
+        <w:rFonts w:ascii="Wingdings" w:hAnsi="Wingdings" w:hint="default"/>
+        <w:sz w:val="20"/>
+      </w:rPr>
+    </w:lvl>
+  </w:abstractNum>
+  <w:abstractNum w:abstractNumId="2" w15:restartNumberingAfterBreak="0">
+    <w:nsid w:val="0A1D33BE"/>
+    <w:multiLevelType w:val="multilevel"/>
+    <w:tmpl w:val="58D0B1D2"/>
+    <w:lvl w:ilvl="0">
+      <w:start w:val="1"/>
+      <w:numFmt w:val="bullet"/>
+      <w:lvlText w:val=""/>
+      <w:lvlJc w:val="left"/>
+      <w:pPr>
+        <w:tabs>
+          <w:tab w:val="num" w:pos="720"/>
+        </w:tabs>
+        <w:ind w:left="720" w:hanging="360"/>
+      </w:pPr>
+      <w:rPr>
+        <w:rFonts w:ascii="Symbol" w:hAnsi="Symbol" w:hint="default"/>
+        <w:sz w:val="20"/>
+      </w:rPr>
+    </w:lvl>
+    <w:lvl w:ilvl="1" w:tentative="1">
+      <w:start w:val="1"/>
+      <w:numFmt w:val="bullet"/>
+      <w:lvlText w:val="o"/>
+      <w:lvlJc w:val="left"/>
+      <w:pPr>
+        <w:tabs>
+          <w:tab w:val="num" w:pos="1440"/>
+        </w:tabs>
+        <w:ind w:left="1440" w:hanging="360"/>
+      </w:pPr>
+      <w:rPr>
+        <w:rFonts w:ascii="Courier New" w:hAnsi="Courier New" w:hint="default"/>
+        <w:sz w:val="20"/>
+      </w:rPr>
+    </w:lvl>
+    <w:lvl w:ilvl="2" w:tentative="1">
+      <w:start w:val="1"/>
+      <w:numFmt w:val="bullet"/>
+      <w:lvlText w:val=""/>
+      <w:lvlJc w:val="left"/>
+      <w:pPr>
+        <w:tabs>
+          <w:tab w:val="num" w:pos="2160"/>
+        </w:tabs>
+        <w:ind w:left="2160" w:hanging="360"/>
+      </w:pPr>
+      <w:rPr>
+        <w:rFonts w:ascii="Wingdings" w:hAnsi="Wingdings" w:hint="default"/>
+        <w:sz w:val="20"/>
+      </w:rPr>
+    </w:lvl>
+    <w:lvl w:ilvl="3" w:tentative="1">
+      <w:start w:val="1"/>
+      <w:numFmt w:val="bullet"/>
+      <w:lvlText w:val=""/>
+      <w:lvlJc w:val="left"/>
+      <w:pPr>
+        <w:tabs>
+          <w:tab w:val="num" w:pos="2880"/>
+        </w:tabs>
+        <w:ind w:left="2880" w:hanging="360"/>
+      </w:pPr>
+      <w:rPr>
+        <w:rFonts w:ascii="Wingdings" w:hAnsi="Wingdings" w:hint="default"/>
+        <w:sz w:val="20"/>
+      </w:rPr>
+    </w:lvl>
+    <w:lvl w:ilvl="4" w:tentative="1">
+      <w:start w:val="1"/>
+      <w:numFmt w:val="bullet"/>
+      <w:lvlText w:val=""/>
+      <w:lvlJc w:val="left"/>
+      <w:pPr>
+        <w:tabs>
+          <w:tab w:val="num" w:pos="3600"/>
+        </w:tabs>
+        <w:ind w:left="3600" w:hanging="360"/>
+      </w:pPr>
+      <w:rPr>
+        <w:rFonts w:ascii="Wingdings" w:hAnsi="Wingdings" w:hint="default"/>
+        <w:sz w:val="20"/>
+      </w:rPr>
+    </w:lvl>
+    <w:lvl w:ilvl="5" w:tentative="1">
+      <w:start w:val="1"/>
+      <w:numFmt w:val="bullet"/>
+      <w:lvlText w:val=""/>
+      <w:lvlJc w:val="left"/>
+      <w:pPr>
+        <w:tabs>
+          <w:tab w:val="num" w:pos="4320"/>
+        </w:tabs>
+        <w:ind w:left="4320" w:hanging="360"/>
+      </w:pPr>
+      <w:rPr>
+        <w:rFonts w:ascii="Wingdings" w:hAnsi="Wingdings" w:hint="default"/>
+        <w:sz w:val="20"/>
+      </w:rPr>
+    </w:lvl>
+    <w:lvl w:ilvl="6" w:tentative="1">
+      <w:start w:val="1"/>
+      <w:numFmt w:val="bullet"/>
+      <w:lvlText w:val=""/>
+      <w:lvlJc w:val="left"/>
+      <w:pPr>
+        <w:tabs>
+          <w:tab w:val="num" w:pos="5040"/>
+        </w:tabs>
+        <w:ind w:left="5040" w:hanging="360"/>
+      </w:pPr>
+      <w:rPr>
+        <w:rFonts w:ascii="Wingdings" w:hAnsi="Wingdings" w:hint="default"/>
+        <w:sz w:val="20"/>
+      </w:rPr>
+    </w:lvl>
+    <w:lvl w:ilvl="7" w:tentative="1">
+      <w:start w:val="1"/>
+      <w:numFmt w:val="bullet"/>
+      <w:lvlText w:val=""/>
+      <w:lvlJc w:val="left"/>
+      <w:pPr>
+        <w:tabs>
+          <w:tab w:val="num" w:pos="5760"/>
+        </w:tabs>
+        <w:ind w:left="5760" w:hanging="360"/>
+      </w:pPr>
+      <w:rPr>
+        <w:rFonts w:ascii="Wingdings" w:hAnsi="Wingdings" w:hint="default"/>
+        <w:sz w:val="20"/>
+      </w:rPr>
+    </w:lvl>
+    <w:lvl w:ilvl="8" w:tentative="1">
+      <w:start w:val="1"/>
+      <w:numFmt w:val="bullet"/>
+      <w:lvlText w:val=""/>
+      <w:lvlJc w:val="left"/>
+      <w:pPr>
+        <w:tabs>
+          <w:tab w:val="num" w:pos="6480"/>
+        </w:tabs>
+        <w:ind w:left="6480" w:hanging="360"/>
+      </w:pPr>
+      <w:rPr>
+        <w:rFonts w:ascii="Wingdings" w:hAnsi="Wingdings" w:hint="default"/>
+        <w:sz w:val="20"/>
+      </w:rPr>
+    </w:lvl>
+  </w:abstractNum>
+  <w:abstractNum w:abstractNumId="3" w15:restartNumberingAfterBreak="0">
     <w:nsid w:val="0D76118D"/>
     <w:multiLevelType w:val="multilevel"/>
     <w:tmpl w:val="E73C9742"/>
@@ -6617,7 +10820,7 @@
       </w:rPr>
     </w:lvl>
   </w:abstractNum>
-  <w:abstractNum w:abstractNumId="2" w15:restartNumberingAfterBreak="0">
+  <w:abstractNum w:abstractNumId="4" w15:restartNumberingAfterBreak="0">
     <w:nsid w:val="18B80100"/>
     <w:multiLevelType w:val="multilevel"/>
     <w:tmpl w:val="3B488B44"/>
@@ -6730,7 +10933,156 @@
       </w:pPr>
     </w:lvl>
   </w:abstractNum>
-  <w:abstractNum w:abstractNumId="3" w15:restartNumberingAfterBreak="0">
+  <w:abstractNum w:abstractNumId="5" w15:restartNumberingAfterBreak="0">
+    <w:nsid w:val="1AC82CCA"/>
+    <w:multiLevelType w:val="multilevel"/>
+    <w:tmpl w:val="067AE88C"/>
+    <w:lvl w:ilvl="0">
+      <w:start w:val="1"/>
+      <w:numFmt w:val="bullet"/>
+      <w:lvlText w:val=""/>
+      <w:lvlJc w:val="left"/>
+      <w:pPr>
+        <w:tabs>
+          <w:tab w:val="num" w:pos="720"/>
+        </w:tabs>
+        <w:ind w:left="720" w:hanging="360"/>
+      </w:pPr>
+      <w:rPr>
+        <w:rFonts w:ascii="Symbol" w:hAnsi="Symbol" w:hint="default"/>
+        <w:sz w:val="20"/>
+      </w:rPr>
+    </w:lvl>
+    <w:lvl w:ilvl="1" w:tentative="1">
+      <w:start w:val="1"/>
+      <w:numFmt w:val="bullet"/>
+      <w:lvlText w:val="o"/>
+      <w:lvlJc w:val="left"/>
+      <w:pPr>
+        <w:tabs>
+          <w:tab w:val="num" w:pos="1440"/>
+        </w:tabs>
+        <w:ind w:left="1440" w:hanging="360"/>
+      </w:pPr>
+      <w:rPr>
+        <w:rFonts w:ascii="Courier New" w:hAnsi="Courier New" w:hint="default"/>
+        <w:sz w:val="20"/>
+      </w:rPr>
+    </w:lvl>
+    <w:lvl w:ilvl="2" w:tentative="1">
+      <w:start w:val="1"/>
+      <w:numFmt w:val="bullet"/>
+      <w:lvlText w:val=""/>
+      <w:lvlJc w:val="left"/>
+      <w:pPr>
+        <w:tabs>
+          <w:tab w:val="num" w:pos="2160"/>
+        </w:tabs>
+        <w:ind w:left="2160" w:hanging="360"/>
+      </w:pPr>
+      <w:rPr>
+        <w:rFonts w:ascii="Wingdings" w:hAnsi="Wingdings" w:hint="default"/>
+        <w:sz w:val="20"/>
+      </w:rPr>
+    </w:lvl>
+    <w:lvl w:ilvl="3" w:tentative="1">
+      <w:start w:val="1"/>
+      <w:numFmt w:val="bullet"/>
+      <w:lvlText w:val=""/>
+      <w:lvlJc w:val="left"/>
+      <w:pPr>
+        <w:tabs>
+          <w:tab w:val="num" w:pos="2880"/>
+        </w:tabs>
+        <w:ind w:left="2880" w:hanging="360"/>
+      </w:pPr>
+      <w:rPr>
+        <w:rFonts w:ascii="Wingdings" w:hAnsi="Wingdings" w:hint="default"/>
+        <w:sz w:val="20"/>
+      </w:rPr>
+    </w:lvl>
+    <w:lvl w:ilvl="4" w:tentative="1">
+      <w:start w:val="1"/>
+      <w:numFmt w:val="bullet"/>
+      <w:lvlText w:val=""/>
+      <w:lvlJc w:val="left"/>
+      <w:pPr>
+        <w:tabs>
+          <w:tab w:val="num" w:pos="3600"/>
+        </w:tabs>
+        <w:ind w:left="3600" w:hanging="360"/>
+      </w:pPr>
+      <w:rPr>
+        <w:rFonts w:ascii="Wingdings" w:hAnsi="Wingdings" w:hint="default"/>
+        <w:sz w:val="20"/>
+      </w:rPr>
+    </w:lvl>
+    <w:lvl w:ilvl="5" w:tentative="1">
+      <w:start w:val="1"/>
+      <w:numFmt w:val="bullet"/>
+      <w:lvlText w:val=""/>
+      <w:lvlJc w:val="left"/>
+      <w:pPr>
+        <w:tabs>
+          <w:tab w:val="num" w:pos="4320"/>
+        </w:tabs>
+        <w:ind w:left="4320" w:hanging="360"/>
+      </w:pPr>
+      <w:rPr>
+        <w:rFonts w:ascii="Wingdings" w:hAnsi="Wingdings" w:hint="default"/>
+        <w:sz w:val="20"/>
+      </w:rPr>
+    </w:lvl>
+    <w:lvl w:ilvl="6" w:tentative="1">
+      <w:start w:val="1"/>
+      <w:numFmt w:val="bullet"/>
+      <w:lvlText w:val=""/>
+      <w:lvlJc w:val="left"/>
+      <w:pPr>
+        <w:tabs>
+          <w:tab w:val="num" w:pos="5040"/>
+        </w:tabs>
+        <w:ind w:left="5040" w:hanging="360"/>
+      </w:pPr>
+      <w:rPr>
+        <w:rFonts w:ascii="Wingdings" w:hAnsi="Wingdings" w:hint="default"/>
+        <w:sz w:val="20"/>
+      </w:rPr>
+    </w:lvl>
+    <w:lvl w:ilvl="7" w:tentative="1">
+      <w:start w:val="1"/>
+      <w:numFmt w:val="bullet"/>
+      <w:lvlText w:val=""/>
+      <w:lvlJc w:val="left"/>
+      <w:pPr>
+        <w:tabs>
+          <w:tab w:val="num" w:pos="5760"/>
+        </w:tabs>
+        <w:ind w:left="5760" w:hanging="360"/>
+      </w:pPr>
+      <w:rPr>
+        <w:rFonts w:ascii="Wingdings" w:hAnsi="Wingdings" w:hint="default"/>
+        <w:sz w:val="20"/>
+      </w:rPr>
+    </w:lvl>
+    <w:lvl w:ilvl="8" w:tentative="1">
+      <w:start w:val="1"/>
+      <w:numFmt w:val="bullet"/>
+      <w:lvlText w:val=""/>
+      <w:lvlJc w:val="left"/>
+      <w:pPr>
+        <w:tabs>
+          <w:tab w:val="num" w:pos="6480"/>
+        </w:tabs>
+        <w:ind w:left="6480" w:hanging="360"/>
+      </w:pPr>
+      <w:rPr>
+        <w:rFonts w:ascii="Wingdings" w:hAnsi="Wingdings" w:hint="default"/>
+        <w:sz w:val="20"/>
+      </w:rPr>
+    </w:lvl>
+  </w:abstractNum>
+  <w:abstractNum w:abstractNumId="6" w15:restartNumberingAfterBreak="0">
     <w:nsid w:val="289D5BF9"/>
     <w:multiLevelType w:val="multilevel"/>
     <w:tmpl w:val="33FE1144"/>
@@ -6879,7 +11231,156 @@
       </w:rPr>
     </w:lvl>
   </w:abstractNum>
-  <w:abstractNum w:abstractNumId="4" w15:restartNumberingAfterBreak="0">
+  <w:abstractNum w:abstractNumId="7" w15:restartNumberingAfterBreak="0">
+    <w:nsid w:val="314144B9"/>
+    <w:multiLevelType w:val="multilevel"/>
+    <w:tmpl w:val="6F14EFAE"/>
+    <w:lvl w:ilvl="0">
+      <w:start w:val="1"/>
+      <w:numFmt w:val="bullet"/>
+      <w:lvlText w:val=""/>
+      <w:lvlJc w:val="left"/>
+      <w:pPr>
+        <w:tabs>
+          <w:tab w:val="num" w:pos="720"/>
+        </w:tabs>
+        <w:ind w:left="720" w:hanging="360"/>
+      </w:pPr>
+      <w:rPr>
+        <w:rFonts w:ascii="Symbol" w:hAnsi="Symbol" w:hint="default"/>
+        <w:sz w:val="20"/>
+      </w:rPr>
+    </w:lvl>
+    <w:lvl w:ilvl="1" w:tentative="1">
+      <w:start w:val="1"/>
+      <w:numFmt w:val="bullet"/>
+      <w:lvlText w:val="o"/>
+      <w:lvlJc w:val="left"/>
+      <w:pPr>
+        <w:tabs>
+          <w:tab w:val="num" w:pos="1440"/>
+        </w:tabs>
+        <w:ind w:left="1440" w:hanging="360"/>
+      </w:pPr>
+      <w:rPr>
+        <w:rFonts w:ascii="Courier New" w:hAnsi="Courier New" w:hint="default"/>
+        <w:sz w:val="20"/>
+      </w:rPr>
+    </w:lvl>
+    <w:lvl w:ilvl="2" w:tentative="1">
+      <w:start w:val="1"/>
+      <w:numFmt w:val="bullet"/>
+      <w:lvlText w:val=""/>
+      <w:lvlJc w:val="left"/>
+      <w:pPr>
+        <w:tabs>
+          <w:tab w:val="num" w:pos="2160"/>
+        </w:tabs>
+        <w:ind w:left="2160" w:hanging="360"/>
+      </w:pPr>
+      <w:rPr>
+        <w:rFonts w:ascii="Wingdings" w:hAnsi="Wingdings" w:hint="default"/>
+        <w:sz w:val="20"/>
+      </w:rPr>
+    </w:lvl>
+    <w:lvl w:ilvl="3" w:tentative="1">
+      <w:start w:val="1"/>
+      <w:numFmt w:val="bullet"/>
+      <w:lvlText w:val=""/>
+      <w:lvlJc w:val="left"/>
+      <w:pPr>
+        <w:tabs>
+          <w:tab w:val="num" w:pos="2880"/>
+        </w:tabs>
+        <w:ind w:left="2880" w:hanging="360"/>
+      </w:pPr>
+      <w:rPr>
+        <w:rFonts w:ascii="Wingdings" w:hAnsi="Wingdings" w:hint="default"/>
+        <w:sz w:val="20"/>
+      </w:rPr>
+    </w:lvl>
+    <w:lvl w:ilvl="4" w:tentative="1">
+      <w:start w:val="1"/>
+      <w:numFmt w:val="bullet"/>
+      <w:lvlText w:val=""/>
+      <w:lvlJc w:val="left"/>
+      <w:pPr>
+        <w:tabs>
+          <w:tab w:val="num" w:pos="3600"/>
+        </w:tabs>
+        <w:ind w:left="3600" w:hanging="360"/>
+      </w:pPr>
+      <w:rPr>
+        <w:rFonts w:ascii="Wingdings" w:hAnsi="Wingdings" w:hint="default"/>
+        <w:sz w:val="20"/>
+      </w:rPr>
+    </w:lvl>
+    <w:lvl w:ilvl="5" w:tentative="1">
+      <w:start w:val="1"/>
+      <w:numFmt w:val="bullet"/>
+      <w:lvlText w:val=""/>
+      <w:lvlJc w:val="left"/>
+      <w:pPr>
+        <w:tabs>
+          <w:tab w:val="num" w:pos="4320"/>
+        </w:tabs>
+        <w:ind w:left="4320" w:hanging="360"/>
+      </w:pPr>
+      <w:rPr>
+        <w:rFonts w:ascii="Wingdings" w:hAnsi="Wingdings" w:hint="default"/>
+        <w:sz w:val="20"/>
+      </w:rPr>
+    </w:lvl>
+    <w:lvl w:ilvl="6" w:tentative="1">
+      <w:start w:val="1"/>
+      <w:numFmt w:val="bullet"/>
+      <w:lvlText w:val=""/>
+      <w:lvlJc w:val="left"/>
+      <w:pPr>
+        <w:tabs>
+          <w:tab w:val="num" w:pos="5040"/>
+        </w:tabs>
+        <w:ind w:left="5040" w:hanging="360"/>
+      </w:pPr>
+      <w:rPr>
+        <w:rFonts w:ascii="Wingdings" w:hAnsi="Wingdings" w:hint="default"/>
+        <w:sz w:val="20"/>
+      </w:rPr>
+    </w:lvl>
+    <w:lvl w:ilvl="7" w:tentative="1">
+      <w:start w:val="1"/>
+      <w:numFmt w:val="bullet"/>
+      <w:lvlText w:val=""/>
+      <w:lvlJc w:val="left"/>
+      <w:pPr>
+        <w:tabs>
+          <w:tab w:val="num" w:pos="5760"/>
+        </w:tabs>
+        <w:ind w:left="5760" w:hanging="360"/>
+      </w:pPr>
+      <w:rPr>
+        <w:rFonts w:ascii="Wingdings" w:hAnsi="Wingdings" w:hint="default"/>
+        <w:sz w:val="20"/>
+      </w:rPr>
+    </w:lvl>
+    <w:lvl w:ilvl="8" w:tentative="1">
+      <w:start w:val="1"/>
+      <w:numFmt w:val="bullet"/>
+      <w:lvlText w:val=""/>
+      <w:lvlJc w:val="left"/>
+      <w:pPr>
+        <w:tabs>
+          <w:tab w:val="num" w:pos="6480"/>
+        </w:tabs>
+        <w:ind w:left="6480" w:hanging="360"/>
+      </w:pPr>
+      <w:rPr>
+        <w:rFonts w:ascii="Wingdings" w:hAnsi="Wingdings" w:hint="default"/>
+        <w:sz w:val="20"/>
+      </w:rPr>
+    </w:lvl>
+  </w:abstractNum>
+  <w:abstractNum w:abstractNumId="8" w15:restartNumberingAfterBreak="0">
     <w:nsid w:val="374F02A5"/>
     <w:multiLevelType w:val="multilevel"/>
     <w:tmpl w:val="580C28B6"/>
@@ -7028,7 +11529,7 @@
       </w:rPr>
     </w:lvl>
   </w:abstractNum>
-  <w:abstractNum w:abstractNumId="5" w15:restartNumberingAfterBreak="0">
+  <w:abstractNum w:abstractNumId="9" w15:restartNumberingAfterBreak="0">
     <w:nsid w:val="37654DAF"/>
     <w:multiLevelType w:val="multilevel"/>
     <w:tmpl w:val="F5FEB1AC"/>
@@ -7177,7 +11678,7 @@
       </w:rPr>
     </w:lvl>
   </w:abstractNum>
-  <w:abstractNum w:abstractNumId="6" w15:restartNumberingAfterBreak="0">
+  <w:abstractNum w:abstractNumId="10" w15:restartNumberingAfterBreak="0">
     <w:nsid w:val="3AF75B52"/>
     <w:multiLevelType w:val="multilevel"/>
     <w:tmpl w:val="2F2C30EA"/>
@@ -7326,7 +11827,7 @@
       </w:rPr>
     </w:lvl>
   </w:abstractNum>
-  <w:abstractNum w:abstractNumId="7" w15:restartNumberingAfterBreak="0">
+  <w:abstractNum w:abstractNumId="11" w15:restartNumberingAfterBreak="0">
     <w:nsid w:val="3B4D3E16"/>
     <w:multiLevelType w:val="multilevel"/>
     <w:tmpl w:val="3018717C"/>
@@ -7439,7 +11940,7 @@
       </w:pPr>
     </w:lvl>
   </w:abstractNum>
-  <w:abstractNum w:abstractNumId="8" w15:restartNumberingAfterBreak="0">
+  <w:abstractNum w:abstractNumId="12" w15:restartNumberingAfterBreak="0">
     <w:nsid w:val="3BBF4913"/>
     <w:multiLevelType w:val="multilevel"/>
     <w:tmpl w:val="2DDA5190"/>
@@ -7588,7 +12089,7 @@
       </w:rPr>
     </w:lvl>
   </w:abstractNum>
-  <w:abstractNum w:abstractNumId="9" w15:restartNumberingAfterBreak="0">
+  <w:abstractNum w:abstractNumId="13" w15:restartNumberingAfterBreak="0">
     <w:nsid w:val="3C570FF4"/>
     <w:multiLevelType w:val="multilevel"/>
     <w:tmpl w:val="801C39C4"/>
@@ -7737,7 +12238,7 @@
       </w:rPr>
     </w:lvl>
   </w:abstractNum>
-  <w:abstractNum w:abstractNumId="10" w15:restartNumberingAfterBreak="0">
+  <w:abstractNum w:abstractNumId="14" w15:restartNumberingAfterBreak="0">
     <w:nsid w:val="46D93BC6"/>
     <w:multiLevelType w:val="multilevel"/>
     <w:tmpl w:val="A08495EC"/>
@@ -7850,7 +12351,7 @@
       </w:pPr>
     </w:lvl>
   </w:abstractNum>
-  <w:abstractNum w:abstractNumId="11" w15:restartNumberingAfterBreak="0">
+  <w:abstractNum w:abstractNumId="15" w15:restartNumberingAfterBreak="0">
     <w:nsid w:val="493B2CFC"/>
     <w:multiLevelType w:val="multilevel"/>
     <w:tmpl w:val="1492A40A"/>
@@ -7999,7 +12500,7 @@
       </w:rPr>
     </w:lvl>
   </w:abstractNum>
-  <w:abstractNum w:abstractNumId="12" w15:restartNumberingAfterBreak="0">
+  <w:abstractNum w:abstractNumId="16" w15:restartNumberingAfterBreak="0">
     <w:nsid w:val="4C6220F6"/>
     <w:multiLevelType w:val="multilevel"/>
     <w:tmpl w:val="4A7CD1E0"/>
@@ -8148,7 +12649,7 @@
       </w:rPr>
     </w:lvl>
   </w:abstractNum>
-  <w:abstractNum w:abstractNumId="13" w15:restartNumberingAfterBreak="0">
+  <w:abstractNum w:abstractNumId="17" w15:restartNumberingAfterBreak="0">
     <w:nsid w:val="4E846DFD"/>
     <w:multiLevelType w:val="multilevel"/>
     <w:tmpl w:val="AC48B0CA"/>
@@ -8297,7 +12798,7 @@
       </w:rPr>
     </w:lvl>
   </w:abstractNum>
-  <w:abstractNum w:abstractNumId="14" w15:restartNumberingAfterBreak="0">
+  <w:abstractNum w:abstractNumId="18" w15:restartNumberingAfterBreak="0">
     <w:nsid w:val="537271FE"/>
     <w:multiLevelType w:val="multilevel"/>
     <w:tmpl w:val="D6DA2BA6"/>
@@ -8410,7 +12911,156 @@
       </w:pPr>
     </w:lvl>
   </w:abstractNum>
-  <w:abstractNum w:abstractNumId="15" w15:restartNumberingAfterBreak="0">
+  <w:abstractNum w:abstractNumId="19" w15:restartNumberingAfterBreak="0">
+    <w:nsid w:val="54144E6D"/>
+    <w:multiLevelType w:val="multilevel"/>
+    <w:tmpl w:val="0006299C"/>
+    <w:lvl w:ilvl="0">
+      <w:start w:val="1"/>
+      <w:numFmt w:val="bullet"/>
+      <w:lvlText w:val=""/>
+      <w:lvlJc w:val="left"/>
+      <w:pPr>
+        <w:tabs>
+          <w:tab w:val="num" w:pos="720"/>
+        </w:tabs>
+        <w:ind w:left="720" w:hanging="360"/>
+      </w:pPr>
+      <w:rPr>
+        <w:rFonts w:ascii="Symbol" w:hAnsi="Symbol" w:hint="default"/>
+        <w:sz w:val="20"/>
+      </w:rPr>
+    </w:lvl>
+    <w:lvl w:ilvl="1" w:tentative="1">
+      <w:start w:val="1"/>
+      <w:numFmt w:val="bullet"/>
+      <w:lvlText w:val="o"/>
+      <w:lvlJc w:val="left"/>
+      <w:pPr>
+        <w:tabs>
+          <w:tab w:val="num" w:pos="1440"/>
+        </w:tabs>
+        <w:ind w:left="1440" w:hanging="360"/>
+      </w:pPr>
+      <w:rPr>
+        <w:rFonts w:ascii="Courier New" w:hAnsi="Courier New" w:hint="default"/>
+        <w:sz w:val="20"/>
+      </w:rPr>
+    </w:lvl>
+    <w:lvl w:ilvl="2" w:tentative="1">
+      <w:start w:val="1"/>
+      <w:numFmt w:val="bullet"/>
+      <w:lvlText w:val=""/>
+      <w:lvlJc w:val="left"/>
+      <w:pPr>
+        <w:tabs>
+          <w:tab w:val="num" w:pos="2160"/>
+        </w:tabs>
+        <w:ind w:left="2160" w:hanging="360"/>
+      </w:pPr>
+      <w:rPr>
+        <w:rFonts w:ascii="Wingdings" w:hAnsi="Wingdings" w:hint="default"/>
+        <w:sz w:val="20"/>
+      </w:rPr>
+    </w:lvl>
+    <w:lvl w:ilvl="3" w:tentative="1">
+      <w:start w:val="1"/>
+      <w:numFmt w:val="bullet"/>
+      <w:lvlText w:val=""/>
+      <w:lvlJc w:val="left"/>
+      <w:pPr>
+        <w:tabs>
+          <w:tab w:val="num" w:pos="2880"/>
+        </w:tabs>
+        <w:ind w:left="2880" w:hanging="360"/>
+      </w:pPr>
+      <w:rPr>
+        <w:rFonts w:ascii="Wingdings" w:hAnsi="Wingdings" w:hint="default"/>
+        <w:sz w:val="20"/>
+      </w:rPr>
+    </w:lvl>
+    <w:lvl w:ilvl="4" w:tentative="1">
+      <w:start w:val="1"/>
+      <w:numFmt w:val="bullet"/>
+      <w:lvlText w:val=""/>
+      <w:lvlJc w:val="left"/>
+      <w:pPr>
+        <w:tabs>
+          <w:tab w:val="num" w:pos="3600"/>
+        </w:tabs>
+        <w:ind w:left="3600" w:hanging="360"/>
+      </w:pPr>
+      <w:rPr>
+        <w:rFonts w:ascii="Wingdings" w:hAnsi="Wingdings" w:hint="default"/>
+        <w:sz w:val="20"/>
+      </w:rPr>
+    </w:lvl>
+    <w:lvl w:ilvl="5" w:tentative="1">
+      <w:start w:val="1"/>
+      <w:numFmt w:val="bullet"/>
+      <w:lvlText w:val=""/>
+      <w:lvlJc w:val="left"/>
+      <w:pPr>
+        <w:tabs>
+          <w:tab w:val="num" w:pos="4320"/>
+        </w:tabs>
+        <w:ind w:left="4320" w:hanging="360"/>
+      </w:pPr>
+      <w:rPr>
+        <w:rFonts w:ascii="Wingdings" w:hAnsi="Wingdings" w:hint="default"/>
+        <w:sz w:val="20"/>
+      </w:rPr>
+    </w:lvl>
+    <w:lvl w:ilvl="6" w:tentative="1">
+      <w:start w:val="1"/>
+      <w:numFmt w:val="bullet"/>
+      <w:lvlText w:val=""/>
+      <w:lvlJc w:val="left"/>
+      <w:pPr>
+        <w:tabs>
+          <w:tab w:val="num" w:pos="5040"/>
+        </w:tabs>
+        <w:ind w:left="5040" w:hanging="360"/>
+      </w:pPr>
+      <w:rPr>
+        <w:rFonts w:ascii="Wingdings" w:hAnsi="Wingdings" w:hint="default"/>
+        <w:sz w:val="20"/>
+      </w:rPr>
+    </w:lvl>
+    <w:lvl w:ilvl="7" w:tentative="1">
+      <w:start w:val="1"/>
+      <w:numFmt w:val="bullet"/>
+      <w:lvlText w:val=""/>
+      <w:lvlJc w:val="left"/>
+      <w:pPr>
+        <w:tabs>
+          <w:tab w:val="num" w:pos="5760"/>
+        </w:tabs>
+        <w:ind w:left="5760" w:hanging="360"/>
+      </w:pPr>
+      <w:rPr>
+        <w:rFonts w:ascii="Wingdings" w:hAnsi="Wingdings" w:hint="default"/>
+        <w:sz w:val="20"/>
+      </w:rPr>
+    </w:lvl>
+    <w:lvl w:ilvl="8" w:tentative="1">
+      <w:start w:val="1"/>
+      <w:numFmt w:val="bullet"/>
+      <w:lvlText w:val=""/>
+      <w:lvlJc w:val="left"/>
+      <w:pPr>
+        <w:tabs>
+          <w:tab w:val="num" w:pos="6480"/>
+        </w:tabs>
+        <w:ind w:left="6480" w:hanging="360"/>
+      </w:pPr>
+      <w:rPr>
+        <w:rFonts w:ascii="Wingdings" w:hAnsi="Wingdings" w:hint="default"/>
+        <w:sz w:val="20"/>
+      </w:rPr>
+    </w:lvl>
+  </w:abstractNum>
+  <w:abstractNum w:abstractNumId="20" w15:restartNumberingAfterBreak="0">
     <w:nsid w:val="545B7B4D"/>
     <w:multiLevelType w:val="multilevel"/>
     <w:tmpl w:val="09E88B40"/>
@@ -8559,7 +13209,156 @@
       </w:rPr>
     </w:lvl>
   </w:abstractNum>
-  <w:abstractNum w:abstractNumId="16" w15:restartNumberingAfterBreak="0">
+  <w:abstractNum w:abstractNumId="21" w15:restartNumberingAfterBreak="0">
+    <w:nsid w:val="5BBC17AA"/>
+    <w:multiLevelType w:val="multilevel"/>
+    <w:tmpl w:val="F91AF406"/>
+    <w:lvl w:ilvl="0">
+      <w:start w:val="1"/>
+      <w:numFmt w:val="bullet"/>
+      <w:lvlText w:val=""/>
+      <w:lvlJc w:val="left"/>
+      <w:pPr>
+        <w:tabs>
+          <w:tab w:val="num" w:pos="720"/>
+        </w:tabs>
+        <w:ind w:left="720" w:hanging="360"/>
+      </w:pPr>
+      <w:rPr>
+        <w:rFonts w:ascii="Symbol" w:hAnsi="Symbol" w:hint="default"/>
+        <w:sz w:val="20"/>
+      </w:rPr>
+    </w:lvl>
+    <w:lvl w:ilvl="1" w:tentative="1">
+      <w:start w:val="1"/>
+      <w:numFmt w:val="bullet"/>
+      <w:lvlText w:val="o"/>
+      <w:lvlJc w:val="left"/>
+      <w:pPr>
+        <w:tabs>
+          <w:tab w:val="num" w:pos="1440"/>
+        </w:tabs>
+        <w:ind w:left="1440" w:hanging="360"/>
+      </w:pPr>
+      <w:rPr>
+        <w:rFonts w:ascii="Courier New" w:hAnsi="Courier New" w:hint="default"/>
+        <w:sz w:val="20"/>
+      </w:rPr>
+    </w:lvl>
+    <w:lvl w:ilvl="2" w:tentative="1">
+      <w:start w:val="1"/>
+      <w:numFmt w:val="bullet"/>
+      <w:lvlText w:val=""/>
+      <w:lvlJc w:val="left"/>
+      <w:pPr>
+        <w:tabs>
+          <w:tab w:val="num" w:pos="2160"/>
+        </w:tabs>
+        <w:ind w:left="2160" w:hanging="360"/>
+      </w:pPr>
+      <w:rPr>
+        <w:rFonts w:ascii="Wingdings" w:hAnsi="Wingdings" w:hint="default"/>
+        <w:sz w:val="20"/>
+      </w:rPr>
+    </w:lvl>
+    <w:lvl w:ilvl="3" w:tentative="1">
+      <w:start w:val="1"/>
+      <w:numFmt w:val="bullet"/>
+      <w:lvlText w:val=""/>
+      <w:lvlJc w:val="left"/>
+      <w:pPr>
+        <w:tabs>
+          <w:tab w:val="num" w:pos="2880"/>
+        </w:tabs>
+        <w:ind w:left="2880" w:hanging="360"/>
+      </w:pPr>
+      <w:rPr>
+        <w:rFonts w:ascii="Wingdings" w:hAnsi="Wingdings" w:hint="default"/>
+        <w:sz w:val="20"/>
+      </w:rPr>
+    </w:lvl>
+    <w:lvl w:ilvl="4" w:tentative="1">
+      <w:start w:val="1"/>
+      <w:numFmt w:val="bullet"/>
+      <w:lvlText w:val=""/>
+      <w:lvlJc w:val="left"/>
+      <w:pPr>
+        <w:tabs>
+          <w:tab w:val="num" w:pos="3600"/>
+        </w:tabs>
+        <w:ind w:left="3600" w:hanging="360"/>
+      </w:pPr>
+      <w:rPr>
+        <w:rFonts w:ascii="Wingdings" w:hAnsi="Wingdings" w:hint="default"/>
+        <w:sz w:val="20"/>
+      </w:rPr>
+    </w:lvl>
+    <w:lvl w:ilvl="5" w:tentative="1">
+      <w:start w:val="1"/>
+      <w:numFmt w:val="bullet"/>
+      <w:lvlText w:val=""/>
+      <w:lvlJc w:val="left"/>
+      <w:pPr>
+        <w:tabs>
+          <w:tab w:val="num" w:pos="4320"/>
+        </w:tabs>
+        <w:ind w:left="4320" w:hanging="360"/>
+      </w:pPr>
+      <w:rPr>
+        <w:rFonts w:ascii="Wingdings" w:hAnsi="Wingdings" w:hint="default"/>
+        <w:sz w:val="20"/>
+      </w:rPr>
+    </w:lvl>
+    <w:lvl w:ilvl="6" w:tentative="1">
+      <w:start w:val="1"/>
+      <w:numFmt w:val="bullet"/>
+      <w:lvlText w:val=""/>
+      <w:lvlJc w:val="left"/>
+      <w:pPr>
+        <w:tabs>
+          <w:tab w:val="num" w:pos="5040"/>
+        </w:tabs>
+        <w:ind w:left="5040" w:hanging="360"/>
+      </w:pPr>
+      <w:rPr>
+        <w:rFonts w:ascii="Wingdings" w:hAnsi="Wingdings" w:hint="default"/>
+        <w:sz w:val="20"/>
+      </w:rPr>
+    </w:lvl>
+    <w:lvl w:ilvl="7" w:tentative="1">
+      <w:start w:val="1"/>
+      <w:numFmt w:val="bullet"/>
+      <w:lvlText w:val=""/>
+      <w:lvlJc w:val="left"/>
+      <w:pPr>
+        <w:tabs>
+          <w:tab w:val="num" w:pos="5760"/>
+        </w:tabs>
+        <w:ind w:left="5760" w:hanging="360"/>
+      </w:pPr>
+      <w:rPr>
+        <w:rFonts w:ascii="Wingdings" w:hAnsi="Wingdings" w:hint="default"/>
+        <w:sz w:val="20"/>
+      </w:rPr>
+    </w:lvl>
+    <w:lvl w:ilvl="8" w:tentative="1">
+      <w:start w:val="1"/>
+      <w:numFmt w:val="bullet"/>
+      <w:lvlText w:val=""/>
+      <w:lvlJc w:val="left"/>
+      <w:pPr>
+        <w:tabs>
+          <w:tab w:val="num" w:pos="6480"/>
+        </w:tabs>
+        <w:ind w:left="6480" w:hanging="360"/>
+      </w:pPr>
+      <w:rPr>
+        <w:rFonts w:ascii="Wingdings" w:hAnsi="Wingdings" w:hint="default"/>
+        <w:sz w:val="20"/>
+      </w:rPr>
+    </w:lvl>
+  </w:abstractNum>
+  <w:abstractNum w:abstractNumId="22" w15:restartNumberingAfterBreak="0">
     <w:nsid w:val="5F6D20E3"/>
     <w:multiLevelType w:val="multilevel"/>
     <w:tmpl w:val="CA7A4CE2"/>
@@ -8708,7 +13507,156 @@
       </w:rPr>
     </w:lvl>
   </w:abstractNum>
-  <w:abstractNum w:abstractNumId="17" w15:restartNumberingAfterBreak="0">
+  <w:abstractNum w:abstractNumId="23" w15:restartNumberingAfterBreak="0">
+    <w:nsid w:val="5FB45A76"/>
+    <w:multiLevelType w:val="multilevel"/>
+    <w:tmpl w:val="5F98B06C"/>
+    <w:lvl w:ilvl="0">
+      <w:start w:val="1"/>
+      <w:numFmt w:val="bullet"/>
+      <w:lvlText w:val=""/>
+      <w:lvlJc w:val="left"/>
+      <w:pPr>
+        <w:tabs>
+          <w:tab w:val="num" w:pos="720"/>
+        </w:tabs>
+        <w:ind w:left="720" w:hanging="360"/>
+      </w:pPr>
+      <w:rPr>
+        <w:rFonts w:ascii="Symbol" w:hAnsi="Symbol" w:hint="default"/>
+        <w:sz w:val="20"/>
+      </w:rPr>
+    </w:lvl>
+    <w:lvl w:ilvl="1" w:tentative="1">
+      <w:start w:val="1"/>
+      <w:numFmt w:val="bullet"/>
+      <w:lvlText w:val="o"/>
+      <w:lvlJc w:val="left"/>
+      <w:pPr>
+        <w:tabs>
+          <w:tab w:val="num" w:pos="1440"/>
+        </w:tabs>
+        <w:ind w:left="1440" w:hanging="360"/>
+      </w:pPr>
+      <w:rPr>
+        <w:rFonts w:ascii="Courier New" w:hAnsi="Courier New" w:hint="default"/>
+        <w:sz w:val="20"/>
+      </w:rPr>
+    </w:lvl>
+    <w:lvl w:ilvl="2" w:tentative="1">
+      <w:start w:val="1"/>
+      <w:numFmt w:val="bullet"/>
+      <w:lvlText w:val=""/>
+      <w:lvlJc w:val="left"/>
+      <w:pPr>
+        <w:tabs>
+          <w:tab w:val="num" w:pos="2160"/>
+        </w:tabs>
+        <w:ind w:left="2160" w:hanging="360"/>
+      </w:pPr>
+      <w:rPr>
+        <w:rFonts w:ascii="Wingdings" w:hAnsi="Wingdings" w:hint="default"/>
+        <w:sz w:val="20"/>
+      </w:rPr>
+    </w:lvl>
+    <w:lvl w:ilvl="3" w:tentative="1">
+      <w:start w:val="1"/>
+      <w:numFmt w:val="bullet"/>
+      <w:lvlText w:val=""/>
+      <w:lvlJc w:val="left"/>
+      <w:pPr>
+        <w:tabs>
+          <w:tab w:val="num" w:pos="2880"/>
+        </w:tabs>
+        <w:ind w:left="2880" w:hanging="360"/>
+      </w:pPr>
+      <w:rPr>
+        <w:rFonts w:ascii="Wingdings" w:hAnsi="Wingdings" w:hint="default"/>
+        <w:sz w:val="20"/>
+      </w:rPr>
+    </w:lvl>
+    <w:lvl w:ilvl="4" w:tentative="1">
+      <w:start w:val="1"/>
+      <w:numFmt w:val="bullet"/>
+      <w:lvlText w:val=""/>
+      <w:lvlJc w:val="left"/>
+      <w:pPr>
+        <w:tabs>
+          <w:tab w:val="num" w:pos="3600"/>
+        </w:tabs>
+        <w:ind w:left="3600" w:hanging="360"/>
+      </w:pPr>
+      <w:rPr>
+        <w:rFonts w:ascii="Wingdings" w:hAnsi="Wingdings" w:hint="default"/>
+        <w:sz w:val="20"/>
+      </w:rPr>
+    </w:lvl>
+    <w:lvl w:ilvl="5" w:tentative="1">
+      <w:start w:val="1"/>
+      <w:numFmt w:val="bullet"/>
+      <w:lvlText w:val=""/>
+      <w:lvlJc w:val="left"/>
+      <w:pPr>
+        <w:tabs>
+          <w:tab w:val="num" w:pos="4320"/>
+        </w:tabs>
+        <w:ind w:left="4320" w:hanging="360"/>
+      </w:pPr>
+      <w:rPr>
+        <w:rFonts w:ascii="Wingdings" w:hAnsi="Wingdings" w:hint="default"/>
+        <w:sz w:val="20"/>
+      </w:rPr>
+    </w:lvl>
+    <w:lvl w:ilvl="6" w:tentative="1">
+      <w:start w:val="1"/>
+      <w:numFmt w:val="bullet"/>
+      <w:lvlText w:val=""/>
+      <w:lvlJc w:val="left"/>
+      <w:pPr>
+        <w:tabs>
+          <w:tab w:val="num" w:pos="5040"/>
+        </w:tabs>
+        <w:ind w:left="5040" w:hanging="360"/>
+      </w:pPr>
+      <w:rPr>
+        <w:rFonts w:ascii="Wingdings" w:hAnsi="Wingdings" w:hint="default"/>
+        <w:sz w:val="20"/>
+      </w:rPr>
+    </w:lvl>
+    <w:lvl w:ilvl="7" w:tentative="1">
+      <w:start w:val="1"/>
+      <w:numFmt w:val="bullet"/>
+      <w:lvlText w:val=""/>
+      <w:lvlJc w:val="left"/>
+      <w:pPr>
+        <w:tabs>
+          <w:tab w:val="num" w:pos="5760"/>
+        </w:tabs>
+        <w:ind w:left="5760" w:hanging="360"/>
+      </w:pPr>
+      <w:rPr>
+        <w:rFonts w:ascii="Wingdings" w:hAnsi="Wingdings" w:hint="default"/>
+        <w:sz w:val="20"/>
+      </w:rPr>
+    </w:lvl>
+    <w:lvl w:ilvl="8" w:tentative="1">
+      <w:start w:val="1"/>
+      <w:numFmt w:val="bullet"/>
+      <w:lvlText w:val=""/>
+      <w:lvlJc w:val="left"/>
+      <w:pPr>
+        <w:tabs>
+          <w:tab w:val="num" w:pos="6480"/>
+        </w:tabs>
+        <w:ind w:left="6480" w:hanging="360"/>
+      </w:pPr>
+      <w:rPr>
+        <w:rFonts w:ascii="Wingdings" w:hAnsi="Wingdings" w:hint="default"/>
+        <w:sz w:val="20"/>
+      </w:rPr>
+    </w:lvl>
+  </w:abstractNum>
+  <w:abstractNum w:abstractNumId="24" w15:restartNumberingAfterBreak="0">
     <w:nsid w:val="701B010D"/>
     <w:multiLevelType w:val="multilevel"/>
     <w:tmpl w:val="F740FBCA"/>
@@ -8821,7 +13769,156 @@
       </w:pPr>
     </w:lvl>
   </w:abstractNum>
-  <w:abstractNum w:abstractNumId="18" w15:restartNumberingAfterBreak="0">
+  <w:abstractNum w:abstractNumId="25" w15:restartNumberingAfterBreak="0">
+    <w:nsid w:val="71D41A4B"/>
+    <w:multiLevelType w:val="multilevel"/>
+    <w:tmpl w:val="DE0AA966"/>
+    <w:lvl w:ilvl="0">
+      <w:start w:val="1"/>
+      <w:numFmt w:val="bullet"/>
+      <w:lvlText w:val=""/>
+      <w:lvlJc w:val="left"/>
+      <w:pPr>
+        <w:tabs>
+          <w:tab w:val="num" w:pos="720"/>
+        </w:tabs>
+        <w:ind w:left="720" w:hanging="360"/>
+      </w:pPr>
+      <w:rPr>
+        <w:rFonts w:ascii="Symbol" w:hAnsi="Symbol" w:hint="default"/>
+        <w:sz w:val="20"/>
+      </w:rPr>
+    </w:lvl>
+    <w:lvl w:ilvl="1" w:tentative="1">
+      <w:start w:val="1"/>
+      <w:numFmt w:val="bullet"/>
+      <w:lvlText w:val="o"/>
+      <w:lvlJc w:val="left"/>
+      <w:pPr>
+        <w:tabs>
+          <w:tab w:val="num" w:pos="1440"/>
+        </w:tabs>
+        <w:ind w:left="1440" w:hanging="360"/>
+      </w:pPr>
+      <w:rPr>
+        <w:rFonts w:ascii="Courier New" w:hAnsi="Courier New" w:hint="default"/>
+        <w:sz w:val="20"/>
+      </w:rPr>
+    </w:lvl>
+    <w:lvl w:ilvl="2" w:tentative="1">
+      <w:start w:val="1"/>
+      <w:numFmt w:val="bullet"/>
+      <w:lvlText w:val=""/>
+      <w:lvlJc w:val="left"/>
+      <w:pPr>
+        <w:tabs>
+          <w:tab w:val="num" w:pos="2160"/>
+        </w:tabs>
+        <w:ind w:left="2160" w:hanging="360"/>
+      </w:pPr>
+      <w:rPr>
+        <w:rFonts w:ascii="Wingdings" w:hAnsi="Wingdings" w:hint="default"/>
+        <w:sz w:val="20"/>
+      </w:rPr>
+    </w:lvl>
+    <w:lvl w:ilvl="3" w:tentative="1">
+      <w:start w:val="1"/>
+      <w:numFmt w:val="bullet"/>
+      <w:lvlText w:val=""/>
+      <w:lvlJc w:val="left"/>
+      <w:pPr>
+        <w:tabs>
+          <w:tab w:val="num" w:pos="2880"/>
+        </w:tabs>
+        <w:ind w:left="2880" w:hanging="360"/>
+      </w:pPr>
+      <w:rPr>
+        <w:rFonts w:ascii="Wingdings" w:hAnsi="Wingdings" w:hint="default"/>
+        <w:sz w:val="20"/>
+      </w:rPr>
+    </w:lvl>
+    <w:lvl w:ilvl="4" w:tentative="1">
+      <w:start w:val="1"/>
+      <w:numFmt w:val="bullet"/>
+      <w:lvlText w:val=""/>
+      <w:lvlJc w:val="left"/>
+      <w:pPr>
+        <w:tabs>
+          <w:tab w:val="num" w:pos="3600"/>
+        </w:tabs>
+        <w:ind w:left="3600" w:hanging="360"/>
+      </w:pPr>
+      <w:rPr>
+        <w:rFonts w:ascii="Wingdings" w:hAnsi="Wingdings" w:hint="default"/>
+        <w:sz w:val="20"/>
+      </w:rPr>
+    </w:lvl>
+    <w:lvl w:ilvl="5" w:tentative="1">
+      <w:start w:val="1"/>
+      <w:numFmt w:val="bullet"/>
+      <w:lvlText w:val=""/>
+      <w:lvlJc w:val="left"/>
+      <w:pPr>
+        <w:tabs>
+          <w:tab w:val="num" w:pos="4320"/>
+        </w:tabs>
+        <w:ind w:left="4320" w:hanging="360"/>
+      </w:pPr>
+      <w:rPr>
+        <w:rFonts w:ascii="Wingdings" w:hAnsi="Wingdings" w:hint="default"/>
+        <w:sz w:val="20"/>
+      </w:rPr>
+    </w:lvl>
+    <w:lvl w:ilvl="6" w:tentative="1">
+      <w:start w:val="1"/>
+      <w:numFmt w:val="bullet"/>
+      <w:lvlText w:val=""/>
+      <w:lvlJc w:val="left"/>
+      <w:pPr>
+        <w:tabs>
+          <w:tab w:val="num" w:pos="5040"/>
+        </w:tabs>
+        <w:ind w:left="5040" w:hanging="360"/>
+      </w:pPr>
+      <w:rPr>
+        <w:rFonts w:ascii="Wingdings" w:hAnsi="Wingdings" w:hint="default"/>
+        <w:sz w:val="20"/>
+      </w:rPr>
+    </w:lvl>
+    <w:lvl w:ilvl="7" w:tentative="1">
+      <w:start w:val="1"/>
+      <w:numFmt w:val="bullet"/>
+      <w:lvlText w:val=""/>
+      <w:lvlJc w:val="left"/>
+      <w:pPr>
+        <w:tabs>
+          <w:tab w:val="num" w:pos="5760"/>
+        </w:tabs>
+        <w:ind w:left="5760" w:hanging="360"/>
+      </w:pPr>
+      <w:rPr>
+        <w:rFonts w:ascii="Wingdings" w:hAnsi="Wingdings" w:hint="default"/>
+        <w:sz w:val="20"/>
+      </w:rPr>
+    </w:lvl>
+    <w:lvl w:ilvl="8" w:tentative="1">
+      <w:start w:val="1"/>
+      <w:numFmt w:val="bullet"/>
+      <w:lvlText w:val=""/>
+      <w:lvlJc w:val="left"/>
+      <w:pPr>
+        <w:tabs>
+          <w:tab w:val="num" w:pos="6480"/>
+        </w:tabs>
+        <w:ind w:left="6480" w:hanging="360"/>
+      </w:pPr>
+      <w:rPr>
+        <w:rFonts w:ascii="Wingdings" w:hAnsi="Wingdings" w:hint="default"/>
+        <w:sz w:val="20"/>
+      </w:rPr>
+    </w:lvl>
+  </w:abstractNum>
+  <w:abstractNum w:abstractNumId="26" w15:restartNumberingAfterBreak="0">
     <w:nsid w:val="75B858F2"/>
     <w:multiLevelType w:val="multilevel"/>
     <w:tmpl w:val="2C00407C"/>
@@ -8939,61 +14036,85 @@
     </w:lvl>
   </w:abstractNum>
   <w:num w:numId="1" w16cid:durableId="835418083">
+    <w:abstractNumId w:val="26"/>
+  </w:num>
+  <w:num w:numId="2" w16cid:durableId="2057044623">
+    <w:abstractNumId w:val="16"/>
+  </w:num>
+  <w:num w:numId="3" w16cid:durableId="1517577833">
+    <w:abstractNumId w:val="15"/>
+  </w:num>
+  <w:num w:numId="4" w16cid:durableId="612829287">
+    <w:abstractNumId w:val="3"/>
+  </w:num>
+  <w:num w:numId="5" w16cid:durableId="804204868">
+    <w:abstractNumId w:val="12"/>
+  </w:num>
+  <w:num w:numId="6" w16cid:durableId="1847402634">
+    <w:abstractNumId w:val="10"/>
+  </w:num>
+  <w:num w:numId="7" w16cid:durableId="1753308607">
     <w:abstractNumId w:val="18"/>
   </w:num>
-  <w:num w:numId="2" w16cid:durableId="2057044623">
-    <w:abstractNumId w:val="12"/>
-  </w:num>
-  <w:num w:numId="3" w16cid:durableId="1517577833">
-    <w:abstractNumId w:val="11"/>
-  </w:num>
-  <w:num w:numId="4" w16cid:durableId="612829287">
-    <w:abstractNumId w:val="1"/>
-  </w:num>
-  <w:num w:numId="5" w16cid:durableId="804204868">
-    <w:abstractNumId w:val="8"/>
-  </w:num>
-  <w:num w:numId="6" w16cid:durableId="1847402634">
+  <w:num w:numId="8" w16cid:durableId="1456947545">
     <w:abstractNumId w:val="6"/>
   </w:num>
-  <w:num w:numId="7" w16cid:durableId="1753308607">
-    <w:abstractNumId w:val="14"/>
-  </w:num>
-  <w:num w:numId="8" w16cid:durableId="1456947545">
-    <w:abstractNumId w:val="3"/>
-  </w:num>
   <w:num w:numId="9" w16cid:durableId="1140458855">
-    <w:abstractNumId w:val="9"/>
+    <w:abstractNumId w:val="13"/>
   </w:num>
   <w:num w:numId="10" w16cid:durableId="114643779">
     <w:abstractNumId w:val="0"/>
   </w:num>
   <w:num w:numId="11" w16cid:durableId="2120098402">
+    <w:abstractNumId w:val="24"/>
+  </w:num>
+  <w:num w:numId="12" w16cid:durableId="267808898">
+    <w:abstractNumId w:val="14"/>
+  </w:num>
+  <w:num w:numId="13" w16cid:durableId="45689138">
+    <w:abstractNumId w:val="22"/>
+  </w:num>
+  <w:num w:numId="14" w16cid:durableId="410784808">
+    <w:abstractNumId w:val="4"/>
+  </w:num>
+  <w:num w:numId="15" w16cid:durableId="383680154">
+    <w:abstractNumId w:val="11"/>
+  </w:num>
+  <w:num w:numId="16" w16cid:durableId="743381584">
+    <w:abstractNumId w:val="8"/>
+  </w:num>
+  <w:num w:numId="17" w16cid:durableId="1123113104">
+    <w:abstractNumId w:val="9"/>
+  </w:num>
+  <w:num w:numId="18" w16cid:durableId="1341350463">
+    <w:abstractNumId w:val="20"/>
+  </w:num>
+  <w:num w:numId="19" w16cid:durableId="1411346574">
     <w:abstractNumId w:val="17"/>
   </w:num>
-  <w:num w:numId="12" w16cid:durableId="267808898">
-    <w:abstractNumId w:val="10"/>
+  <w:num w:numId="20" w16cid:durableId="1164932040">
+    <w:abstractNumId w:val="19"/>
   </w:num>
-  <w:num w:numId="13" w16cid:durableId="45689138">
-    <w:abstractNumId w:val="16"/>
-  </w:num>
-  <w:num w:numId="14" w16cid:durableId="410784808">
+  <w:num w:numId="21" w16cid:durableId="613556890">
     <w:abstractNumId w:val="2"/>
   </w:num>
-  <w:num w:numId="15" w16cid:durableId="383680154">
+  <w:num w:numId="22" w16cid:durableId="1342048278">
     <w:abstractNumId w:val="7"/>
   </w:num>
-  <w:num w:numId="16" w16cid:durableId="743381584">
-    <w:abstractNumId w:val="4"/>
+  <w:num w:numId="23" w16cid:durableId="1656641965">
+    <w:abstractNumId w:val="23"/>
   </w:num>
-  <w:num w:numId="17" w16cid:durableId="1123113104">
+  <w:num w:numId="24" w16cid:durableId="1882012258">
     <w:abstractNumId w:val="5"/>
   </w:num>
-  <w:num w:numId="18" w16cid:durableId="1341350463">
-    <w:abstractNumId w:val="15"/>
+  <w:num w:numId="25" w16cid:durableId="592587601">
+    <w:abstractNumId w:val="25"/>
   </w:num>
-  <w:num w:numId="19" w16cid:durableId="1411346574">
-    <w:abstractNumId w:val="13"/>
+  <w:num w:numId="26" w16cid:durableId="1713843331">
+    <w:abstractNumId w:val="1"/>
+  </w:num>
+  <w:num w:numId="27" w16cid:durableId="706444903">
+    <w:abstractNumId w:val="21"/>
   </w:num>
 </w:numbering>
 </file>
@@ -9914,6 +15035,69 @@
       <w:spacing w:val="5"/>
     </w:rPr>
   </w:style>
+  <w:style w:type="paragraph" w:styleId="Caption">
+    <w:name w:val="caption"/>
+    <w:basedOn w:val="Normal"/>
+    <w:next w:val="Normal"/>
+    <w:uiPriority w:val="35"/>
+    <w:unhideWhenUsed/>
+    <w:qFormat/>
+    <w:rsid w:val="001E6666"/>
+    <w:pPr>
+      <w:spacing w:after="200" w:line="240" w:lineRule="auto"/>
+    </w:pPr>
+    <w:rPr>
+      <w:i/>
+      <w:iCs/>
+      <w:color w:val="44546A" w:themeColor="text2"/>
+      <w:sz w:val="18"/>
+      <w:szCs w:val="18"/>
+    </w:rPr>
+  </w:style>
+  <w:style w:type="paragraph" w:styleId="Header">
+    <w:name w:val="header"/>
+    <w:basedOn w:val="Normal"/>
+    <w:link w:val="HeaderChar"/>
+    <w:uiPriority w:val="99"/>
+    <w:unhideWhenUsed/>
+    <w:rsid w:val="000562D7"/>
+    <w:pPr>
+      <w:tabs>
+        <w:tab w:val="center" w:pos="4513"/>
+        <w:tab w:val="right" w:pos="9026"/>
+      </w:tabs>
+      <w:spacing w:after="0" w:line="240" w:lineRule="auto"/>
+    </w:pPr>
+  </w:style>
+  <w:style w:type="character" w:customStyle="1" w:styleId="HeaderChar">
+    <w:name w:val="Header Char"/>
+    <w:basedOn w:val="DefaultParagraphFont"/>
+    <w:link w:val="Header"/>
+    <w:uiPriority w:val="99"/>
+    <w:rsid w:val="000562D7"/>
+  </w:style>
+  <w:style w:type="paragraph" w:styleId="Footer">
+    <w:name w:val="footer"/>
+    <w:basedOn w:val="Normal"/>
+    <w:link w:val="FooterChar"/>
+    <w:uiPriority w:val="99"/>
+    <w:unhideWhenUsed/>
+    <w:rsid w:val="000562D7"/>
+    <w:pPr>
+      <w:tabs>
+        <w:tab w:val="center" w:pos="4513"/>
+        <w:tab w:val="right" w:pos="9026"/>
+      </w:tabs>
+      <w:spacing w:after="0" w:line="240" w:lineRule="auto"/>
+    </w:pPr>
+  </w:style>
+  <w:style w:type="character" w:customStyle="1" w:styleId="FooterChar">
+    <w:name w:val="Footer Char"/>
+    <w:basedOn w:val="DefaultParagraphFont"/>
+    <w:link w:val="Footer"/>
+    <w:uiPriority w:val="99"/>
+    <w:rsid w:val="000562D7"/>
+  </w:style>
 </w:styles>
 </file>
 
